--- a/rapports/2026-06-06/EQ22/EQ22_sup_v2/DR_malforme_1_24101E_11/03-09-93-47.docx
+++ b/rapports/2026-06-06/EQ22/EQ22_sup_v2/DR_malforme_1_24101E_11/03-09-93-47.docx
@@ -297,7 +297,7 @@
           <w:color w:val="1F6FEB"/>
           <w:sz w:val="22"/>
         </w:rPr>
-        <w:t>⚠ INCOHÉRENCES À CORRIGER (98)</w:t>
+        <w:t>⚠ INCOHÉRENCES À CORRIGER (95)</w:t>
       </w:r>
     </w:p>
     <w:tbl>
@@ -1925,7 +1925,7 @@
                 <w:i w:val="0"/>
                 <w:sz w:val="17"/>
               </w:rPr>
-              <w:t>Incohérence!!! seulement les écoles privées paient les frais de scolarité (y compris les frais d'inscription).</w:t>
+              <w:t>Incohérence ! MOUHAMED KA est âgé de 12 ans et fréquente 1ére année de Secondaire 1 (Moyen) Général , tandis qu'il a débuté l'école à l'âge de 7 ans.</w:t>
             </w:r>
           </w:p>
         </w:tc>
@@ -1984,7 +1984,7 @@
                 <w:color w:val="16A34A"/>
                 <w:sz w:val="16"/>
               </w:rPr>
-              <w:t>—</w:t>
+              <w:t>s02q15, s02q08</w:t>
             </w:r>
           </w:p>
         </w:tc>
@@ -2015,7 +2015,7 @@
                 <w:i w:val="0"/>
                 <w:sz w:val="17"/>
               </w:rPr>
-              <w:t>Incohérence ! MOUHAMED KA est âgé de 12 ans et fréquente 1ére année de Secondaire 1 (Moyen) Général , tandis qu'il a débuté l'école à l'âge de 7 ans.</w:t>
+              <w:t>Veuillez vérifier les informations renseignées aux questions s02q15, s02q08 ainsi que l'âge de l'individu, et corriger l'incohérence.</w:t>
             </w:r>
           </w:p>
         </w:tc>
@@ -2074,7 +2074,7 @@
                 <w:color w:val="16A34A"/>
                 <w:sz w:val="16"/>
               </w:rPr>
-              <w:t>s02q15, s02q08</w:t>
+              <w:t>s01q00b, s02q17_2, s02q15_2</w:t>
             </w:r>
           </w:p>
         </w:tc>
@@ -2105,7 +2105,7 @@
                 <w:i w:val="0"/>
                 <w:sz w:val="17"/>
               </w:rPr>
-              <w:t>Veuillez vérifier les informations renseignées aux questions s02q15, s02q08 ainsi que l'âge de l'individu, et corriger l'incohérence.</w:t>
+              <w:t>Incohérence!! YOUSSOU KA fréquente 2ème année de Primaire mais ne paie ni la scolarité ni la cotisation, prière de corriger ou fournir une explication à cela.</w:t>
             </w:r>
           </w:p>
         </w:tc>
@@ -2164,7 +2164,7 @@
                 <w:color w:val="16A34A"/>
                 <w:sz w:val="16"/>
               </w:rPr>
-              <w:t>s01q00b, s02q17_2, s02q15_2</w:t>
+              <w:t>—</w:t>
             </w:r>
           </w:p>
         </w:tc>
@@ -2195,7 +2195,7 @@
                 <w:i w:val="0"/>
                 <w:sz w:val="17"/>
               </w:rPr>
-              <w:t>Incohérence!! YOUSSOU KA fréquente 2ème année de Primaire mais ne paie ni la scolarité ni la cotisation, prière de corriger ou fournir une explication à cela.</w:t>
+              <w:t>Incohérent!! Le niveau d'instruction déclaré par l'un des enfants (Primaire) au niveau de la section 1 de ABDOULAYE KA diffère de celui donné par ABDOULAYE KA lui-même qui affirme ne pas avoir frequenté l'école formelle.</w:t>
             </w:r>
           </w:p>
         </w:tc>
@@ -2408,6 +2408,1446 @@
                 <w:i w:val="0"/>
                 <w:sz w:val="16"/>
               </w:rPr>
+              <w:t>S10</w:t>
+              <w:br/>
+            </w:r>
+            <w:r>
+              <w:rPr>
+                <w:b w:val="0"/>
+                <w:i w:val="0"/>
+                <w:color w:val="64748B"/>
+                <w:sz w:val="14"/>
+              </w:rPr>
+              <w:t>Logement</w:t>
+            </w:r>
+          </w:p>
+        </w:tc>
+        <w:tc>
+          <w:tcPr>
+            <w:tcW w:type="dxa" w:w="1531"/>
+          </w:tcPr>
+          <w:p>
+            <w:r>
+              <w:rPr>
+                <w:b/>
+                <w:i w:val="0"/>
+                <w:color w:val="16A34A"/>
+                <w:sz w:val="16"/>
+              </w:rPr>
+              <w:t>s10q47, s10q46</w:t>
+            </w:r>
+          </w:p>
+        </w:tc>
+        <w:tc>
+          <w:tcPr>
+            <w:tcW w:type="dxa" w:w="1191"/>
+          </w:tcPr>
+          <w:p>
+            <w:r>
+              <w:rPr>
+                <w:b w:val="0"/>
+                <w:i w:val="0"/>
+                <w:color w:val="64748B"/>
+                <w:sz w:val="16"/>
+              </w:rPr>
+              <w:t>GT-CQ</w:t>
+            </w:r>
+          </w:p>
+        </w:tc>
+        <w:tc>
+          <w:tcPr>
+            <w:tcW w:type="dxa" w:w="4706"/>
+          </w:tcPr>
+          <w:p>
+            <w:r>
+              <w:rPr>
+                <w:b w:val="0"/>
+                <w:i w:val="0"/>
+                <w:sz w:val="17"/>
+              </w:rPr>
+              <w:t>Incohérence! L'entreprise vente de omo a depensé pour l'achat des marchandises revendues en état (s10q47 different de 0) mais dit n'avoir réçu aucune somme sur la revente de ces marchandises achetées et revendues en état (s10q46 est égal à 0), prière de fournir d'effort pour estimer le montant obtenu sur la revente de ces marchandises achetées et revendues en état.</w:t>
+            </w:r>
+          </w:p>
+        </w:tc>
+      </w:tr>
+      <w:tr>
+        <w:tc>
+          <w:tcPr>
+            <w:tcW w:type="dxa" w:w="964"/>
+          </w:tcPr>
+          <w:p>
+            <w:r>
+              <w:rPr>
+                <w:b/>
+                <w:i w:val="0"/>
+                <w:color w:val="EA580C"/>
+                <w:sz w:val="16"/>
+              </w:rPr>
+              <w:t>Moyenne</w:t>
+            </w:r>
+          </w:p>
+        </w:tc>
+        <w:tc>
+          <w:tcPr>
+            <w:tcW w:type="dxa" w:w="1247"/>
+          </w:tcPr>
+          <w:p>
+            <w:r>
+              <w:rPr>
+                <w:b/>
+                <w:i w:val="0"/>
+                <w:sz w:val="16"/>
+              </w:rPr>
+              <w:t>S00</w:t>
+              <w:br/>
+            </w:r>
+            <w:r>
+              <w:rPr>
+                <w:b w:val="0"/>
+                <w:i w:val="0"/>
+                <w:color w:val="64748B"/>
+                <w:sz w:val="14"/>
+              </w:rPr>
+              <w:t>Identification</w:t>
+            </w:r>
+          </w:p>
+        </w:tc>
+        <w:tc>
+          <w:tcPr>
+            <w:tcW w:type="dxa" w:w="1531"/>
+          </w:tcPr>
+          <w:p>
+            <w:r>
+              <w:rPr>
+                <w:b/>
+                <w:i w:val="0"/>
+                <w:color w:val="16A34A"/>
+                <w:sz w:val="16"/>
+              </w:rPr>
+              <w:t>—</w:t>
+            </w:r>
+          </w:p>
+        </w:tc>
+        <w:tc>
+          <w:tcPr>
+            <w:tcW w:type="dxa" w:w="1191"/>
+          </w:tcPr>
+          <w:p>
+            <w:r>
+              <w:rPr>
+                <w:b w:val="0"/>
+                <w:i w:val="0"/>
+                <w:color w:val="64748B"/>
+                <w:sz w:val="16"/>
+              </w:rPr>
+              <w:t>GT-CQ</w:t>
+            </w:r>
+          </w:p>
+        </w:tc>
+        <w:tc>
+          <w:tcPr>
+            <w:tcW w:type="dxa" w:w="4706"/>
+          </w:tcPr>
+          <w:p>
+            <w:r>
+              <w:rPr>
+                <w:b w:val="0"/>
+                <w:i w:val="0"/>
+                <w:sz w:val="17"/>
+              </w:rPr>
+              <w:t>Il est obligatoire de prendre les coordonnées Gps avant d'administrer le questionnaire.</w:t>
+            </w:r>
+          </w:p>
+        </w:tc>
+      </w:tr>
+      <w:tr>
+        <w:tc>
+          <w:tcPr>
+            <w:tcW w:type="dxa" w:w="964"/>
+          </w:tcPr>
+          <w:p>
+            <w:r>
+              <w:rPr>
+                <w:b/>
+                <w:i w:val="0"/>
+                <w:color w:val="EA580C"/>
+                <w:sz w:val="16"/>
+              </w:rPr>
+              <w:t>Moyenne</w:t>
+            </w:r>
+          </w:p>
+        </w:tc>
+        <w:tc>
+          <w:tcPr>
+            <w:tcW w:type="dxa" w:w="1247"/>
+          </w:tcPr>
+          <w:p>
+            <w:r>
+              <w:rPr>
+                <w:b/>
+                <w:i w:val="0"/>
+                <w:sz w:val="16"/>
+              </w:rPr>
+              <w:t>S00</w:t>
+              <w:br/>
+            </w:r>
+            <w:r>
+              <w:rPr>
+                <w:b w:val="0"/>
+                <w:i w:val="0"/>
+                <w:color w:val="64748B"/>
+                <w:sz w:val="14"/>
+              </w:rPr>
+              <w:t>Identification</w:t>
+            </w:r>
+          </w:p>
+        </w:tc>
+        <w:tc>
+          <w:tcPr>
+            <w:tcW w:type="dxa" w:w="1531"/>
+          </w:tcPr>
+          <w:p>
+            <w:r>
+              <w:rPr>
+                <w:b/>
+                <w:i w:val="0"/>
+                <w:color w:val="16A34A"/>
+                <w:sz w:val="16"/>
+              </w:rPr>
+              <w:t>—</w:t>
+            </w:r>
+          </w:p>
+        </w:tc>
+        <w:tc>
+          <w:tcPr>
+            <w:tcW w:type="dxa" w:w="1191"/>
+          </w:tcPr>
+          <w:p>
+            <w:r>
+              <w:rPr>
+                <w:b w:val="0"/>
+                <w:i w:val="0"/>
+                <w:color w:val="64748B"/>
+                <w:sz w:val="16"/>
+              </w:rPr>
+              <w:t>GT-CQ</w:t>
+            </w:r>
+          </w:p>
+        </w:tc>
+        <w:tc>
+          <w:tcPr>
+            <w:tcW w:type="dxa" w:w="4706"/>
+          </w:tcPr>
+          <w:p>
+            <w:r>
+              <w:rPr>
+                <w:b w:val="0"/>
+                <w:i w:val="0"/>
+                <w:sz w:val="17"/>
+              </w:rPr>
+              <w:t>Prière de prendre les coordonnées GPS.</w:t>
+            </w:r>
+          </w:p>
+        </w:tc>
+      </w:tr>
+      <w:tr>
+        <w:tc>
+          <w:tcPr>
+            <w:tcW w:type="dxa" w:w="964"/>
+          </w:tcPr>
+          <w:p>
+            <w:r>
+              <w:rPr>
+                <w:b/>
+                <w:i w:val="0"/>
+                <w:color w:val="EA580C"/>
+                <w:sz w:val="16"/>
+              </w:rPr>
+              <w:t>Moyenne</w:t>
+            </w:r>
+          </w:p>
+        </w:tc>
+        <w:tc>
+          <w:tcPr>
+            <w:tcW w:type="dxa" w:w="1247"/>
+          </w:tcPr>
+          <w:p>
+            <w:r>
+              <w:rPr>
+                <w:b/>
+                <w:i w:val="0"/>
+                <w:sz w:val="16"/>
+              </w:rPr>
+              <w:t>S00</w:t>
+              <w:br/>
+            </w:r>
+            <w:r>
+              <w:rPr>
+                <w:b w:val="0"/>
+                <w:i w:val="0"/>
+                <w:color w:val="64748B"/>
+                <w:sz w:val="14"/>
+              </w:rPr>
+              <w:t>Identification</w:t>
+            </w:r>
+          </w:p>
+        </w:tc>
+        <w:tc>
+          <w:tcPr>
+            <w:tcW w:type="dxa" w:w="1531"/>
+          </w:tcPr>
+          <w:p>
+            <w:r>
+              <w:rPr>
+                <w:b/>
+                <w:i w:val="0"/>
+                <w:color w:val="16A34A"/>
+                <w:sz w:val="16"/>
+              </w:rPr>
+              <w:t>—</w:t>
+            </w:r>
+          </w:p>
+        </w:tc>
+        <w:tc>
+          <w:tcPr>
+            <w:tcW w:type="dxa" w:w="1191"/>
+          </w:tcPr>
+          <w:p>
+            <w:r>
+              <w:rPr>
+                <w:b w:val="0"/>
+                <w:i w:val="0"/>
+                <w:color w:val="64748B"/>
+                <w:sz w:val="16"/>
+              </w:rPr>
+              <w:t>GT-CQ</w:t>
+            </w:r>
+          </w:p>
+        </w:tc>
+        <w:tc>
+          <w:tcPr>
+            <w:tcW w:type="dxa" w:w="4706"/>
+          </w:tcPr>
+          <w:p>
+            <w:r>
+              <w:rPr>
+                <w:b w:val="0"/>
+                <w:i w:val="0"/>
+                <w:sz w:val="17"/>
+              </w:rPr>
+              <w:t>L'adresse ou la localisation du ménage doit être bien renseignée, ne doit pas contenir des numéros de téléphone et elle semble courte pour être une adresse.</w:t>
+            </w:r>
+          </w:p>
+        </w:tc>
+      </w:tr>
+      <w:tr>
+        <w:tc>
+          <w:tcPr>
+            <w:tcW w:type="dxa" w:w="964"/>
+          </w:tcPr>
+          <w:p>
+            <w:r>
+              <w:rPr>
+                <w:b/>
+                <w:i w:val="0"/>
+                <w:color w:val="EA580C"/>
+                <w:sz w:val="16"/>
+              </w:rPr>
+              <w:t>Moyenne</w:t>
+            </w:r>
+          </w:p>
+        </w:tc>
+        <w:tc>
+          <w:tcPr>
+            <w:tcW w:type="dxa" w:w="1247"/>
+          </w:tcPr>
+          <w:p>
+            <w:r>
+              <w:rPr>
+                <w:b/>
+                <w:i w:val="0"/>
+                <w:sz w:val="16"/>
+              </w:rPr>
+              <w:t>S00</w:t>
+              <w:br/>
+            </w:r>
+            <w:r>
+              <w:rPr>
+                <w:b w:val="0"/>
+                <w:i w:val="0"/>
+                <w:color w:val="64748B"/>
+                <w:sz w:val="14"/>
+              </w:rPr>
+              <w:t>Identification</w:t>
+            </w:r>
+          </w:p>
+        </w:tc>
+        <w:tc>
+          <w:tcPr>
+            <w:tcW w:type="dxa" w:w="1531"/>
+          </w:tcPr>
+          <w:p>
+            <w:r>
+              <w:rPr>
+                <w:b/>
+                <w:i w:val="0"/>
+                <w:color w:val="16A34A"/>
+                <w:sz w:val="16"/>
+              </w:rPr>
+              <w:t>—</w:t>
+            </w:r>
+          </w:p>
+        </w:tc>
+        <w:tc>
+          <w:tcPr>
+            <w:tcW w:type="dxa" w:w="1191"/>
+          </w:tcPr>
+          <w:p>
+            <w:r>
+              <w:rPr>
+                <w:b w:val="0"/>
+                <w:i w:val="0"/>
+                <w:color w:val="64748B"/>
+                <w:sz w:val="16"/>
+              </w:rPr>
+              <w:t>GT-CQ</w:t>
+            </w:r>
+          </w:p>
+        </w:tc>
+        <w:tc>
+          <w:tcPr>
+            <w:tcW w:type="dxa" w:w="4706"/>
+          </w:tcPr>
+          <w:p>
+            <w:r>
+              <w:rPr>
+                <w:b w:val="0"/>
+                <w:i w:val="0"/>
+                <w:sz w:val="17"/>
+              </w:rPr>
+              <w:t>Prière de renseigner la bonne adresse.</w:t>
+            </w:r>
+          </w:p>
+        </w:tc>
+      </w:tr>
+      <w:tr>
+        <w:tc>
+          <w:tcPr>
+            <w:tcW w:type="dxa" w:w="964"/>
+          </w:tcPr>
+          <w:p>
+            <w:r>
+              <w:rPr>
+                <w:b/>
+                <w:i w:val="0"/>
+                <w:color w:val="EA580C"/>
+                <w:sz w:val="16"/>
+              </w:rPr>
+              <w:t>Moyenne</w:t>
+            </w:r>
+          </w:p>
+        </w:tc>
+        <w:tc>
+          <w:tcPr>
+            <w:tcW w:type="dxa" w:w="1247"/>
+          </w:tcPr>
+          <w:p>
+            <w:r>
+              <w:rPr>
+                <w:b/>
+                <w:i w:val="0"/>
+                <w:sz w:val="16"/>
+              </w:rPr>
+              <w:t>S01</w:t>
+              <w:br/>
+            </w:r>
+            <w:r>
+              <w:rPr>
+                <w:b w:val="0"/>
+                <w:i w:val="0"/>
+                <w:color w:val="64748B"/>
+                <w:sz w:val="14"/>
+              </w:rPr>
+              <w:t>Démographie</w:t>
+            </w:r>
+          </w:p>
+        </w:tc>
+        <w:tc>
+          <w:tcPr>
+            <w:tcW w:type="dxa" w:w="1531"/>
+          </w:tcPr>
+          <w:p>
+            <w:r>
+              <w:rPr>
+                <w:b/>
+                <w:i w:val="0"/>
+                <w:color w:val="16A34A"/>
+                <w:sz w:val="16"/>
+              </w:rPr>
+              <w:t>—</w:t>
+            </w:r>
+          </w:p>
+        </w:tc>
+        <w:tc>
+          <w:tcPr>
+            <w:tcW w:type="dxa" w:w="1191"/>
+          </w:tcPr>
+          <w:p>
+            <w:r>
+              <w:rPr>
+                <w:b w:val="0"/>
+                <w:i w:val="0"/>
+                <w:color w:val="64748B"/>
+                <w:sz w:val="16"/>
+              </w:rPr>
+              <w:t>GT-CQ</w:t>
+            </w:r>
+          </w:p>
+        </w:tc>
+        <w:tc>
+          <w:tcPr>
+            <w:tcW w:type="dxa" w:w="4706"/>
+          </w:tcPr>
+          <w:p>
+            <w:r>
+              <w:rPr>
+                <w:b w:val="0"/>
+                <w:i w:val="0"/>
+                <w:sz w:val="17"/>
+              </w:rPr>
+              <w:t>Prière de verifier l'information donnée par AÏDA KA ou corriger au niveau de la section 1.</w:t>
+            </w:r>
+          </w:p>
+        </w:tc>
+      </w:tr>
+      <w:tr>
+        <w:tc>
+          <w:tcPr>
+            <w:tcW w:type="dxa" w:w="964"/>
+          </w:tcPr>
+          <w:p>
+            <w:r>
+              <w:rPr>
+                <w:b/>
+                <w:i w:val="0"/>
+                <w:color w:val="EA580C"/>
+                <w:sz w:val="16"/>
+              </w:rPr>
+              <w:t>Moyenne</w:t>
+            </w:r>
+          </w:p>
+        </w:tc>
+        <w:tc>
+          <w:tcPr>
+            <w:tcW w:type="dxa" w:w="1247"/>
+          </w:tcPr>
+          <w:p>
+            <w:r>
+              <w:rPr>
+                <w:b/>
+                <w:i w:val="0"/>
+                <w:sz w:val="16"/>
+              </w:rPr>
+              <w:t>S01</w:t>
+              <w:br/>
+            </w:r>
+            <w:r>
+              <w:rPr>
+                <w:b w:val="0"/>
+                <w:i w:val="0"/>
+                <w:color w:val="64748B"/>
+                <w:sz w:val="14"/>
+              </w:rPr>
+              <w:t>Démographie</w:t>
+            </w:r>
+          </w:p>
+        </w:tc>
+        <w:tc>
+          <w:tcPr>
+            <w:tcW w:type="dxa" w:w="1531"/>
+          </w:tcPr>
+          <w:p>
+            <w:r>
+              <w:rPr>
+                <w:b/>
+                <w:i w:val="0"/>
+                <w:color w:val="16A34A"/>
+                <w:sz w:val="16"/>
+              </w:rPr>
+              <w:t>—</w:t>
+            </w:r>
+          </w:p>
+        </w:tc>
+        <w:tc>
+          <w:tcPr>
+            <w:tcW w:type="dxa" w:w="1191"/>
+          </w:tcPr>
+          <w:p>
+            <w:r>
+              <w:rPr>
+                <w:b w:val="0"/>
+                <w:i w:val="0"/>
+                <w:color w:val="64748B"/>
+                <w:sz w:val="16"/>
+              </w:rPr>
+              <w:t>GT-CQ</w:t>
+            </w:r>
+          </w:p>
+        </w:tc>
+        <w:tc>
+          <w:tcPr>
+            <w:tcW w:type="dxa" w:w="4706"/>
+          </w:tcPr>
+          <w:p>
+            <w:r>
+              <w:rPr>
+                <w:b w:val="0"/>
+                <w:i w:val="0"/>
+                <w:sz w:val="17"/>
+              </w:rPr>
+              <w:t>Prière de verifier l'information donnée par AÏSSATOU KA 2 ou corriger au niveau de la section 1.</w:t>
+            </w:r>
+          </w:p>
+        </w:tc>
+      </w:tr>
+      <w:tr>
+        <w:tc>
+          <w:tcPr>
+            <w:tcW w:type="dxa" w:w="964"/>
+          </w:tcPr>
+          <w:p>
+            <w:r>
+              <w:rPr>
+                <w:b/>
+                <w:i w:val="0"/>
+                <w:color w:val="EA580C"/>
+                <w:sz w:val="16"/>
+              </w:rPr>
+              <w:t>Moyenne</w:t>
+            </w:r>
+          </w:p>
+        </w:tc>
+        <w:tc>
+          <w:tcPr>
+            <w:tcW w:type="dxa" w:w="1247"/>
+          </w:tcPr>
+          <w:p>
+            <w:r>
+              <w:rPr>
+                <w:b/>
+                <w:i w:val="0"/>
+                <w:sz w:val="16"/>
+              </w:rPr>
+              <w:t>S01</w:t>
+              <w:br/>
+            </w:r>
+            <w:r>
+              <w:rPr>
+                <w:b w:val="0"/>
+                <w:i w:val="0"/>
+                <w:color w:val="64748B"/>
+                <w:sz w:val="14"/>
+              </w:rPr>
+              <w:t>Démographie</w:t>
+            </w:r>
+          </w:p>
+        </w:tc>
+        <w:tc>
+          <w:tcPr>
+            <w:tcW w:type="dxa" w:w="1531"/>
+          </w:tcPr>
+          <w:p>
+            <w:r>
+              <w:rPr>
+                <w:b/>
+                <w:i w:val="0"/>
+                <w:color w:val="16A34A"/>
+                <w:sz w:val="16"/>
+              </w:rPr>
+              <w:t>—</w:t>
+            </w:r>
+          </w:p>
+        </w:tc>
+        <w:tc>
+          <w:tcPr>
+            <w:tcW w:type="dxa" w:w="1191"/>
+          </w:tcPr>
+          <w:p>
+            <w:r>
+              <w:rPr>
+                <w:b w:val="0"/>
+                <w:i w:val="0"/>
+                <w:color w:val="64748B"/>
+                <w:sz w:val="16"/>
+              </w:rPr>
+              <w:t>GT-CQ</w:t>
+            </w:r>
+          </w:p>
+        </w:tc>
+        <w:tc>
+          <w:tcPr>
+            <w:tcW w:type="dxa" w:w="4706"/>
+          </w:tcPr>
+          <w:p>
+            <w:r>
+              <w:rPr>
+                <w:b w:val="0"/>
+                <w:i w:val="0"/>
+                <w:sz w:val="17"/>
+              </w:rPr>
+              <w:t>Prière de verifier l'information donnée par CHEIKH TIDIANE KA ou corriger au niveau de la section 1.</w:t>
+            </w:r>
+          </w:p>
+        </w:tc>
+      </w:tr>
+      <w:tr>
+        <w:tc>
+          <w:tcPr>
+            <w:tcW w:type="dxa" w:w="964"/>
+          </w:tcPr>
+          <w:p>
+            <w:r>
+              <w:rPr>
+                <w:b/>
+                <w:i w:val="0"/>
+                <w:color w:val="EA580C"/>
+                <w:sz w:val="16"/>
+              </w:rPr>
+              <w:t>Moyenne</w:t>
+            </w:r>
+          </w:p>
+        </w:tc>
+        <w:tc>
+          <w:tcPr>
+            <w:tcW w:type="dxa" w:w="1247"/>
+          </w:tcPr>
+          <w:p>
+            <w:r>
+              <w:rPr>
+                <w:b/>
+                <w:i w:val="0"/>
+                <w:sz w:val="16"/>
+              </w:rPr>
+              <w:t>S01</w:t>
+              <w:br/>
+            </w:r>
+            <w:r>
+              <w:rPr>
+                <w:b w:val="0"/>
+                <w:i w:val="0"/>
+                <w:color w:val="64748B"/>
+                <w:sz w:val="14"/>
+              </w:rPr>
+              <w:t>Démographie</w:t>
+            </w:r>
+          </w:p>
+        </w:tc>
+        <w:tc>
+          <w:tcPr>
+            <w:tcW w:type="dxa" w:w="1531"/>
+          </w:tcPr>
+          <w:p>
+            <w:r>
+              <w:rPr>
+                <w:b/>
+                <w:i w:val="0"/>
+                <w:color w:val="16A34A"/>
+                <w:sz w:val="16"/>
+              </w:rPr>
+              <w:t>—</w:t>
+            </w:r>
+          </w:p>
+        </w:tc>
+        <w:tc>
+          <w:tcPr>
+            <w:tcW w:type="dxa" w:w="1191"/>
+          </w:tcPr>
+          <w:p>
+            <w:r>
+              <w:rPr>
+                <w:b w:val="0"/>
+                <w:i w:val="0"/>
+                <w:color w:val="64748B"/>
+                <w:sz w:val="16"/>
+              </w:rPr>
+              <w:t>GT-CQ</w:t>
+            </w:r>
+          </w:p>
+        </w:tc>
+        <w:tc>
+          <w:tcPr>
+            <w:tcW w:type="dxa" w:w="4706"/>
+          </w:tcPr>
+          <w:p>
+            <w:r>
+              <w:rPr>
+                <w:b w:val="0"/>
+                <w:i w:val="0"/>
+                <w:sz w:val="17"/>
+              </w:rPr>
+              <w:t>Prière de verifier l'information donnée par ELHADJ DIOP KA ou corriger au niveau de la section 1.</w:t>
+            </w:r>
+          </w:p>
+        </w:tc>
+      </w:tr>
+      <w:tr>
+        <w:tc>
+          <w:tcPr>
+            <w:tcW w:type="dxa" w:w="964"/>
+          </w:tcPr>
+          <w:p>
+            <w:r>
+              <w:rPr>
+                <w:b/>
+                <w:i w:val="0"/>
+                <w:color w:val="EA580C"/>
+                <w:sz w:val="16"/>
+              </w:rPr>
+              <w:t>Moyenne</w:t>
+            </w:r>
+          </w:p>
+        </w:tc>
+        <w:tc>
+          <w:tcPr>
+            <w:tcW w:type="dxa" w:w="1247"/>
+          </w:tcPr>
+          <w:p>
+            <w:r>
+              <w:rPr>
+                <w:b/>
+                <w:i w:val="0"/>
+                <w:sz w:val="16"/>
+              </w:rPr>
+              <w:t>S01</w:t>
+              <w:br/>
+            </w:r>
+            <w:r>
+              <w:rPr>
+                <w:b w:val="0"/>
+                <w:i w:val="0"/>
+                <w:color w:val="64748B"/>
+                <w:sz w:val="14"/>
+              </w:rPr>
+              <w:t>Démographie</w:t>
+            </w:r>
+          </w:p>
+        </w:tc>
+        <w:tc>
+          <w:tcPr>
+            <w:tcW w:type="dxa" w:w="1531"/>
+          </w:tcPr>
+          <w:p>
+            <w:r>
+              <w:rPr>
+                <w:b/>
+                <w:i w:val="0"/>
+                <w:color w:val="16A34A"/>
+                <w:sz w:val="16"/>
+              </w:rPr>
+              <w:t>—</w:t>
+            </w:r>
+          </w:p>
+        </w:tc>
+        <w:tc>
+          <w:tcPr>
+            <w:tcW w:type="dxa" w:w="1191"/>
+          </w:tcPr>
+          <w:p>
+            <w:r>
+              <w:rPr>
+                <w:b w:val="0"/>
+                <w:i w:val="0"/>
+                <w:color w:val="64748B"/>
+                <w:sz w:val="16"/>
+              </w:rPr>
+              <w:t>GT-CQ</w:t>
+            </w:r>
+          </w:p>
+        </w:tc>
+        <w:tc>
+          <w:tcPr>
+            <w:tcW w:type="dxa" w:w="4706"/>
+          </w:tcPr>
+          <w:p>
+            <w:r>
+              <w:rPr>
+                <w:b w:val="0"/>
+                <w:i w:val="0"/>
+                <w:sz w:val="17"/>
+              </w:rPr>
+              <w:t>Prière de verifier l'information donnée par ELHADJ KA ou corriger au niveau de la section 1.</w:t>
+            </w:r>
+          </w:p>
+        </w:tc>
+      </w:tr>
+      <w:tr>
+        <w:tc>
+          <w:tcPr>
+            <w:tcW w:type="dxa" w:w="964"/>
+          </w:tcPr>
+          <w:p>
+            <w:r>
+              <w:rPr>
+                <w:b/>
+                <w:i w:val="0"/>
+                <w:color w:val="EA580C"/>
+                <w:sz w:val="16"/>
+              </w:rPr>
+              <w:t>Moyenne</w:t>
+            </w:r>
+          </w:p>
+        </w:tc>
+        <w:tc>
+          <w:tcPr>
+            <w:tcW w:type="dxa" w:w="1247"/>
+          </w:tcPr>
+          <w:p>
+            <w:r>
+              <w:rPr>
+                <w:b/>
+                <w:i w:val="0"/>
+                <w:sz w:val="16"/>
+              </w:rPr>
+              <w:t>S01</w:t>
+              <w:br/>
+            </w:r>
+            <w:r>
+              <w:rPr>
+                <w:b w:val="0"/>
+                <w:i w:val="0"/>
+                <w:color w:val="64748B"/>
+                <w:sz w:val="14"/>
+              </w:rPr>
+              <w:t>Démographie</w:t>
+            </w:r>
+          </w:p>
+        </w:tc>
+        <w:tc>
+          <w:tcPr>
+            <w:tcW w:type="dxa" w:w="1531"/>
+          </w:tcPr>
+          <w:p>
+            <w:r>
+              <w:rPr>
+                <w:b/>
+                <w:i w:val="0"/>
+                <w:color w:val="16A34A"/>
+                <w:sz w:val="16"/>
+              </w:rPr>
+              <w:t>—</w:t>
+            </w:r>
+          </w:p>
+        </w:tc>
+        <w:tc>
+          <w:tcPr>
+            <w:tcW w:type="dxa" w:w="1191"/>
+          </w:tcPr>
+          <w:p>
+            <w:r>
+              <w:rPr>
+                <w:b w:val="0"/>
+                <w:i w:val="0"/>
+                <w:color w:val="64748B"/>
+                <w:sz w:val="16"/>
+              </w:rPr>
+              <w:t>GT-CQ</w:t>
+            </w:r>
+          </w:p>
+        </w:tc>
+        <w:tc>
+          <w:tcPr>
+            <w:tcW w:type="dxa" w:w="4706"/>
+          </w:tcPr>
+          <w:p>
+            <w:r>
+              <w:rPr>
+                <w:b w:val="0"/>
+                <w:i w:val="0"/>
+                <w:sz w:val="17"/>
+              </w:rPr>
+              <w:t>Prière de verifier l'information donnée par KHADY KA ou corriger au niveau de la section 1.</w:t>
+            </w:r>
+          </w:p>
+        </w:tc>
+      </w:tr>
+      <w:tr>
+        <w:tc>
+          <w:tcPr>
+            <w:tcW w:type="dxa" w:w="964"/>
+          </w:tcPr>
+          <w:p>
+            <w:r>
+              <w:rPr>
+                <w:b/>
+                <w:i w:val="0"/>
+                <w:color w:val="EA580C"/>
+                <w:sz w:val="16"/>
+              </w:rPr>
+              <w:t>Moyenne</w:t>
+            </w:r>
+          </w:p>
+        </w:tc>
+        <w:tc>
+          <w:tcPr>
+            <w:tcW w:type="dxa" w:w="1247"/>
+          </w:tcPr>
+          <w:p>
+            <w:r>
+              <w:rPr>
+                <w:b/>
+                <w:i w:val="0"/>
+                <w:sz w:val="16"/>
+              </w:rPr>
+              <w:t>S01</w:t>
+              <w:br/>
+            </w:r>
+            <w:r>
+              <w:rPr>
+                <w:b w:val="0"/>
+                <w:i w:val="0"/>
+                <w:color w:val="64748B"/>
+                <w:sz w:val="14"/>
+              </w:rPr>
+              <w:t>Démographie</w:t>
+            </w:r>
+          </w:p>
+        </w:tc>
+        <w:tc>
+          <w:tcPr>
+            <w:tcW w:type="dxa" w:w="1531"/>
+          </w:tcPr>
+          <w:p>
+            <w:r>
+              <w:rPr>
+                <w:b/>
+                <w:i w:val="0"/>
+                <w:color w:val="16A34A"/>
+                <w:sz w:val="16"/>
+              </w:rPr>
+              <w:t>—</w:t>
+            </w:r>
+          </w:p>
+        </w:tc>
+        <w:tc>
+          <w:tcPr>
+            <w:tcW w:type="dxa" w:w="1191"/>
+          </w:tcPr>
+          <w:p>
+            <w:r>
+              <w:rPr>
+                <w:b w:val="0"/>
+                <w:i w:val="0"/>
+                <w:color w:val="64748B"/>
+                <w:sz w:val="16"/>
+              </w:rPr>
+              <w:t>GT-CQ</w:t>
+            </w:r>
+          </w:p>
+        </w:tc>
+        <w:tc>
+          <w:tcPr>
+            <w:tcW w:type="dxa" w:w="4706"/>
+          </w:tcPr>
+          <w:p>
+            <w:r>
+              <w:rPr>
+                <w:b w:val="0"/>
+                <w:i w:val="0"/>
+                <w:sz w:val="17"/>
+              </w:rPr>
+              <w:t>Prière de verifier l'information donnée par KHADY YACINE KA ou corriger au niveau de la section 1.</w:t>
+            </w:r>
+          </w:p>
+        </w:tc>
+      </w:tr>
+      <w:tr>
+        <w:tc>
+          <w:tcPr>
+            <w:tcW w:type="dxa" w:w="964"/>
+          </w:tcPr>
+          <w:p>
+            <w:r>
+              <w:rPr>
+                <w:b/>
+                <w:i w:val="0"/>
+                <w:color w:val="EA580C"/>
+                <w:sz w:val="16"/>
+              </w:rPr>
+              <w:t>Moyenne</w:t>
+            </w:r>
+          </w:p>
+        </w:tc>
+        <w:tc>
+          <w:tcPr>
+            <w:tcW w:type="dxa" w:w="1247"/>
+          </w:tcPr>
+          <w:p>
+            <w:r>
+              <w:rPr>
+                <w:b/>
+                <w:i w:val="0"/>
+                <w:sz w:val="16"/>
+              </w:rPr>
+              <w:t>S01</w:t>
+              <w:br/>
+            </w:r>
+            <w:r>
+              <w:rPr>
+                <w:b w:val="0"/>
+                <w:i w:val="0"/>
+                <w:color w:val="64748B"/>
+                <w:sz w:val="14"/>
+              </w:rPr>
+              <w:t>Démographie</w:t>
+            </w:r>
+          </w:p>
+        </w:tc>
+        <w:tc>
+          <w:tcPr>
+            <w:tcW w:type="dxa" w:w="1531"/>
+          </w:tcPr>
+          <w:p>
+            <w:r>
+              <w:rPr>
+                <w:b/>
+                <w:i w:val="0"/>
+                <w:color w:val="16A34A"/>
+                <w:sz w:val="16"/>
+              </w:rPr>
+              <w:t>—</w:t>
+            </w:r>
+          </w:p>
+        </w:tc>
+        <w:tc>
+          <w:tcPr>
+            <w:tcW w:type="dxa" w:w="1191"/>
+          </w:tcPr>
+          <w:p>
+            <w:r>
+              <w:rPr>
+                <w:b w:val="0"/>
+                <w:i w:val="0"/>
+                <w:color w:val="64748B"/>
+                <w:sz w:val="16"/>
+              </w:rPr>
+              <w:t>GT-CQ</w:t>
+            </w:r>
+          </w:p>
+        </w:tc>
+        <w:tc>
+          <w:tcPr>
+            <w:tcW w:type="dxa" w:w="4706"/>
+          </w:tcPr>
+          <w:p>
+            <w:r>
+              <w:rPr>
+                <w:b w:val="0"/>
+                <w:i w:val="0"/>
+                <w:sz w:val="17"/>
+              </w:rPr>
+              <w:t>Dans le cas contraire rassurez vous que c'est bien son fils/fille biologique.</w:t>
+            </w:r>
+          </w:p>
+        </w:tc>
+      </w:tr>
+      <w:tr>
+        <w:tc>
+          <w:tcPr>
+            <w:tcW w:type="dxa" w:w="964"/>
+          </w:tcPr>
+          <w:p>
+            <w:r>
+              <w:rPr>
+                <w:b/>
+                <w:i w:val="0"/>
+                <w:color w:val="EA580C"/>
+                <w:sz w:val="16"/>
+              </w:rPr>
+              <w:t>Moyenne</w:t>
+            </w:r>
+          </w:p>
+        </w:tc>
+        <w:tc>
+          <w:tcPr>
+            <w:tcW w:type="dxa" w:w="1247"/>
+          </w:tcPr>
+          <w:p>
+            <w:r>
+              <w:rPr>
+                <w:b/>
+                <w:i w:val="0"/>
+                <w:sz w:val="16"/>
+              </w:rPr>
+              <w:t>S01</w:t>
+              <w:br/>
+            </w:r>
+            <w:r>
+              <w:rPr>
+                <w:b w:val="0"/>
+                <w:i w:val="0"/>
+                <w:color w:val="64748B"/>
+                <w:sz w:val="14"/>
+              </w:rPr>
+              <w:t>Démographie</w:t>
+            </w:r>
+          </w:p>
+        </w:tc>
+        <w:tc>
+          <w:tcPr>
+            <w:tcW w:type="dxa" w:w="1531"/>
+          </w:tcPr>
+          <w:p>
+            <w:r>
+              <w:rPr>
+                <w:b/>
+                <w:i w:val="0"/>
+                <w:color w:val="16A34A"/>
+                <w:sz w:val="16"/>
+              </w:rPr>
+              <w:t>—</w:t>
+            </w:r>
+          </w:p>
+        </w:tc>
+        <w:tc>
+          <w:tcPr>
+            <w:tcW w:type="dxa" w:w="1191"/>
+          </w:tcPr>
+          <w:p>
+            <w:r>
+              <w:rPr>
+                <w:b w:val="0"/>
+                <w:i w:val="0"/>
+                <w:color w:val="64748B"/>
+                <w:sz w:val="16"/>
+              </w:rPr>
+              <w:t>GT-CQ</w:t>
+            </w:r>
+          </w:p>
+        </w:tc>
+        <w:tc>
+          <w:tcPr>
+            <w:tcW w:type="dxa" w:w="4706"/>
+          </w:tcPr>
+          <w:p>
+            <w:r>
+              <w:rPr>
+                <w:b w:val="0"/>
+                <w:i w:val="0"/>
+                <w:sz w:val="17"/>
+              </w:rPr>
+              <w:t>Prière de verifier l'information donnée par MOUHAMED KA ou corriger au niveau de la section 1.</w:t>
+            </w:r>
+          </w:p>
+        </w:tc>
+      </w:tr>
+      <w:tr>
+        <w:tc>
+          <w:tcPr>
+            <w:tcW w:type="dxa" w:w="964"/>
+          </w:tcPr>
+          <w:p>
+            <w:r>
+              <w:rPr>
+                <w:b/>
+                <w:i w:val="0"/>
+                <w:color w:val="EA580C"/>
+                <w:sz w:val="16"/>
+              </w:rPr>
+              <w:t>Moyenne</w:t>
+            </w:r>
+          </w:p>
+        </w:tc>
+        <w:tc>
+          <w:tcPr>
+            <w:tcW w:type="dxa" w:w="1247"/>
+          </w:tcPr>
+          <w:p>
+            <w:r>
+              <w:rPr>
+                <w:b/>
+                <w:i w:val="0"/>
+                <w:sz w:val="16"/>
+              </w:rPr>
+              <w:t>S01</w:t>
+              <w:br/>
+            </w:r>
+            <w:r>
+              <w:rPr>
+                <w:b w:val="0"/>
+                <w:i w:val="0"/>
+                <w:color w:val="64748B"/>
+                <w:sz w:val="14"/>
+              </w:rPr>
+              <w:t>Démographie</w:t>
+            </w:r>
+          </w:p>
+        </w:tc>
+        <w:tc>
+          <w:tcPr>
+            <w:tcW w:type="dxa" w:w="1531"/>
+          </w:tcPr>
+          <w:p>
+            <w:r>
+              <w:rPr>
+                <w:b/>
+                <w:i w:val="0"/>
+                <w:color w:val="16A34A"/>
+                <w:sz w:val="16"/>
+              </w:rPr>
+              <w:t>—</w:t>
+            </w:r>
+          </w:p>
+        </w:tc>
+        <w:tc>
+          <w:tcPr>
+            <w:tcW w:type="dxa" w:w="1191"/>
+          </w:tcPr>
+          <w:p>
+            <w:r>
+              <w:rPr>
+                <w:b w:val="0"/>
+                <w:i w:val="0"/>
+                <w:color w:val="64748B"/>
+                <w:sz w:val="16"/>
+              </w:rPr>
+              <w:t>GT-CQ</w:t>
+            </w:r>
+          </w:p>
+        </w:tc>
+        <w:tc>
+          <w:tcPr>
+            <w:tcW w:type="dxa" w:w="4706"/>
+          </w:tcPr>
+          <w:p>
+            <w:r>
+              <w:rPr>
+                <w:b w:val="0"/>
+                <w:i w:val="0"/>
+                <w:sz w:val="17"/>
+              </w:rPr>
+              <w:t>Prière de verifier l'information donnée par NAFI KA ou corriger au niveau de la section 1.</w:t>
+            </w:r>
+          </w:p>
+        </w:tc>
+      </w:tr>
+      <w:tr>
+        <w:tc>
+          <w:tcPr>
+            <w:tcW w:type="dxa" w:w="964"/>
+          </w:tcPr>
+          <w:p>
+            <w:r>
+              <w:rPr>
+                <w:b/>
+                <w:i w:val="0"/>
+                <w:color w:val="EA580C"/>
+                <w:sz w:val="16"/>
+              </w:rPr>
+              <w:t>Moyenne</w:t>
+            </w:r>
+          </w:p>
+        </w:tc>
+        <w:tc>
+          <w:tcPr>
+            <w:tcW w:type="dxa" w:w="1247"/>
+          </w:tcPr>
+          <w:p>
+            <w:r>
+              <w:rPr>
+                <w:b/>
+                <w:i w:val="0"/>
+                <w:sz w:val="16"/>
+              </w:rPr>
+              <w:t>S01</w:t>
+              <w:br/>
+            </w:r>
+            <w:r>
+              <w:rPr>
+                <w:b w:val="0"/>
+                <w:i w:val="0"/>
+                <w:color w:val="64748B"/>
+                <w:sz w:val="14"/>
+              </w:rPr>
+              <w:t>Démographie</w:t>
+            </w:r>
+          </w:p>
+        </w:tc>
+        <w:tc>
+          <w:tcPr>
+            <w:tcW w:type="dxa" w:w="1531"/>
+          </w:tcPr>
+          <w:p>
+            <w:r>
+              <w:rPr>
+                <w:b/>
+                <w:i w:val="0"/>
+                <w:color w:val="16A34A"/>
+                <w:sz w:val="16"/>
+              </w:rPr>
+              <w:t>—</w:t>
+            </w:r>
+          </w:p>
+        </w:tc>
+        <w:tc>
+          <w:tcPr>
+            <w:tcW w:type="dxa" w:w="1191"/>
+          </w:tcPr>
+          <w:p>
+            <w:r>
+              <w:rPr>
+                <w:b w:val="0"/>
+                <w:i w:val="0"/>
+                <w:color w:val="64748B"/>
+                <w:sz w:val="16"/>
+              </w:rPr>
+              <w:t>GT-CQ</w:t>
+            </w:r>
+          </w:p>
+        </w:tc>
+        <w:tc>
+          <w:tcPr>
+            <w:tcW w:type="dxa" w:w="4706"/>
+          </w:tcPr>
+          <w:p>
+            <w:r>
+              <w:rPr>
+                <w:b w:val="0"/>
+                <w:i w:val="0"/>
+                <w:sz w:val="17"/>
+              </w:rPr>
+              <w:t>Prière de verifier l'information donnée par YOUSSOU KA ou corriger au niveau de la section 1.</w:t>
+            </w:r>
+          </w:p>
+        </w:tc>
+      </w:tr>
+      <w:tr>
+        <w:tc>
+          <w:tcPr>
+            <w:tcW w:type="dxa" w:w="964"/>
+          </w:tcPr>
+          <w:p>
+            <w:r>
+              <w:rPr>
+                <w:b/>
+                <w:i w:val="0"/>
+                <w:color w:val="EA580C"/>
+                <w:sz w:val="16"/>
+              </w:rPr>
+              <w:t>Moyenne</w:t>
+            </w:r>
+          </w:p>
+        </w:tc>
+        <w:tc>
+          <w:tcPr>
+            <w:tcW w:type="dxa" w:w="1247"/>
+          </w:tcPr>
+          <w:p>
+            <w:r>
+              <w:rPr>
+                <w:b/>
+                <w:i w:val="0"/>
+                <w:sz w:val="16"/>
+              </w:rPr>
               <w:t>S02</w:t>
               <w:br/>
             </w:r>
@@ -2434,7 +3874,7 @@
                 <w:color w:val="16A34A"/>
                 <w:sz w:val="16"/>
               </w:rPr>
-              <w:t>—</w:t>
+              <w:t>s01q63, s00q04, s02q25, s01q00b, s02q17_2, s02q15_2</w:t>
             </w:r>
           </w:p>
         </w:tc>
@@ -2465,7 +3905,7 @@
                 <w:i w:val="0"/>
                 <w:sz w:val="17"/>
               </w:rPr>
-              <w:t>Incohérent!! Le niveau d'instruction déclaré par l'un des enfants (Secondaire 1er cycle) au niveau de la section 1 de ABDOULAYE KA diffère de celui donné par ABDOULAYE KA lui-même qui affirme ne pas avoir frequenté l'école formelle.</w:t>
+              <w:t>Dans les milieux urbains c'est peu probable de voir une école dont les élèves ou étudiants ne dépensent pas en frais d'uniformes, prière de verifier pour MOUHAMED KA qui fréquente 1ére année de Secondaire 1 (Moyen) Général et corriger ou confirmer avec le QG.</w:t>
             </w:r>
           </w:p>
         </w:tc>
@@ -2480,10 +3920,2980 @@
               <w:rPr>
                 <w:b/>
                 <w:i w:val="0"/>
-                <w:color w:val="DC2626"/>
-                <w:sz w:val="16"/>
-              </w:rPr>
-              <w:t>Haute</w:t>
+                <w:color w:val="EA580C"/>
+                <w:sz w:val="16"/>
+              </w:rPr>
+              <w:t>Moyenne</w:t>
+            </w:r>
+          </w:p>
+        </w:tc>
+        <w:tc>
+          <w:tcPr>
+            <w:tcW w:type="dxa" w:w="1247"/>
+          </w:tcPr>
+          <w:p>
+            <w:r>
+              <w:rPr>
+                <w:b/>
+                <w:i w:val="0"/>
+                <w:sz w:val="16"/>
+              </w:rPr>
+              <w:t>S02</w:t>
+              <w:br/>
+            </w:r>
+            <w:r>
+              <w:rPr>
+                <w:b w:val="0"/>
+                <w:i w:val="0"/>
+                <w:color w:val="64748B"/>
+                <w:sz w:val="14"/>
+              </w:rPr>
+              <w:t>Éducation</w:t>
+            </w:r>
+          </w:p>
+        </w:tc>
+        <w:tc>
+          <w:tcPr>
+            <w:tcW w:type="dxa" w:w="1531"/>
+          </w:tcPr>
+          <w:p>
+            <w:r>
+              <w:rPr>
+                <w:b/>
+                <w:i w:val="0"/>
+                <w:color w:val="16A34A"/>
+                <w:sz w:val="16"/>
+              </w:rPr>
+              <w:t>s01q25, s01q29, s01q30, s04q46, s01q00b</w:t>
+            </w:r>
+          </w:p>
+        </w:tc>
+        <w:tc>
+          <w:tcPr>
+            <w:tcW w:type="dxa" w:w="1191"/>
+          </w:tcPr>
+          <w:p>
+            <w:r>
+              <w:rPr>
+                <w:b w:val="0"/>
+                <w:i w:val="0"/>
+                <w:color w:val="64748B"/>
+                <w:sz w:val="16"/>
+              </w:rPr>
+              <w:t>GT-CQ</w:t>
+            </w:r>
+          </w:p>
+        </w:tc>
+        <w:tc>
+          <w:tcPr>
+            <w:tcW w:type="dxa" w:w="4706"/>
+          </w:tcPr>
+          <w:p>
+            <w:r>
+              <w:rPr>
+                <w:b w:val="0"/>
+                <w:i w:val="0"/>
+                <w:sz w:val="17"/>
+              </w:rPr>
+              <w:t>Il manque des informations non renseignées de KHADY YACINE KA , prière de renseignés toutes les questions liées à KHADY YACINE KA .</w:t>
+            </w:r>
+          </w:p>
+        </w:tc>
+      </w:tr>
+      <w:tr>
+        <w:tc>
+          <w:tcPr>
+            <w:tcW w:type="dxa" w:w="964"/>
+          </w:tcPr>
+          <w:p>
+            <w:r>
+              <w:rPr>
+                <w:b/>
+                <w:i w:val="0"/>
+                <w:color w:val="EA580C"/>
+                <w:sz w:val="16"/>
+              </w:rPr>
+              <w:t>Moyenne</w:t>
+            </w:r>
+          </w:p>
+        </w:tc>
+        <w:tc>
+          <w:tcPr>
+            <w:tcW w:type="dxa" w:w="1247"/>
+          </w:tcPr>
+          <w:p>
+            <w:r>
+              <w:rPr>
+                <w:b/>
+                <w:i w:val="0"/>
+                <w:sz w:val="16"/>
+              </w:rPr>
+              <w:t>S02</w:t>
+              <w:br/>
+            </w:r>
+            <w:r>
+              <w:rPr>
+                <w:b w:val="0"/>
+                <w:i w:val="0"/>
+                <w:color w:val="64748B"/>
+                <w:sz w:val="14"/>
+              </w:rPr>
+              <w:t>Éducation</w:t>
+            </w:r>
+          </w:p>
+        </w:tc>
+        <w:tc>
+          <w:tcPr>
+            <w:tcW w:type="dxa" w:w="1531"/>
+          </w:tcPr>
+          <w:p>
+            <w:r>
+              <w:rPr>
+                <w:b/>
+                <w:i w:val="0"/>
+                <w:color w:val="16A34A"/>
+                <w:sz w:val="16"/>
+              </w:rPr>
+              <w:t>s01q63, s00q04, s02q25, s01q00b, s02q17_2, s02q15_2</w:t>
+            </w:r>
+          </w:p>
+        </w:tc>
+        <w:tc>
+          <w:tcPr>
+            <w:tcW w:type="dxa" w:w="1191"/>
+          </w:tcPr>
+          <w:p>
+            <w:r>
+              <w:rPr>
+                <w:b w:val="0"/>
+                <w:i w:val="0"/>
+                <w:color w:val="64748B"/>
+                <w:sz w:val="16"/>
+              </w:rPr>
+              <w:t>GT-CQ</w:t>
+            </w:r>
+          </w:p>
+        </w:tc>
+        <w:tc>
+          <w:tcPr>
+            <w:tcW w:type="dxa" w:w="4706"/>
+          </w:tcPr>
+          <w:p>
+            <w:r>
+              <w:rPr>
+                <w:b w:val="0"/>
+                <w:i w:val="0"/>
+                <w:sz w:val="17"/>
+              </w:rPr>
+              <w:t>Dans les milieux urbains c'est peu probable de voir une école dont les élèves ou étudiants ne dépensent pas en frais d'uniformes, prière de verifier pour YOUSSOU KA qui fréquente 2ème année de Primaire et corriger ou confirmer avec le QG.</w:t>
+            </w:r>
+          </w:p>
+        </w:tc>
+      </w:tr>
+      <w:tr>
+        <w:tc>
+          <w:tcPr>
+            <w:tcW w:type="dxa" w:w="964"/>
+          </w:tcPr>
+          <w:p>
+            <w:r>
+              <w:rPr>
+                <w:b/>
+                <w:i w:val="0"/>
+                <w:color w:val="EA580C"/>
+                <w:sz w:val="16"/>
+              </w:rPr>
+              <w:t>Moyenne</w:t>
+            </w:r>
+          </w:p>
+        </w:tc>
+        <w:tc>
+          <w:tcPr>
+            <w:tcW w:type="dxa" w:w="1247"/>
+          </w:tcPr>
+          <w:p>
+            <w:r>
+              <w:rPr>
+                <w:b/>
+                <w:i w:val="0"/>
+                <w:sz w:val="16"/>
+              </w:rPr>
+              <w:t>S02</w:t>
+              <w:br/>
+            </w:r>
+            <w:r>
+              <w:rPr>
+                <w:b w:val="0"/>
+                <w:i w:val="0"/>
+                <w:color w:val="64748B"/>
+                <w:sz w:val="14"/>
+              </w:rPr>
+              <w:t>Éducation</w:t>
+            </w:r>
+          </w:p>
+        </w:tc>
+        <w:tc>
+          <w:tcPr>
+            <w:tcW w:type="dxa" w:w="1531"/>
+          </w:tcPr>
+          <w:p>
+            <w:r>
+              <w:rPr>
+                <w:b/>
+                <w:i w:val="0"/>
+                <w:color w:val="16A34A"/>
+                <w:sz w:val="16"/>
+              </w:rPr>
+              <w:t>—</w:t>
+            </w:r>
+          </w:p>
+        </w:tc>
+        <w:tc>
+          <w:tcPr>
+            <w:tcW w:type="dxa" w:w="1191"/>
+          </w:tcPr>
+          <w:p>
+            <w:r>
+              <w:rPr>
+                <w:b w:val="0"/>
+                <w:i w:val="0"/>
+                <w:color w:val="64748B"/>
+                <w:sz w:val="16"/>
+              </w:rPr>
+              <w:t>GT-CQ</w:t>
+            </w:r>
+          </w:p>
+        </w:tc>
+        <w:tc>
+          <w:tcPr>
+            <w:tcW w:type="dxa" w:w="4706"/>
+          </w:tcPr>
+          <w:p>
+            <w:r>
+              <w:rPr>
+                <w:b w:val="0"/>
+                <w:i w:val="0"/>
+                <w:sz w:val="17"/>
+              </w:rPr>
+              <w:t>Merci de bien vouloir changé 2.04 en OUI et renseigné toutes les autres informations qui concerne ABDOULAYE KA .</w:t>
+            </w:r>
+          </w:p>
+        </w:tc>
+      </w:tr>
+      <w:tr>
+        <w:tc>
+          <w:tcPr>
+            <w:tcW w:type="dxa" w:w="964"/>
+          </w:tcPr>
+          <w:p>
+            <w:r>
+              <w:rPr>
+                <w:b/>
+                <w:i w:val="0"/>
+                <w:color w:val="EA580C"/>
+                <w:sz w:val="16"/>
+              </w:rPr>
+              <w:t>Moyenne</w:t>
+            </w:r>
+          </w:p>
+        </w:tc>
+        <w:tc>
+          <w:tcPr>
+            <w:tcW w:type="dxa" w:w="1247"/>
+          </w:tcPr>
+          <w:p>
+            <w:r>
+              <w:rPr>
+                <w:b/>
+                <w:i w:val="0"/>
+                <w:sz w:val="16"/>
+              </w:rPr>
+              <w:t>S02</w:t>
+              <w:br/>
+            </w:r>
+            <w:r>
+              <w:rPr>
+                <w:b w:val="0"/>
+                <w:i w:val="0"/>
+                <w:color w:val="64748B"/>
+                <w:sz w:val="14"/>
+              </w:rPr>
+              <w:t>Éducation</w:t>
+            </w:r>
+          </w:p>
+        </w:tc>
+        <w:tc>
+          <w:tcPr>
+            <w:tcW w:type="dxa" w:w="1531"/>
+          </w:tcPr>
+          <w:p>
+            <w:r>
+              <w:rPr>
+                <w:b/>
+                <w:i w:val="0"/>
+                <w:color w:val="16A34A"/>
+                <w:sz w:val="16"/>
+              </w:rPr>
+              <w:t>—</w:t>
+            </w:r>
+          </w:p>
+        </w:tc>
+        <w:tc>
+          <w:tcPr>
+            <w:tcW w:type="dxa" w:w="1191"/>
+          </w:tcPr>
+          <w:p>
+            <w:r>
+              <w:rPr>
+                <w:b w:val="0"/>
+                <w:i w:val="0"/>
+                <w:color w:val="64748B"/>
+                <w:sz w:val="16"/>
+              </w:rPr>
+              <w:t>GT-CQ</w:t>
+            </w:r>
+          </w:p>
+        </w:tc>
+        <w:tc>
+          <w:tcPr>
+            <w:tcW w:type="dxa" w:w="4706"/>
+          </w:tcPr>
+          <w:p>
+            <w:r>
+              <w:rPr>
+                <w:b w:val="0"/>
+                <w:i w:val="0"/>
+                <w:sz w:val="17"/>
+              </w:rPr>
+              <w:t>Merci de bien vouloir changé 2.04 en OUI et renseigné toutes les autres informations qui concerne AWA SAKHO .</w:t>
+            </w:r>
+          </w:p>
+        </w:tc>
+      </w:tr>
+      <w:tr>
+        <w:tc>
+          <w:tcPr>
+            <w:tcW w:type="dxa" w:w="964"/>
+          </w:tcPr>
+          <w:p>
+            <w:r>
+              <w:rPr>
+                <w:b/>
+                <w:i w:val="0"/>
+                <w:color w:val="EA580C"/>
+                <w:sz w:val="16"/>
+              </w:rPr>
+              <w:t>Moyenne</w:t>
+            </w:r>
+          </w:p>
+        </w:tc>
+        <w:tc>
+          <w:tcPr>
+            <w:tcW w:type="dxa" w:w="1247"/>
+          </w:tcPr>
+          <w:p>
+            <w:r>
+              <w:rPr>
+                <w:b/>
+                <w:i w:val="0"/>
+                <w:sz w:val="16"/>
+              </w:rPr>
+              <w:t>S02</w:t>
+              <w:br/>
+            </w:r>
+            <w:r>
+              <w:rPr>
+                <w:b w:val="0"/>
+                <w:i w:val="0"/>
+                <w:color w:val="64748B"/>
+                <w:sz w:val="14"/>
+              </w:rPr>
+              <w:t>Éducation</w:t>
+            </w:r>
+          </w:p>
+        </w:tc>
+        <w:tc>
+          <w:tcPr>
+            <w:tcW w:type="dxa" w:w="1531"/>
+          </w:tcPr>
+          <w:p>
+            <w:r>
+              <w:rPr>
+                <w:b/>
+                <w:i w:val="0"/>
+                <w:color w:val="16A34A"/>
+                <w:sz w:val="16"/>
+              </w:rPr>
+              <w:t>s01q23, s01q00b, s01q23_autre</w:t>
+            </w:r>
+          </w:p>
+        </w:tc>
+        <w:tc>
+          <w:tcPr>
+            <w:tcW w:type="dxa" w:w="1191"/>
+          </w:tcPr>
+          <w:p>
+            <w:r>
+              <w:rPr>
+                <w:b w:val="0"/>
+                <w:i w:val="0"/>
+                <w:color w:val="64748B"/>
+                <w:sz w:val="16"/>
+              </w:rPr>
+              <w:t>GT-CQ</w:t>
+            </w:r>
+          </w:p>
+        </w:tc>
+        <w:tc>
+          <w:tcPr>
+            <w:tcW w:type="dxa" w:w="4706"/>
+          </w:tcPr>
+          <w:p>
+            <w:r>
+              <w:rPr>
+                <w:b w:val="0"/>
+                <w:i w:val="0"/>
+                <w:sz w:val="17"/>
+              </w:rPr>
+              <w:t>La raison principale que AWA SAKHO n'a pas fait des études dans une école formelle est trop agée pour apprendre et semble exister dans les modalités, prière de prendre attache avec le QG pour plus d'explication afin de la classer bien.</w:t>
+            </w:r>
+          </w:p>
+        </w:tc>
+      </w:tr>
+      <w:tr>
+        <w:tc>
+          <w:tcPr>
+            <w:tcW w:type="dxa" w:w="964"/>
+          </w:tcPr>
+          <w:p>
+            <w:r>
+              <w:rPr>
+                <w:b/>
+                <w:i w:val="0"/>
+                <w:color w:val="EA580C"/>
+                <w:sz w:val="16"/>
+              </w:rPr>
+              <w:t>Moyenne</w:t>
+            </w:r>
+          </w:p>
+        </w:tc>
+        <w:tc>
+          <w:tcPr>
+            <w:tcW w:type="dxa" w:w="1247"/>
+          </w:tcPr>
+          <w:p>
+            <w:r>
+              <w:rPr>
+                <w:b/>
+                <w:i w:val="0"/>
+                <w:sz w:val="16"/>
+              </w:rPr>
+              <w:t>S02</w:t>
+              <w:br/>
+            </w:r>
+            <w:r>
+              <w:rPr>
+                <w:b w:val="0"/>
+                <w:i w:val="0"/>
+                <w:color w:val="64748B"/>
+                <w:sz w:val="14"/>
+              </w:rPr>
+              <w:t>Éducation</w:t>
+            </w:r>
+          </w:p>
+        </w:tc>
+        <w:tc>
+          <w:tcPr>
+            <w:tcW w:type="dxa" w:w="1531"/>
+          </w:tcPr>
+          <w:p>
+            <w:r>
+              <w:rPr>
+                <w:b/>
+                <w:i w:val="0"/>
+                <w:color w:val="16A34A"/>
+                <w:sz w:val="16"/>
+              </w:rPr>
+              <w:t>—</w:t>
+            </w:r>
+          </w:p>
+        </w:tc>
+        <w:tc>
+          <w:tcPr>
+            <w:tcW w:type="dxa" w:w="1191"/>
+          </w:tcPr>
+          <w:p>
+            <w:r>
+              <w:rPr>
+                <w:b w:val="0"/>
+                <w:i w:val="0"/>
+                <w:color w:val="64748B"/>
+                <w:sz w:val="16"/>
+              </w:rPr>
+              <w:t>GT-CQ</w:t>
+            </w:r>
+          </w:p>
+        </w:tc>
+        <w:tc>
+          <w:tcPr>
+            <w:tcW w:type="dxa" w:w="4706"/>
+          </w:tcPr>
+          <w:p>
+            <w:r>
+              <w:rPr>
+                <w:b w:val="0"/>
+                <w:i w:val="0"/>
+                <w:sz w:val="17"/>
+              </w:rPr>
+              <w:t>Merci de bien vouloir changé 2.04 en OUI et renseigné toutes les autres informations qui concerne NDIAYA DIOP .</w:t>
+            </w:r>
+          </w:p>
+        </w:tc>
+      </w:tr>
+      <w:tr>
+        <w:tc>
+          <w:tcPr>
+            <w:tcW w:type="dxa" w:w="964"/>
+          </w:tcPr>
+          <w:p>
+            <w:r>
+              <w:rPr>
+                <w:b/>
+                <w:i w:val="0"/>
+                <w:color w:val="EA580C"/>
+                <w:sz w:val="16"/>
+              </w:rPr>
+              <w:t>Moyenne</w:t>
+            </w:r>
+          </w:p>
+        </w:tc>
+        <w:tc>
+          <w:tcPr>
+            <w:tcW w:type="dxa" w:w="1247"/>
+          </w:tcPr>
+          <w:p>
+            <w:r>
+              <w:rPr>
+                <w:b/>
+                <w:i w:val="0"/>
+                <w:sz w:val="16"/>
+              </w:rPr>
+              <w:t>S02</w:t>
+              <w:br/>
+            </w:r>
+            <w:r>
+              <w:rPr>
+                <w:b w:val="0"/>
+                <w:i w:val="0"/>
+                <w:color w:val="64748B"/>
+                <w:sz w:val="14"/>
+              </w:rPr>
+              <w:t>Éducation</w:t>
+            </w:r>
+          </w:p>
+        </w:tc>
+        <w:tc>
+          <w:tcPr>
+            <w:tcW w:type="dxa" w:w="1531"/>
+          </w:tcPr>
+          <w:p>
+            <w:r>
+              <w:rPr>
+                <w:b/>
+                <w:i w:val="0"/>
+                <w:color w:val="16A34A"/>
+                <w:sz w:val="16"/>
+              </w:rPr>
+              <w:t>s01q23, s01q00b, s01q23_autre</w:t>
+            </w:r>
+          </w:p>
+        </w:tc>
+        <w:tc>
+          <w:tcPr>
+            <w:tcW w:type="dxa" w:w="1191"/>
+          </w:tcPr>
+          <w:p>
+            <w:r>
+              <w:rPr>
+                <w:b w:val="0"/>
+                <w:i w:val="0"/>
+                <w:color w:val="64748B"/>
+                <w:sz w:val="16"/>
+              </w:rPr>
+              <w:t>GT-CQ</w:t>
+            </w:r>
+          </w:p>
+        </w:tc>
+        <w:tc>
+          <w:tcPr>
+            <w:tcW w:type="dxa" w:w="4706"/>
+          </w:tcPr>
+          <w:p>
+            <w:r>
+              <w:rPr>
+                <w:b w:val="0"/>
+                <w:i w:val="0"/>
+                <w:sz w:val="17"/>
+              </w:rPr>
+              <w:t>La raison principale que NDIAYA DIOP n'a pas fait des études dans une école formelle est elle est la seconde epouse de Abdoulaye ka et semble exister dans les modalités, prière de prendre attache avec le QG pour plus d'explication afin de la classer bien.</w:t>
+            </w:r>
+          </w:p>
+        </w:tc>
+      </w:tr>
+      <w:tr>
+        <w:tc>
+          <w:tcPr>
+            <w:tcW w:type="dxa" w:w="964"/>
+          </w:tcPr>
+          <w:p>
+            <w:r>
+              <w:rPr>
+                <w:b/>
+                <w:i w:val="0"/>
+                <w:color w:val="EA580C"/>
+                <w:sz w:val="16"/>
+              </w:rPr>
+              <w:t>Moyenne</w:t>
+            </w:r>
+          </w:p>
+        </w:tc>
+        <w:tc>
+          <w:tcPr>
+            <w:tcW w:type="dxa" w:w="1247"/>
+          </w:tcPr>
+          <w:p>
+            <w:r>
+              <w:rPr>
+                <w:b/>
+                <w:i w:val="0"/>
+                <w:sz w:val="16"/>
+              </w:rPr>
+              <w:t>S03</w:t>
+              <w:br/>
+            </w:r>
+            <w:r>
+              <w:rPr>
+                <w:b w:val="0"/>
+                <w:i w:val="0"/>
+                <w:color w:val="64748B"/>
+                <w:sz w:val="14"/>
+              </w:rPr>
+              <w:t>Santé</w:t>
+            </w:r>
+          </w:p>
+        </w:tc>
+        <w:tc>
+          <w:tcPr>
+            <w:tcW w:type="dxa" w:w="1531"/>
+          </w:tcPr>
+          <w:p>
+            <w:r>
+              <w:rPr>
+                <w:b/>
+                <w:i w:val="0"/>
+                <w:color w:val="16A34A"/>
+                <w:sz w:val="16"/>
+              </w:rPr>
+              <w:t>s00q07a, s01q54a, s01q54b, s02q20, s02q21, s03q53, s01q00b</w:t>
+            </w:r>
+          </w:p>
+        </w:tc>
+        <w:tc>
+          <w:tcPr>
+            <w:tcW w:type="dxa" w:w="1191"/>
+          </w:tcPr>
+          <w:p>
+            <w:r>
+              <w:rPr>
+                <w:b w:val="0"/>
+                <w:i w:val="0"/>
+                <w:color w:val="64748B"/>
+                <w:sz w:val="16"/>
+              </w:rPr>
+              <w:t>GT-CQ</w:t>
+            </w:r>
+          </w:p>
+        </w:tc>
+        <w:tc>
+          <w:tcPr>
+            <w:tcW w:type="dxa" w:w="4706"/>
+          </w:tcPr>
+          <w:p>
+            <w:r>
+              <w:rPr>
+                <w:b w:val="0"/>
+                <w:i w:val="0"/>
+                <w:sz w:val="17"/>
+              </w:rPr>
+              <w:t>Le montant(16000 FCFA) des dépenses pour chaque visite prénatale de NDIAYA DIOP semble faible (voir nul) ou élevé, prière de corriger.</w:t>
+            </w:r>
+          </w:p>
+        </w:tc>
+      </w:tr>
+      <w:tr>
+        <w:tc>
+          <w:tcPr>
+            <w:tcW w:type="dxa" w:w="964"/>
+          </w:tcPr>
+          <w:p>
+            <w:r>
+              <w:rPr>
+                <w:b/>
+                <w:i w:val="0"/>
+                <w:color w:val="EA580C"/>
+                <w:sz w:val="16"/>
+              </w:rPr>
+              <w:t>Moyenne</w:t>
+            </w:r>
+          </w:p>
+        </w:tc>
+        <w:tc>
+          <w:tcPr>
+            <w:tcW w:type="dxa" w:w="1247"/>
+          </w:tcPr>
+          <w:p>
+            <w:r>
+              <w:rPr>
+                <w:b/>
+                <w:i w:val="0"/>
+                <w:sz w:val="16"/>
+              </w:rPr>
+              <w:t>S03</w:t>
+              <w:br/>
+            </w:r>
+            <w:r>
+              <w:rPr>
+                <w:b w:val="0"/>
+                <w:i w:val="0"/>
+                <w:color w:val="64748B"/>
+                <w:sz w:val="14"/>
+              </w:rPr>
+              <w:t>Santé</w:t>
+            </w:r>
+          </w:p>
+        </w:tc>
+        <w:tc>
+          <w:tcPr>
+            <w:tcW w:type="dxa" w:w="1531"/>
+          </w:tcPr>
+          <w:p>
+            <w:r>
+              <w:rPr>
+                <w:b/>
+                <w:i w:val="0"/>
+                <w:color w:val="16A34A"/>
+                <w:sz w:val="16"/>
+              </w:rPr>
+              <w:t>s01q28, s01q29, s01q30, s02q01__1, s02q02__1, s02q03__1, s02q15, s03q18</w:t>
+            </w:r>
+          </w:p>
+        </w:tc>
+        <w:tc>
+          <w:tcPr>
+            <w:tcW w:type="dxa" w:w="1191"/>
+          </w:tcPr>
+          <w:p>
+            <w:r>
+              <w:rPr>
+                <w:b w:val="0"/>
+                <w:i w:val="0"/>
+                <w:color w:val="64748B"/>
+                <w:sz w:val="16"/>
+              </w:rPr>
+              <w:t>GT-CQ</w:t>
+            </w:r>
+          </w:p>
+        </w:tc>
+        <w:tc>
+          <w:tcPr>
+            <w:tcW w:type="dxa" w:w="4706"/>
+          </w:tcPr>
+          <w:p>
+            <w:r>
+              <w:rPr>
+                <w:b w:val="0"/>
+                <w:i w:val="0"/>
+                <w:sz w:val="17"/>
+              </w:rPr>
+              <w:t>Le montant(500 FCFA) des frais d'examens médicaux et des soins de KHADY YACINE KA semble trop faible ou élevé, veuillez revoir ce montant.</w:t>
+            </w:r>
+          </w:p>
+        </w:tc>
+      </w:tr>
+      <w:tr>
+        <w:tc>
+          <w:tcPr>
+            <w:tcW w:type="dxa" w:w="964"/>
+          </w:tcPr>
+          <w:p>
+            <w:r>
+              <w:rPr>
+                <w:b/>
+                <w:i w:val="0"/>
+                <w:color w:val="EA580C"/>
+                <w:sz w:val="16"/>
+              </w:rPr>
+              <w:t>Moyenne</w:t>
+            </w:r>
+          </w:p>
+        </w:tc>
+        <w:tc>
+          <w:tcPr>
+            <w:tcW w:type="dxa" w:w="1247"/>
+          </w:tcPr>
+          <w:p>
+            <w:r>
+              <w:rPr>
+                <w:b/>
+                <w:i w:val="0"/>
+                <w:sz w:val="16"/>
+              </w:rPr>
+              <w:t>S04</w:t>
+              <w:br/>
+            </w:r>
+            <w:r>
+              <w:rPr>
+                <w:b w:val="0"/>
+                <w:i w:val="0"/>
+                <w:color w:val="64748B"/>
+                <w:sz w:val="14"/>
+              </w:rPr>
+              <w:t>Emploi</w:t>
+            </w:r>
+          </w:p>
+        </w:tc>
+        <w:tc>
+          <w:tcPr>
+            <w:tcW w:type="dxa" w:w="1531"/>
+          </w:tcPr>
+          <w:p>
+            <w:r>
+              <w:rPr>
+                <w:b/>
+                <w:i w:val="0"/>
+                <w:color w:val="16A34A"/>
+                <w:sz w:val="16"/>
+              </w:rPr>
+              <w:t>s00q04, s03q24, s04q19, s01q00b, s04q19_autre</w:t>
+            </w:r>
+          </w:p>
+        </w:tc>
+        <w:tc>
+          <w:tcPr>
+            <w:tcW w:type="dxa" w:w="1191"/>
+          </w:tcPr>
+          <w:p>
+            <w:r>
+              <w:rPr>
+                <w:b w:val="0"/>
+                <w:i w:val="0"/>
+                <w:color w:val="64748B"/>
+                <w:sz w:val="16"/>
+              </w:rPr>
+              <w:t>GT-CQ</w:t>
+            </w:r>
+          </w:p>
+        </w:tc>
+        <w:tc>
+          <w:tcPr>
+            <w:tcW w:type="dxa" w:w="4706"/>
+          </w:tcPr>
+          <w:p>
+            <w:r>
+              <w:rPr>
+                <w:b w:val="0"/>
+                <w:i w:val="0"/>
+                <w:sz w:val="17"/>
+              </w:rPr>
+              <w:t>AÏSSATOU KA 2 fait elle trop jeune pour travailler pour subvenir principalement à ses besoins et semble exister dans les modalités, prière de prendre attache avec le QG pour plus d'explication afin de la classer bien.</w:t>
+            </w:r>
+          </w:p>
+        </w:tc>
+      </w:tr>
+      <w:tr>
+        <w:tc>
+          <w:tcPr>
+            <w:tcW w:type="dxa" w:w="964"/>
+          </w:tcPr>
+          <w:p>
+            <w:r>
+              <w:rPr>
+                <w:b/>
+                <w:i w:val="0"/>
+                <w:color w:val="EA580C"/>
+                <w:sz w:val="16"/>
+              </w:rPr>
+              <w:t>Moyenne</w:t>
+            </w:r>
+          </w:p>
+        </w:tc>
+        <w:tc>
+          <w:tcPr>
+            <w:tcW w:type="dxa" w:w="1247"/>
+          </w:tcPr>
+          <w:p>
+            <w:r>
+              <w:rPr>
+                <w:b/>
+                <w:i w:val="0"/>
+                <w:sz w:val="16"/>
+              </w:rPr>
+              <w:t>S04</w:t>
+              <w:br/>
+            </w:r>
+            <w:r>
+              <w:rPr>
+                <w:b w:val="0"/>
+                <w:i w:val="0"/>
+                <w:color w:val="64748B"/>
+                <w:sz w:val="14"/>
+              </w:rPr>
+              <w:t>Emploi</w:t>
+            </w:r>
+          </w:p>
+        </w:tc>
+        <w:tc>
+          <w:tcPr>
+            <w:tcW w:type="dxa" w:w="1531"/>
+          </w:tcPr>
+          <w:p>
+            <w:r>
+              <w:rPr>
+                <w:b/>
+                <w:i w:val="0"/>
+                <w:color w:val="16A34A"/>
+                <w:sz w:val="16"/>
+              </w:rPr>
+              <w:t>s00q04, s03q24, s04q19, s01q00b, s04q19_autre</w:t>
+            </w:r>
+          </w:p>
+        </w:tc>
+        <w:tc>
+          <w:tcPr>
+            <w:tcW w:type="dxa" w:w="1191"/>
+          </w:tcPr>
+          <w:p>
+            <w:r>
+              <w:rPr>
+                <w:b w:val="0"/>
+                <w:i w:val="0"/>
+                <w:color w:val="64748B"/>
+                <w:sz w:val="16"/>
+              </w:rPr>
+              <w:t>GT-CQ</w:t>
+            </w:r>
+          </w:p>
+        </w:tc>
+        <w:tc>
+          <w:tcPr>
+            <w:tcW w:type="dxa" w:w="4706"/>
+          </w:tcPr>
+          <w:p>
+            <w:r>
+              <w:rPr>
+                <w:b w:val="0"/>
+                <w:i w:val="0"/>
+                <w:sz w:val="17"/>
+              </w:rPr>
+              <w:t>ELHADJ KA fait trop jeune pour travailleur pour subvenir principalement à ses besoins et semble exister dans les modalités, prière de prendre attache avec le QG pour plus d'explication afin de la classer bien.</w:t>
+            </w:r>
+          </w:p>
+        </w:tc>
+      </w:tr>
+      <w:tr>
+        <w:tc>
+          <w:tcPr>
+            <w:tcW w:type="dxa" w:w="964"/>
+          </w:tcPr>
+          <w:p>
+            <w:r>
+              <w:rPr>
+                <w:b/>
+                <w:i w:val="0"/>
+                <w:color w:val="EA580C"/>
+                <w:sz w:val="16"/>
+              </w:rPr>
+              <w:t>Moyenne</w:t>
+            </w:r>
+          </w:p>
+        </w:tc>
+        <w:tc>
+          <w:tcPr>
+            <w:tcW w:type="dxa" w:w="1247"/>
+          </w:tcPr>
+          <w:p>
+            <w:r>
+              <w:rPr>
+                <w:b/>
+                <w:i w:val="0"/>
+                <w:sz w:val="16"/>
+              </w:rPr>
+              <w:t>S04</w:t>
+              <w:br/>
+            </w:r>
+            <w:r>
+              <w:rPr>
+                <w:b w:val="0"/>
+                <w:i w:val="0"/>
+                <w:color w:val="64748B"/>
+                <w:sz w:val="14"/>
+              </w:rPr>
+              <w:t>Emploi</w:t>
+            </w:r>
+          </w:p>
+        </w:tc>
+        <w:tc>
+          <w:tcPr>
+            <w:tcW w:type="dxa" w:w="1531"/>
+          </w:tcPr>
+          <w:p>
+            <w:r>
+              <w:rPr>
+                <w:b/>
+                <w:i w:val="0"/>
+                <w:color w:val="16A34A"/>
+                <w:sz w:val="16"/>
+              </w:rPr>
+              <w:t>s01q63, s00q04, s02q25, s04q17, s04q21, s01q00b, s01q29_1</w:t>
+            </w:r>
+          </w:p>
+        </w:tc>
+        <w:tc>
+          <w:tcPr>
+            <w:tcW w:type="dxa" w:w="1191"/>
+          </w:tcPr>
+          <w:p>
+            <w:r>
+              <w:rPr>
+                <w:b w:val="0"/>
+                <w:i w:val="0"/>
+                <w:color w:val="64748B"/>
+                <w:sz w:val="16"/>
+              </w:rPr>
+              <w:t>GT-CQ</w:t>
+            </w:r>
+          </w:p>
+        </w:tc>
+        <w:tc>
+          <w:tcPr>
+            <w:tcW w:type="dxa" w:w="4706"/>
+          </w:tcPr>
+          <w:p>
+            <w:r>
+              <w:rPr>
+                <w:b w:val="0"/>
+                <w:i w:val="0"/>
+                <w:sz w:val="17"/>
+              </w:rPr>
+              <w:t>Il est probable que AWA SAKHO ait exercé un emploi au cours des 12 derniers mois car il evolue ou a evolué dans Arts et spectacles.</w:t>
+            </w:r>
+          </w:p>
+        </w:tc>
+      </w:tr>
+      <w:tr>
+        <w:tc>
+          <w:tcPr>
+            <w:tcW w:type="dxa" w:w="964"/>
+          </w:tcPr>
+          <w:p>
+            <w:r>
+              <w:rPr>
+                <w:b/>
+                <w:i w:val="0"/>
+                <w:color w:val="EA580C"/>
+                <w:sz w:val="16"/>
+              </w:rPr>
+              <w:t>Moyenne</w:t>
+            </w:r>
+          </w:p>
+        </w:tc>
+        <w:tc>
+          <w:tcPr>
+            <w:tcW w:type="dxa" w:w="1247"/>
+          </w:tcPr>
+          <w:p>
+            <w:r>
+              <w:rPr>
+                <w:b/>
+                <w:i w:val="0"/>
+                <w:sz w:val="16"/>
+              </w:rPr>
+              <w:t>S04</w:t>
+              <w:br/>
+            </w:r>
+            <w:r>
+              <w:rPr>
+                <w:b w:val="0"/>
+                <w:i w:val="0"/>
+                <w:color w:val="64748B"/>
+                <w:sz w:val="14"/>
+              </w:rPr>
+              <w:t>Emploi</w:t>
+            </w:r>
+          </w:p>
+        </w:tc>
+        <w:tc>
+          <w:tcPr>
+            <w:tcW w:type="dxa" w:w="1531"/>
+          </w:tcPr>
+          <w:p>
+            <w:r>
+              <w:rPr>
+                <w:b/>
+                <w:i w:val="0"/>
+                <w:color w:val="16A34A"/>
+                <w:sz w:val="16"/>
+              </w:rPr>
+              <w:t>—</w:t>
+            </w:r>
+          </w:p>
+        </w:tc>
+        <w:tc>
+          <w:tcPr>
+            <w:tcW w:type="dxa" w:w="1191"/>
+          </w:tcPr>
+          <w:p>
+            <w:r>
+              <w:rPr>
+                <w:b w:val="0"/>
+                <w:i w:val="0"/>
+                <w:color w:val="64748B"/>
+                <w:sz w:val="16"/>
+              </w:rPr>
+              <w:t>GT-CQ</w:t>
+            </w:r>
+          </w:p>
+        </w:tc>
+        <w:tc>
+          <w:tcPr>
+            <w:tcW w:type="dxa" w:w="4706"/>
+          </w:tcPr>
+          <w:p>
+            <w:r>
+              <w:rPr>
+                <w:b w:val="0"/>
+                <w:i w:val="0"/>
+                <w:sz w:val="17"/>
+              </w:rPr>
+              <w:t>Merci de vérifier les questions de 4.09 à 4.14 ou 4.17 ou 4.33.</w:t>
+            </w:r>
+          </w:p>
+        </w:tc>
+      </w:tr>
+      <w:tr>
+        <w:tc>
+          <w:tcPr>
+            <w:tcW w:type="dxa" w:w="964"/>
+          </w:tcPr>
+          <w:p>
+            <w:r>
+              <w:rPr>
+                <w:b/>
+                <w:i w:val="0"/>
+                <w:color w:val="EA580C"/>
+                <w:sz w:val="16"/>
+              </w:rPr>
+              <w:t>Moyenne</w:t>
+            </w:r>
+          </w:p>
+        </w:tc>
+        <w:tc>
+          <w:tcPr>
+            <w:tcW w:type="dxa" w:w="1247"/>
+          </w:tcPr>
+          <w:p>
+            <w:r>
+              <w:rPr>
+                <w:b/>
+                <w:i w:val="0"/>
+                <w:sz w:val="16"/>
+              </w:rPr>
+              <w:t>S04</w:t>
+              <w:br/>
+            </w:r>
+            <w:r>
+              <w:rPr>
+                <w:b w:val="0"/>
+                <w:i w:val="0"/>
+                <w:color w:val="64748B"/>
+                <w:sz w:val="14"/>
+              </w:rPr>
+              <w:t>Emploi</w:t>
+            </w:r>
+          </w:p>
+        </w:tc>
+        <w:tc>
+          <w:tcPr>
+            <w:tcW w:type="dxa" w:w="1531"/>
+          </w:tcPr>
+          <w:p>
+            <w:r>
+              <w:rPr>
+                <w:b/>
+                <w:i w:val="0"/>
+                <w:color w:val="16A34A"/>
+                <w:sz w:val="16"/>
+              </w:rPr>
+              <w:t>s00q04, s03q24, s04q19, s01q00b, s04q19_autre</w:t>
+            </w:r>
+          </w:p>
+        </w:tc>
+        <w:tc>
+          <w:tcPr>
+            <w:tcW w:type="dxa" w:w="1191"/>
+          </w:tcPr>
+          <w:p>
+            <w:r>
+              <w:rPr>
+                <w:b w:val="0"/>
+                <w:i w:val="0"/>
+                <w:color w:val="64748B"/>
+                <w:sz w:val="16"/>
+              </w:rPr>
+              <w:t>GT-CQ</w:t>
+            </w:r>
+          </w:p>
+        </w:tc>
+        <w:tc>
+          <w:tcPr>
+            <w:tcW w:type="dxa" w:w="4706"/>
+          </w:tcPr>
+          <w:p>
+            <w:r>
+              <w:rPr>
+                <w:b w:val="0"/>
+                <w:i w:val="0"/>
+                <w:sz w:val="17"/>
+              </w:rPr>
+              <w:t>MOUHAMED KA fait ils s’occupe de ses etudes pour subvenir principalement à ses besoins et semble exister dans les modalités, prière de prendre attache avec le QG pour plus d'explication afin de la classer bien.</w:t>
+            </w:r>
+          </w:p>
+        </w:tc>
+      </w:tr>
+      <w:tr>
+        <w:tc>
+          <w:tcPr>
+            <w:tcW w:type="dxa" w:w="964"/>
+          </w:tcPr>
+          <w:p>
+            <w:r>
+              <w:rPr>
+                <w:b/>
+                <w:i w:val="0"/>
+                <w:color w:val="EA580C"/>
+                <w:sz w:val="16"/>
+              </w:rPr>
+              <w:t>Moyenne</w:t>
+            </w:r>
+          </w:p>
+        </w:tc>
+        <w:tc>
+          <w:tcPr>
+            <w:tcW w:type="dxa" w:w="1247"/>
+          </w:tcPr>
+          <w:p>
+            <w:r>
+              <w:rPr>
+                <w:b/>
+                <w:i w:val="0"/>
+                <w:sz w:val="16"/>
+              </w:rPr>
+              <w:t>S04</w:t>
+              <w:br/>
+            </w:r>
+            <w:r>
+              <w:rPr>
+                <w:b w:val="0"/>
+                <w:i w:val="0"/>
+                <w:color w:val="64748B"/>
+                <w:sz w:val="14"/>
+              </w:rPr>
+              <w:t>Emploi</w:t>
+            </w:r>
+          </w:p>
+        </w:tc>
+        <w:tc>
+          <w:tcPr>
+            <w:tcW w:type="dxa" w:w="1531"/>
+          </w:tcPr>
+          <w:p>
+            <w:r>
+              <w:rPr>
+                <w:b/>
+                <w:i w:val="0"/>
+                <w:color w:val="16A34A"/>
+                <w:sz w:val="16"/>
+              </w:rPr>
+              <w:t>s00q04, s03q24, s04q19, s01q00b, s04q19_autre</w:t>
+            </w:r>
+          </w:p>
+        </w:tc>
+        <w:tc>
+          <w:tcPr>
+            <w:tcW w:type="dxa" w:w="1191"/>
+          </w:tcPr>
+          <w:p>
+            <w:r>
+              <w:rPr>
+                <w:b w:val="0"/>
+                <w:i w:val="0"/>
+                <w:color w:val="64748B"/>
+                <w:sz w:val="16"/>
+              </w:rPr>
+              <w:t>GT-CQ</w:t>
+            </w:r>
+          </w:p>
+        </w:tc>
+        <w:tc>
+          <w:tcPr>
+            <w:tcW w:type="dxa" w:w="4706"/>
+          </w:tcPr>
+          <w:p>
+            <w:r>
+              <w:rPr>
+                <w:b w:val="0"/>
+                <w:i w:val="0"/>
+                <w:sz w:val="17"/>
+              </w:rPr>
+              <w:t>NAFI KA fait NAFI est fillette de 5 ans pour subvenir principalement à ses besoins et semble exister dans les modalités, prière de prendre attache avec le QG pour plus d'explication afin de la classer bien.</w:t>
+            </w:r>
+          </w:p>
+        </w:tc>
+      </w:tr>
+      <w:tr>
+        <w:tc>
+          <w:tcPr>
+            <w:tcW w:type="dxa" w:w="964"/>
+          </w:tcPr>
+          <w:p>
+            <w:r>
+              <w:rPr>
+                <w:b/>
+                <w:i w:val="0"/>
+                <w:color w:val="EA580C"/>
+                <w:sz w:val="16"/>
+              </w:rPr>
+              <w:t>Moyenne</w:t>
+            </w:r>
+          </w:p>
+        </w:tc>
+        <w:tc>
+          <w:tcPr>
+            <w:tcW w:type="dxa" w:w="1247"/>
+          </w:tcPr>
+          <w:p>
+            <w:r>
+              <w:rPr>
+                <w:b/>
+                <w:i w:val="0"/>
+                <w:sz w:val="16"/>
+              </w:rPr>
+              <w:t>S04</w:t>
+              <w:br/>
+            </w:r>
+            <w:r>
+              <w:rPr>
+                <w:b w:val="0"/>
+                <w:i w:val="0"/>
+                <w:color w:val="64748B"/>
+                <w:sz w:val="14"/>
+              </w:rPr>
+              <w:t>Emploi</w:t>
+            </w:r>
+          </w:p>
+        </w:tc>
+        <w:tc>
+          <w:tcPr>
+            <w:tcW w:type="dxa" w:w="1531"/>
+          </w:tcPr>
+          <w:p>
+            <w:r>
+              <w:rPr>
+                <w:b/>
+                <w:i w:val="0"/>
+                <w:color w:val="16A34A"/>
+                <w:sz w:val="16"/>
+              </w:rPr>
+              <w:t>s00q04, s03q24, s04q19, s01q00b, s04q19_autre</w:t>
+            </w:r>
+          </w:p>
+        </w:tc>
+        <w:tc>
+          <w:tcPr>
+            <w:tcW w:type="dxa" w:w="1191"/>
+          </w:tcPr>
+          <w:p>
+            <w:r>
+              <w:rPr>
+                <w:b w:val="0"/>
+                <w:i w:val="0"/>
+                <w:color w:val="64748B"/>
+                <w:sz w:val="16"/>
+              </w:rPr>
+              <w:t>GT-CQ</w:t>
+            </w:r>
+          </w:p>
+        </w:tc>
+        <w:tc>
+          <w:tcPr>
+            <w:tcW w:type="dxa" w:w="4706"/>
+          </w:tcPr>
+          <w:p>
+            <w:r>
+              <w:rPr>
+                <w:b w:val="0"/>
+                <w:i w:val="0"/>
+                <w:sz w:val="17"/>
+              </w:rPr>
+              <w:t>YOUSSOU KA fait il est un enfant ses parent s’occupe de lui pour subvenir principalement à ses besoins et semble exister dans les modalités, prière de prendre attache avec le QG pour plus d'explication afin de la classer bien.</w:t>
+            </w:r>
+          </w:p>
+        </w:tc>
+      </w:tr>
+      <w:tr>
+        <w:tc>
+          <w:tcPr>
+            <w:tcW w:type="dxa" w:w="964"/>
+          </w:tcPr>
+          <w:p>
+            <w:r>
+              <w:rPr>
+                <w:b/>
+                <w:i w:val="0"/>
+                <w:color w:val="EA580C"/>
+                <w:sz w:val="16"/>
+              </w:rPr>
+              <w:t>Moyenne</w:t>
+            </w:r>
+          </w:p>
+        </w:tc>
+        <w:tc>
+          <w:tcPr>
+            <w:tcW w:type="dxa" w:w="1247"/>
+          </w:tcPr>
+          <w:p>
+            <w:r>
+              <w:rPr>
+                <w:b/>
+                <w:i w:val="0"/>
+                <w:sz w:val="16"/>
+              </w:rPr>
+              <w:t>S04</w:t>
+              <w:br/>
+            </w:r>
+            <w:r>
+              <w:rPr>
+                <w:b w:val="0"/>
+                <w:i w:val="0"/>
+                <w:color w:val="64748B"/>
+                <w:sz w:val="14"/>
+              </w:rPr>
+              <w:t>Emploi</w:t>
+            </w:r>
+          </w:p>
+        </w:tc>
+        <w:tc>
+          <w:tcPr>
+            <w:tcW w:type="dxa" w:w="1531"/>
+          </w:tcPr>
+          <w:p>
+            <w:r>
+              <w:rPr>
+                <w:b/>
+                <w:i w:val="0"/>
+                <w:color w:val="16A34A"/>
+                <w:sz w:val="16"/>
+              </w:rPr>
+              <w:t>s01q47__1, s01q47__2, s01q47__3, s01q47__4, s01q47__5, s01q47__6, s01q47__7, s02q15</w:t>
+            </w:r>
+          </w:p>
+        </w:tc>
+        <w:tc>
+          <w:tcPr>
+            <w:tcW w:type="dxa" w:w="1191"/>
+          </w:tcPr>
+          <w:p>
+            <w:r>
+              <w:rPr>
+                <w:b w:val="0"/>
+                <w:i w:val="0"/>
+                <w:color w:val="64748B"/>
+                <w:sz w:val="16"/>
+              </w:rPr>
+              <w:t>GT-CQ</w:t>
+            </w:r>
+          </w:p>
+        </w:tc>
+        <w:tc>
+          <w:tcPr>
+            <w:tcW w:type="dxa" w:w="4706"/>
+          </w:tcPr>
+          <w:p>
+            <w:r>
+              <w:rPr>
+                <w:b w:val="0"/>
+                <w:i w:val="0"/>
+                <w:sz w:val="17"/>
+              </w:rPr>
+              <w:t>Attention! le nombre d'heure (3 heures) que AÏSSATOU KA 1 a travaillé par jour semble faible, veuillez s'il vous plait confirmer cette information avec le QG.</w:t>
+            </w:r>
+          </w:p>
+        </w:tc>
+      </w:tr>
+      <w:tr>
+        <w:tc>
+          <w:tcPr>
+            <w:tcW w:type="dxa" w:w="964"/>
+          </w:tcPr>
+          <w:p>
+            <w:r>
+              <w:rPr>
+                <w:b/>
+                <w:i w:val="0"/>
+                <w:color w:val="EA580C"/>
+                <w:sz w:val="16"/>
+              </w:rPr>
+              <w:t>Moyenne</w:t>
+            </w:r>
+          </w:p>
+        </w:tc>
+        <w:tc>
+          <w:tcPr>
+            <w:tcW w:type="dxa" w:w="1247"/>
+          </w:tcPr>
+          <w:p>
+            <w:r>
+              <w:rPr>
+                <w:b/>
+                <w:i w:val="0"/>
+                <w:sz w:val="16"/>
+              </w:rPr>
+              <w:t>S04</w:t>
+              <w:br/>
+            </w:r>
+            <w:r>
+              <w:rPr>
+                <w:b w:val="0"/>
+                <w:i w:val="0"/>
+                <w:color w:val="64748B"/>
+                <w:sz w:val="14"/>
+              </w:rPr>
+              <w:t>Emploi</w:t>
+            </w:r>
+          </w:p>
+        </w:tc>
+        <w:tc>
+          <w:tcPr>
+            <w:tcW w:type="dxa" w:w="1531"/>
+          </w:tcPr>
+          <w:p>
+            <w:r>
+              <w:rPr>
+                <w:b/>
+                <w:i w:val="0"/>
+                <w:color w:val="16A34A"/>
+                <w:sz w:val="16"/>
+              </w:rPr>
+              <w:t>s01q47__1, s01q47__2, s01q47__3, s01q47__4, s01q47__5, s01q47__6, s01q47__7, s02q15</w:t>
+            </w:r>
+          </w:p>
+        </w:tc>
+        <w:tc>
+          <w:tcPr>
+            <w:tcW w:type="dxa" w:w="1191"/>
+          </w:tcPr>
+          <w:p>
+            <w:r>
+              <w:rPr>
+                <w:b w:val="0"/>
+                <w:i w:val="0"/>
+                <w:color w:val="64748B"/>
+                <w:sz w:val="16"/>
+              </w:rPr>
+              <w:t>GT-CQ</w:t>
+            </w:r>
+          </w:p>
+        </w:tc>
+        <w:tc>
+          <w:tcPr>
+            <w:tcW w:type="dxa" w:w="4706"/>
+          </w:tcPr>
+          <w:p>
+            <w:r>
+              <w:rPr>
+                <w:b w:val="0"/>
+                <w:i w:val="0"/>
+                <w:sz w:val="17"/>
+              </w:rPr>
+              <w:t>Attention! le nombre d'heure (3 heures) que NDIAYA DIOP a travaillé par jour semble faible, veuillez s'il vous plait confirmer cette information avec le QG.</w:t>
+            </w:r>
+          </w:p>
+        </w:tc>
+      </w:tr>
+      <w:tr>
+        <w:tc>
+          <w:tcPr>
+            <w:tcW w:type="dxa" w:w="964"/>
+          </w:tcPr>
+          <w:p>
+            <w:r>
+              <w:rPr>
+                <w:b/>
+                <w:i w:val="0"/>
+                <w:color w:val="EA580C"/>
+                <w:sz w:val="16"/>
+              </w:rPr>
+              <w:t>Moyenne</w:t>
+            </w:r>
+          </w:p>
+        </w:tc>
+        <w:tc>
+          <w:tcPr>
+            <w:tcW w:type="dxa" w:w="1247"/>
+          </w:tcPr>
+          <w:p>
+            <w:r>
+              <w:rPr>
+                <w:b/>
+                <w:i w:val="0"/>
+                <w:sz w:val="16"/>
+              </w:rPr>
+              <w:t>S07</w:t>
+              <w:br/>
+            </w:r>
+            <w:r>
+              <w:rPr>
+                <w:b w:val="0"/>
+                <w:i w:val="0"/>
+                <w:color w:val="64748B"/>
+                <w:sz w:val="14"/>
+              </w:rPr>
+              <w:t>Consommation alimentaire</w:t>
+            </w:r>
+          </w:p>
+        </w:tc>
+        <w:tc>
+          <w:tcPr>
+            <w:tcW w:type="dxa" w:w="1531"/>
+          </w:tcPr>
+          <w:p>
+            <w:r>
+              <w:rPr>
+                <w:b/>
+                <w:i w:val="0"/>
+                <w:color w:val="16A34A"/>
+                <w:sz w:val="16"/>
+              </w:rPr>
+              <w:t>—</w:t>
+            </w:r>
+          </w:p>
+        </w:tc>
+        <w:tc>
+          <w:tcPr>
+            <w:tcW w:type="dxa" w:w="1191"/>
+          </w:tcPr>
+          <w:p>
+            <w:r>
+              <w:rPr>
+                <w:b w:val="0"/>
+                <w:i w:val="0"/>
+                <w:color w:val="64748B"/>
+                <w:sz w:val="16"/>
+              </w:rPr>
+              <w:t>GT-CQ</w:t>
+            </w:r>
+          </w:p>
+        </w:tc>
+        <w:tc>
+          <w:tcPr>
+            <w:tcW w:type="dxa" w:w="4706"/>
+          </w:tcPr>
+          <w:p>
+            <w:r>
+              <w:rPr>
+                <w:b w:val="0"/>
+                <w:i w:val="0"/>
+                <w:sz w:val="17"/>
+              </w:rPr>
+              <w:t>Attention ! La dépense du répas pris à l'extérieur de ABDOULAYE KA (15300 Fcfa) au cours de 7 derniers jours est relativement élevé.</w:t>
+            </w:r>
+          </w:p>
+        </w:tc>
+      </w:tr>
+      <w:tr>
+        <w:tc>
+          <w:tcPr>
+            <w:tcW w:type="dxa" w:w="964"/>
+          </w:tcPr>
+          <w:p>
+            <w:r>
+              <w:rPr>
+                <w:b/>
+                <w:i w:val="0"/>
+                <w:color w:val="EA580C"/>
+                <w:sz w:val="16"/>
+              </w:rPr>
+              <w:t>Moyenne</w:t>
+            </w:r>
+          </w:p>
+        </w:tc>
+        <w:tc>
+          <w:tcPr>
+            <w:tcW w:type="dxa" w:w="1247"/>
+          </w:tcPr>
+          <w:p>
+            <w:r>
+              <w:rPr>
+                <w:b/>
+                <w:i w:val="0"/>
+                <w:sz w:val="16"/>
+              </w:rPr>
+              <w:t>S07</w:t>
+              <w:br/>
+            </w:r>
+            <w:r>
+              <w:rPr>
+                <w:b w:val="0"/>
+                <w:i w:val="0"/>
+                <w:color w:val="64748B"/>
+                <w:sz w:val="14"/>
+              </w:rPr>
+              <w:t>Consommation alimentaire</w:t>
+            </w:r>
+          </w:p>
+        </w:tc>
+        <w:tc>
+          <w:tcPr>
+            <w:tcW w:type="dxa" w:w="1531"/>
+          </w:tcPr>
+          <w:p>
+            <w:r>
+              <w:rPr>
+                <w:b/>
+                <w:i w:val="0"/>
+                <w:color w:val="16A34A"/>
+                <w:sz w:val="16"/>
+              </w:rPr>
+              <w:t>—</w:t>
+            </w:r>
+          </w:p>
+        </w:tc>
+        <w:tc>
+          <w:tcPr>
+            <w:tcW w:type="dxa" w:w="1191"/>
+          </w:tcPr>
+          <w:p>
+            <w:r>
+              <w:rPr>
+                <w:b w:val="0"/>
+                <w:i w:val="0"/>
+                <w:color w:val="64748B"/>
+                <w:sz w:val="16"/>
+              </w:rPr>
+              <w:t>GT-CQ</w:t>
+            </w:r>
+          </w:p>
+        </w:tc>
+        <w:tc>
+          <w:tcPr>
+            <w:tcW w:type="dxa" w:w="4706"/>
+          </w:tcPr>
+          <w:p>
+            <w:r>
+              <w:rPr>
+                <w:b w:val="0"/>
+                <w:i w:val="0"/>
+                <w:sz w:val="17"/>
+              </w:rPr>
+              <w:t>Prière de corriger ou de confirmer avec le QG.</w:t>
+            </w:r>
+          </w:p>
+        </w:tc>
+      </w:tr>
+      <w:tr>
+        <w:tc>
+          <w:tcPr>
+            <w:tcW w:type="dxa" w:w="964"/>
+          </w:tcPr>
+          <w:p>
+            <w:r>
+              <w:rPr>
+                <w:b/>
+                <w:i w:val="0"/>
+                <w:color w:val="EA580C"/>
+                <w:sz w:val="16"/>
+              </w:rPr>
+              <w:t>Moyenne</w:t>
+            </w:r>
+          </w:p>
+        </w:tc>
+        <w:tc>
+          <w:tcPr>
+            <w:tcW w:type="dxa" w:w="1247"/>
+          </w:tcPr>
+          <w:p>
+            <w:r>
+              <w:rPr>
+                <w:b/>
+                <w:i w:val="0"/>
+                <w:sz w:val="16"/>
+              </w:rPr>
+              <w:t>S07</w:t>
+              <w:br/>
+            </w:r>
+            <w:r>
+              <w:rPr>
+                <w:b w:val="0"/>
+                <w:i w:val="0"/>
+                <w:color w:val="64748B"/>
+                <w:sz w:val="14"/>
+              </w:rPr>
+              <w:t>Consommation alimentaire</w:t>
+            </w:r>
+          </w:p>
+        </w:tc>
+        <w:tc>
+          <w:tcPr>
+            <w:tcW w:type="dxa" w:w="1531"/>
+          </w:tcPr>
+          <w:p>
+            <w:r>
+              <w:rPr>
+                <w:b/>
+                <w:i w:val="0"/>
+                <w:color w:val="16A34A"/>
+                <w:sz w:val="16"/>
+              </w:rPr>
+              <w:t>—</w:t>
+            </w:r>
+          </w:p>
+        </w:tc>
+        <w:tc>
+          <w:tcPr>
+            <w:tcW w:type="dxa" w:w="1191"/>
+          </w:tcPr>
+          <w:p>
+            <w:r>
+              <w:rPr>
+                <w:b w:val="0"/>
+                <w:i w:val="0"/>
+                <w:color w:val="64748B"/>
+                <w:sz w:val="16"/>
+              </w:rPr>
+              <w:t>GT-CQ</w:t>
+            </w:r>
+          </w:p>
+        </w:tc>
+        <w:tc>
+          <w:tcPr>
+            <w:tcW w:type="dxa" w:w="4706"/>
+          </w:tcPr>
+          <w:p>
+            <w:r>
+              <w:rPr>
+                <w:b w:val="0"/>
+                <w:i w:val="0"/>
+                <w:sz w:val="17"/>
+              </w:rPr>
+              <w:t>Attention ! La dépense du répas pris à l'extérieur de MODOU KA (11550 Fcfa) au cours de 7 derniers jours est relativement élevé.</w:t>
+            </w:r>
+          </w:p>
+        </w:tc>
+      </w:tr>
+      <w:tr>
+        <w:tc>
+          <w:tcPr>
+            <w:tcW w:type="dxa" w:w="964"/>
+          </w:tcPr>
+          <w:p>
+            <w:r>
+              <w:rPr>
+                <w:b/>
+                <w:i w:val="0"/>
+                <w:color w:val="EA580C"/>
+                <w:sz w:val="16"/>
+              </w:rPr>
+              <w:t>Moyenne</w:t>
+            </w:r>
+          </w:p>
+        </w:tc>
+        <w:tc>
+          <w:tcPr>
+            <w:tcW w:type="dxa" w:w="1247"/>
+          </w:tcPr>
+          <w:p>
+            <w:r>
+              <w:rPr>
+                <w:b/>
+                <w:i w:val="0"/>
+                <w:sz w:val="16"/>
+              </w:rPr>
+              <w:t>S07</w:t>
+              <w:br/>
+            </w:r>
+            <w:r>
+              <w:rPr>
+                <w:b w:val="0"/>
+                <w:i w:val="0"/>
+                <w:color w:val="64748B"/>
+                <w:sz w:val="14"/>
+              </w:rPr>
+              <w:t>Consommation alimentaire</w:t>
+            </w:r>
+          </w:p>
+        </w:tc>
+        <w:tc>
+          <w:tcPr>
+            <w:tcW w:type="dxa" w:w="1531"/>
+          </w:tcPr>
+          <w:p>
+            <w:r>
+              <w:rPr>
+                <w:b/>
+                <w:i w:val="0"/>
+                <w:color w:val="16A34A"/>
+                <w:sz w:val="16"/>
+              </w:rPr>
+              <w:t>—</w:t>
+            </w:r>
+          </w:p>
+        </w:tc>
+        <w:tc>
+          <w:tcPr>
+            <w:tcW w:type="dxa" w:w="1191"/>
+          </w:tcPr>
+          <w:p>
+            <w:r>
+              <w:rPr>
+                <w:b w:val="0"/>
+                <w:i w:val="0"/>
+                <w:color w:val="64748B"/>
+                <w:sz w:val="16"/>
+              </w:rPr>
+              <w:t>GT-CQ</w:t>
+            </w:r>
+          </w:p>
+        </w:tc>
+        <w:tc>
+          <w:tcPr>
+            <w:tcW w:type="dxa" w:w="4706"/>
+          </w:tcPr>
+          <w:p>
+            <w:r>
+              <w:rPr>
+                <w:b w:val="0"/>
+                <w:i w:val="0"/>
+                <w:sz w:val="17"/>
+              </w:rPr>
+              <w:t>Attention ! Le prix unitaire d'achat (25 Fcfa) de Poivre en Sachets (Petit) est relativement faible par rapport aux autres prix observés dans cette zone.</w:t>
+            </w:r>
+          </w:p>
+        </w:tc>
+      </w:tr>
+      <w:tr>
+        <w:tc>
+          <w:tcPr>
+            <w:tcW w:type="dxa" w:w="964"/>
+          </w:tcPr>
+          <w:p>
+            <w:r>
+              <w:rPr>
+                <w:b/>
+                <w:i w:val="0"/>
+                <w:color w:val="EA580C"/>
+                <w:sz w:val="16"/>
+              </w:rPr>
+              <w:t>Moyenne</w:t>
+            </w:r>
+          </w:p>
+        </w:tc>
+        <w:tc>
+          <w:tcPr>
+            <w:tcW w:type="dxa" w:w="1247"/>
+          </w:tcPr>
+          <w:p>
+            <w:r>
+              <w:rPr>
+                <w:b/>
+                <w:i w:val="0"/>
+                <w:sz w:val="16"/>
+              </w:rPr>
+              <w:t>S07</w:t>
+              <w:br/>
+            </w:r>
+            <w:r>
+              <w:rPr>
+                <w:b w:val="0"/>
+                <w:i w:val="0"/>
+                <w:color w:val="64748B"/>
+                <w:sz w:val="14"/>
+              </w:rPr>
+              <w:t>Consommation alimentaire</w:t>
+            </w:r>
+          </w:p>
+        </w:tc>
+        <w:tc>
+          <w:tcPr>
+            <w:tcW w:type="dxa" w:w="1531"/>
+          </w:tcPr>
+          <w:p>
+            <w:r>
+              <w:rPr>
+                <w:b/>
+                <w:i w:val="0"/>
+                <w:color w:val="16A34A"/>
+                <w:sz w:val="16"/>
+              </w:rPr>
+              <w:t>—</w:t>
+            </w:r>
+          </w:p>
+        </w:tc>
+        <w:tc>
+          <w:tcPr>
+            <w:tcW w:type="dxa" w:w="1191"/>
+          </w:tcPr>
+          <w:p>
+            <w:r>
+              <w:rPr>
+                <w:b w:val="0"/>
+                <w:i w:val="0"/>
+                <w:color w:val="64748B"/>
+                <w:sz w:val="16"/>
+              </w:rPr>
+              <w:t>GT-CQ</w:t>
+            </w:r>
+          </w:p>
+        </w:tc>
+        <w:tc>
+          <w:tcPr>
+            <w:tcW w:type="dxa" w:w="4706"/>
+          </w:tcPr>
+          <w:p>
+            <w:r>
+              <w:rPr>
+                <w:b w:val="0"/>
+                <w:i w:val="0"/>
+                <w:sz w:val="17"/>
+              </w:rPr>
+              <w:t>Prière de corriger ou de confirmer avec le QG.</w:t>
+            </w:r>
+          </w:p>
+        </w:tc>
+      </w:tr>
+      <w:tr>
+        <w:tc>
+          <w:tcPr>
+            <w:tcW w:type="dxa" w:w="964"/>
+          </w:tcPr>
+          <w:p>
+            <w:r>
+              <w:rPr>
+                <w:b/>
+                <w:i w:val="0"/>
+                <w:color w:val="EA580C"/>
+                <w:sz w:val="16"/>
+              </w:rPr>
+              <w:t>Moyenne</w:t>
+            </w:r>
+          </w:p>
+        </w:tc>
+        <w:tc>
+          <w:tcPr>
+            <w:tcW w:type="dxa" w:w="1247"/>
+          </w:tcPr>
+          <w:p>
+            <w:r>
+              <w:rPr>
+                <w:b/>
+                <w:i w:val="0"/>
+                <w:sz w:val="16"/>
+              </w:rPr>
+              <w:t>S07</w:t>
+              <w:br/>
+            </w:r>
+            <w:r>
+              <w:rPr>
+                <w:b w:val="0"/>
+                <w:i w:val="0"/>
+                <w:color w:val="64748B"/>
+                <w:sz w:val="14"/>
+              </w:rPr>
+              <w:t>Consommation alimentaire</w:t>
+            </w:r>
+          </w:p>
+        </w:tc>
+        <w:tc>
+          <w:tcPr>
+            <w:tcW w:type="dxa" w:w="1531"/>
+          </w:tcPr>
+          <w:p>
+            <w:r>
+              <w:rPr>
+                <w:b/>
+                <w:i w:val="0"/>
+                <w:color w:val="16A34A"/>
+                <w:sz w:val="16"/>
+              </w:rPr>
+              <w:t>—</w:t>
+            </w:r>
+          </w:p>
+        </w:tc>
+        <w:tc>
+          <w:tcPr>
+            <w:tcW w:type="dxa" w:w="1191"/>
+          </w:tcPr>
+          <w:p>
+            <w:r>
+              <w:rPr>
+                <w:b w:val="0"/>
+                <w:i w:val="0"/>
+                <w:color w:val="64748B"/>
+                <w:sz w:val="16"/>
+              </w:rPr>
+              <w:t>GT-CQ</w:t>
+            </w:r>
+          </w:p>
+        </w:tc>
+        <w:tc>
+          <w:tcPr>
+            <w:tcW w:type="dxa" w:w="4706"/>
+          </w:tcPr>
+          <w:p>
+            <w:r>
+              <w:rPr>
+                <w:b w:val="0"/>
+                <w:i w:val="0"/>
+                <w:sz w:val="17"/>
+              </w:rPr>
+              <w:t>Attention ! Le prix unitaire d'achat (300 Fcfa) de Poisson frais yaboye ou obo (sardinelle) en Kg (taille unique) est relativement faible par rapport aux autres prix observés dans cette zone.</w:t>
+            </w:r>
+          </w:p>
+        </w:tc>
+      </w:tr>
+      <w:tr>
+        <w:tc>
+          <w:tcPr>
+            <w:tcW w:type="dxa" w:w="964"/>
+          </w:tcPr>
+          <w:p>
+            <w:r>
+              <w:rPr>
+                <w:b/>
+                <w:i w:val="0"/>
+                <w:color w:val="EA580C"/>
+                <w:sz w:val="16"/>
+              </w:rPr>
+              <w:t>Moyenne</w:t>
+            </w:r>
+          </w:p>
+        </w:tc>
+        <w:tc>
+          <w:tcPr>
+            <w:tcW w:type="dxa" w:w="1247"/>
+          </w:tcPr>
+          <w:p>
+            <w:r>
+              <w:rPr>
+                <w:b/>
+                <w:i w:val="0"/>
+                <w:sz w:val="16"/>
+              </w:rPr>
+              <w:t>S07</w:t>
+              <w:br/>
+            </w:r>
+            <w:r>
+              <w:rPr>
+                <w:b w:val="0"/>
+                <w:i w:val="0"/>
+                <w:color w:val="64748B"/>
+                <w:sz w:val="14"/>
+              </w:rPr>
+              <w:t>Consommation alimentaire</w:t>
+            </w:r>
+          </w:p>
+        </w:tc>
+        <w:tc>
+          <w:tcPr>
+            <w:tcW w:type="dxa" w:w="1531"/>
+          </w:tcPr>
+          <w:p>
+            <w:r>
+              <w:rPr>
+                <w:b/>
+                <w:i w:val="0"/>
+                <w:color w:val="16A34A"/>
+                <w:sz w:val="16"/>
+              </w:rPr>
+              <w:t>s02q16, s03q05, s03q08, s03q15, s06q18, s07bq01, s07bq04, s07bq03b1</w:t>
+            </w:r>
+          </w:p>
+        </w:tc>
+        <w:tc>
+          <w:tcPr>
+            <w:tcW w:type="dxa" w:w="1191"/>
+          </w:tcPr>
+          <w:p>
+            <w:r>
+              <w:rPr>
+                <w:b w:val="0"/>
+                <w:i w:val="0"/>
+                <w:color w:val="64748B"/>
+                <w:sz w:val="16"/>
+              </w:rPr>
+              <w:t>GT-CQ</w:t>
+            </w:r>
+          </w:p>
+        </w:tc>
+        <w:tc>
+          <w:tcPr>
+            <w:tcW w:type="dxa" w:w="4706"/>
+          </w:tcPr>
+          <w:p>
+            <w:r>
+              <w:rPr>
+                <w:b w:val="0"/>
+                <w:i w:val="0"/>
+                <w:sz w:val="17"/>
+              </w:rPr>
+              <w:t>La consommation de 1.5 Kg en taille unique de Arachides pilées provient de la propre production du ménage mais le ménage n'est pas agriculteur, prière de reprendre la section agriculture ou verifier cette quantité s'elle ne provient pas d'autre source.</w:t>
+            </w:r>
+          </w:p>
+        </w:tc>
+      </w:tr>
+      <w:tr>
+        <w:tc>
+          <w:tcPr>
+            <w:tcW w:type="dxa" w:w="964"/>
+          </w:tcPr>
+          <w:p>
+            <w:r>
+              <w:rPr>
+                <w:b/>
+                <w:i w:val="0"/>
+                <w:color w:val="EA580C"/>
+                <w:sz w:val="16"/>
+              </w:rPr>
+              <w:t>Moyenne</w:t>
+            </w:r>
+          </w:p>
+        </w:tc>
+        <w:tc>
+          <w:tcPr>
+            <w:tcW w:type="dxa" w:w="1247"/>
+          </w:tcPr>
+          <w:p>
+            <w:r>
+              <w:rPr>
+                <w:b/>
+                <w:i w:val="0"/>
+                <w:sz w:val="16"/>
+              </w:rPr>
+              <w:t>S07</w:t>
+              <w:br/>
+            </w:r>
+            <w:r>
+              <w:rPr>
+                <w:b w:val="0"/>
+                <w:i w:val="0"/>
+                <w:color w:val="64748B"/>
+                <w:sz w:val="14"/>
+              </w:rPr>
+              <w:t>Consommation alimentaire</w:t>
+            </w:r>
+          </w:p>
+        </w:tc>
+        <w:tc>
+          <w:tcPr>
+            <w:tcW w:type="dxa" w:w="1531"/>
+          </w:tcPr>
+          <w:p>
+            <w:r>
+              <w:rPr>
+                <w:b/>
+                <w:i w:val="0"/>
+                <w:color w:val="16A34A"/>
+                <w:sz w:val="16"/>
+              </w:rPr>
+              <w:t>s02q16, s03q05, s03q08, s03q15, s06q18, s07bq01, s07bq04, s07bq03b1</w:t>
+            </w:r>
+          </w:p>
+        </w:tc>
+        <w:tc>
+          <w:tcPr>
+            <w:tcW w:type="dxa" w:w="1191"/>
+          </w:tcPr>
+          <w:p>
+            <w:r>
+              <w:rPr>
+                <w:b w:val="0"/>
+                <w:i w:val="0"/>
+                <w:color w:val="64748B"/>
+                <w:sz w:val="16"/>
+              </w:rPr>
+              <w:t>GT-CQ</w:t>
+            </w:r>
+          </w:p>
+        </w:tc>
+        <w:tc>
+          <w:tcPr>
+            <w:tcW w:type="dxa" w:w="4706"/>
+          </w:tcPr>
+          <w:p>
+            <w:r>
+              <w:rPr>
+                <w:b w:val="0"/>
+                <w:i w:val="0"/>
+                <w:sz w:val="17"/>
+              </w:rPr>
+              <w:t>La consommation de 1.5 Kg en taille unique de Pâte d'arachide provient de la propre production du ménage mais le ménage n'est pas agriculteur, prière de reprendre la section agriculture ou verifier cette quantité s'elle ne provient pas d'autre source.</w:t>
+            </w:r>
+          </w:p>
+        </w:tc>
+      </w:tr>
+      <w:tr>
+        <w:tc>
+          <w:tcPr>
+            <w:tcW w:type="dxa" w:w="964"/>
+          </w:tcPr>
+          <w:p>
+            <w:r>
+              <w:rPr>
+                <w:b/>
+                <w:i w:val="0"/>
+                <w:color w:val="EA580C"/>
+                <w:sz w:val="16"/>
+              </w:rPr>
+              <w:t>Moyenne</w:t>
+            </w:r>
+          </w:p>
+        </w:tc>
+        <w:tc>
+          <w:tcPr>
+            <w:tcW w:type="dxa" w:w="1247"/>
+          </w:tcPr>
+          <w:p>
+            <w:r>
+              <w:rPr>
+                <w:b/>
+                <w:i w:val="0"/>
+                <w:sz w:val="16"/>
+              </w:rPr>
+              <w:t>S07</w:t>
+              <w:br/>
+            </w:r>
+            <w:r>
+              <w:rPr>
+                <w:b w:val="0"/>
+                <w:i w:val="0"/>
+                <w:color w:val="64748B"/>
+                <w:sz w:val="14"/>
+              </w:rPr>
+              <w:t>Consommation alimentaire</w:t>
+            </w:r>
+          </w:p>
+        </w:tc>
+        <w:tc>
+          <w:tcPr>
+            <w:tcW w:type="dxa" w:w="1531"/>
+          </w:tcPr>
+          <w:p>
+            <w:r>
+              <w:rPr>
+                <w:b/>
+                <w:i w:val="0"/>
+                <w:color w:val="16A34A"/>
+                <w:sz w:val="16"/>
+              </w:rPr>
+              <w:t>s02q16, s03q05, s03q08, s03q15, s06q18, s07bq01, s07bq04, s07bq03b1</w:t>
+            </w:r>
+          </w:p>
+        </w:tc>
+        <w:tc>
+          <w:tcPr>
+            <w:tcW w:type="dxa" w:w="1191"/>
+          </w:tcPr>
+          <w:p>
+            <w:r>
+              <w:rPr>
+                <w:b w:val="0"/>
+                <w:i w:val="0"/>
+                <w:color w:val="64748B"/>
+                <w:sz w:val="16"/>
+              </w:rPr>
+              <w:t>GT-CQ</w:t>
+            </w:r>
+          </w:p>
+        </w:tc>
+        <w:tc>
+          <w:tcPr>
+            <w:tcW w:type="dxa" w:w="4706"/>
+          </w:tcPr>
+          <w:p>
+            <w:r>
+              <w:rPr>
+                <w:b w:val="0"/>
+                <w:i w:val="0"/>
+                <w:sz w:val="17"/>
+              </w:rPr>
+              <w:t>La consommation de 14 Kg en taille unique de Mil provient de la propre production du ménage mais le ménage n'est pas agriculteur, prière de reprendre la section agriculture ou verifier cette quantité s'elle ne provient pas d'autre source.</w:t>
+            </w:r>
+          </w:p>
+        </w:tc>
+      </w:tr>
+      <w:tr>
+        <w:tc>
+          <w:tcPr>
+            <w:tcW w:type="dxa" w:w="964"/>
+          </w:tcPr>
+          <w:p>
+            <w:r>
+              <w:rPr>
+                <w:b/>
+                <w:i w:val="0"/>
+                <w:color w:val="EA580C"/>
+                <w:sz w:val="16"/>
+              </w:rPr>
+              <w:t>Moyenne</w:t>
+            </w:r>
+          </w:p>
+        </w:tc>
+        <w:tc>
+          <w:tcPr>
+            <w:tcW w:type="dxa" w:w="1247"/>
+          </w:tcPr>
+          <w:p>
+            <w:r>
+              <w:rPr>
+                <w:b/>
+                <w:i w:val="0"/>
+                <w:sz w:val="16"/>
+              </w:rPr>
+              <w:t>S07</w:t>
+              <w:br/>
+            </w:r>
+            <w:r>
+              <w:rPr>
+                <w:b w:val="0"/>
+                <w:i w:val="0"/>
+                <w:color w:val="64748B"/>
+                <w:sz w:val="14"/>
+              </w:rPr>
+              <w:t>Consommation alimentaire</w:t>
+            </w:r>
+          </w:p>
+        </w:tc>
+        <w:tc>
+          <w:tcPr>
+            <w:tcW w:type="dxa" w:w="1531"/>
+          </w:tcPr>
+          <w:p>
+            <w:r>
+              <w:rPr>
+                <w:b/>
+                <w:i w:val="0"/>
+                <w:color w:val="16A34A"/>
+                <w:sz w:val="16"/>
+              </w:rPr>
+              <w:t>s07bq07a, s07bq07b, s07bq07c, s07bq08</w:t>
+            </w:r>
+          </w:p>
+        </w:tc>
+        <w:tc>
+          <w:tcPr>
+            <w:tcW w:type="dxa" w:w="1191"/>
+          </w:tcPr>
+          <w:p>
+            <w:r>
+              <w:rPr>
+                <w:b w:val="0"/>
+                <w:i w:val="0"/>
+                <w:color w:val="64748B"/>
+                <w:sz w:val="16"/>
+              </w:rPr>
+              <w:t>GT-CQ</w:t>
+            </w:r>
+          </w:p>
+        </w:tc>
+        <w:tc>
+          <w:tcPr>
+            <w:tcW w:type="dxa" w:w="4706"/>
+          </w:tcPr>
+          <w:p>
+            <w:r>
+              <w:rPr>
+                <w:b w:val="0"/>
+                <w:i w:val="0"/>
+                <w:sz w:val="17"/>
+              </w:rPr>
+              <w:t>Le prix d'achat unitaire (1000 Fcfa) de Sel en Sac (5 Kg) de taille taille unique est très faible, prière de regarder les reponses prises dans les questions s07bq07a s07bq07b s07bq07c s07bq08 pour mieux corriger.</w:t>
+            </w:r>
+          </w:p>
+        </w:tc>
+      </w:tr>
+      <w:tr>
+        <w:tc>
+          <w:tcPr>
+            <w:tcW w:type="dxa" w:w="964"/>
+          </w:tcPr>
+          <w:p>
+            <w:r>
+              <w:rPr>
+                <w:b/>
+                <w:i w:val="0"/>
+                <w:color w:val="EA580C"/>
+                <w:sz w:val="16"/>
+              </w:rPr>
+              <w:t>Moyenne</w:t>
+            </w:r>
+          </w:p>
+        </w:tc>
+        <w:tc>
+          <w:tcPr>
+            <w:tcW w:type="dxa" w:w="1247"/>
+          </w:tcPr>
+          <w:p>
+            <w:r>
+              <w:rPr>
+                <w:b/>
+                <w:i w:val="0"/>
+                <w:sz w:val="16"/>
+              </w:rPr>
+              <w:t>S09</w:t>
+              <w:br/>
+            </w:r>
+            <w:r>
+              <w:rPr>
+                <w:b w:val="0"/>
+                <w:i w:val="0"/>
+                <w:color w:val="64748B"/>
+                <w:sz w:val="14"/>
+              </w:rPr>
+              <w:t>Dépenses non alimentaires</w:t>
+            </w:r>
+          </w:p>
+        </w:tc>
+        <w:tc>
+          <w:tcPr>
+            <w:tcW w:type="dxa" w:w="1531"/>
+          </w:tcPr>
+          <w:p>
+            <w:r>
+              <w:rPr>
+                <w:b/>
+                <w:i w:val="0"/>
+                <w:color w:val="16A34A"/>
+                <w:sz w:val="16"/>
+              </w:rPr>
+              <w:t>—</w:t>
+            </w:r>
+          </w:p>
+        </w:tc>
+        <w:tc>
+          <w:tcPr>
+            <w:tcW w:type="dxa" w:w="1191"/>
+          </w:tcPr>
+          <w:p>
+            <w:r>
+              <w:rPr>
+                <w:b w:val="0"/>
+                <w:i w:val="0"/>
+                <w:color w:val="64748B"/>
+                <w:sz w:val="16"/>
+              </w:rPr>
+              <w:t>GT-CQ</w:t>
+            </w:r>
+          </w:p>
+        </w:tc>
+        <w:tc>
+          <w:tcPr>
+            <w:tcW w:type="dxa" w:w="4706"/>
+          </w:tcPr>
+          <w:p>
+            <w:r>
+              <w:rPr>
+                <w:b w:val="0"/>
+                <w:i w:val="0"/>
+                <w:sz w:val="17"/>
+              </w:rPr>
+              <w:t>Attention ! La dépense totale du ménage de ROKHYA DIOP (338000 Fcfa) de la fête de Baptêmes est relativement élevé.</w:t>
+            </w:r>
+          </w:p>
+        </w:tc>
+      </w:tr>
+      <w:tr>
+        <w:tc>
+          <w:tcPr>
+            <w:tcW w:type="dxa" w:w="964"/>
+          </w:tcPr>
+          <w:p>
+            <w:r>
+              <w:rPr>
+                <w:b/>
+                <w:i w:val="0"/>
+                <w:color w:val="EA580C"/>
+                <w:sz w:val="16"/>
+              </w:rPr>
+              <w:t>Moyenne</w:t>
+            </w:r>
+          </w:p>
+        </w:tc>
+        <w:tc>
+          <w:tcPr>
+            <w:tcW w:type="dxa" w:w="1247"/>
+          </w:tcPr>
+          <w:p>
+            <w:r>
+              <w:rPr>
+                <w:b/>
+                <w:i w:val="0"/>
+                <w:sz w:val="16"/>
+              </w:rPr>
+              <w:t>S09</w:t>
+              <w:br/>
+            </w:r>
+            <w:r>
+              <w:rPr>
+                <w:b w:val="0"/>
+                <w:i w:val="0"/>
+                <w:color w:val="64748B"/>
+                <w:sz w:val="14"/>
+              </w:rPr>
+              <w:t>Dépenses non alimentaires</w:t>
+            </w:r>
+          </w:p>
+        </w:tc>
+        <w:tc>
+          <w:tcPr>
+            <w:tcW w:type="dxa" w:w="1531"/>
+          </w:tcPr>
+          <w:p>
+            <w:r>
+              <w:rPr>
+                <w:b/>
+                <w:i w:val="0"/>
+                <w:color w:val="16A34A"/>
+                <w:sz w:val="16"/>
+              </w:rPr>
+              <w:t>—</w:t>
+            </w:r>
+          </w:p>
+        </w:tc>
+        <w:tc>
+          <w:tcPr>
+            <w:tcW w:type="dxa" w:w="1191"/>
+          </w:tcPr>
+          <w:p>
+            <w:r>
+              <w:rPr>
+                <w:b w:val="0"/>
+                <w:i w:val="0"/>
+                <w:color w:val="64748B"/>
+                <w:sz w:val="16"/>
+              </w:rPr>
+              <w:t>GT-CQ</w:t>
+            </w:r>
+          </w:p>
+        </w:tc>
+        <w:tc>
+          <w:tcPr>
+            <w:tcW w:type="dxa" w:w="4706"/>
+          </w:tcPr>
+          <w:p>
+            <w:r>
+              <w:rPr>
+                <w:b w:val="0"/>
+                <w:i w:val="0"/>
+                <w:sz w:val="17"/>
+              </w:rPr>
+              <w:t>Prière de corriger ou de confirmer avec le QG.</w:t>
+            </w:r>
+          </w:p>
+        </w:tc>
+      </w:tr>
+      <w:tr>
+        <w:tc>
+          <w:tcPr>
+            <w:tcW w:type="dxa" w:w="964"/>
+          </w:tcPr>
+          <w:p>
+            <w:r>
+              <w:rPr>
+                <w:b/>
+                <w:i w:val="0"/>
+                <w:color w:val="EA580C"/>
+                <w:sz w:val="16"/>
+              </w:rPr>
+              <w:t>Moyenne</w:t>
+            </w:r>
+          </w:p>
+        </w:tc>
+        <w:tc>
+          <w:tcPr>
+            <w:tcW w:type="dxa" w:w="1247"/>
+          </w:tcPr>
+          <w:p>
+            <w:r>
+              <w:rPr>
+                <w:b/>
+                <w:i w:val="0"/>
+                <w:sz w:val="16"/>
+              </w:rPr>
+              <w:t>S09</w:t>
+              <w:br/>
+            </w:r>
+            <w:r>
+              <w:rPr>
+                <w:b w:val="0"/>
+                <w:i w:val="0"/>
+                <w:color w:val="64748B"/>
+                <w:sz w:val="14"/>
+              </w:rPr>
+              <w:t>Dépenses non alimentaires</w:t>
+            </w:r>
+          </w:p>
+        </w:tc>
+        <w:tc>
+          <w:tcPr>
+            <w:tcW w:type="dxa" w:w="1531"/>
+          </w:tcPr>
+          <w:p>
+            <w:r>
+              <w:rPr>
+                <w:b/>
+                <w:i w:val="0"/>
+                <w:color w:val="16A34A"/>
+                <w:sz w:val="16"/>
+              </w:rPr>
+              <w:t>—</w:t>
+            </w:r>
+          </w:p>
+        </w:tc>
+        <w:tc>
+          <w:tcPr>
+            <w:tcW w:type="dxa" w:w="1191"/>
+          </w:tcPr>
+          <w:p>
+            <w:r>
+              <w:rPr>
+                <w:b w:val="0"/>
+                <w:i w:val="0"/>
+                <w:color w:val="64748B"/>
+                <w:sz w:val="16"/>
+              </w:rPr>
+              <w:t>GT-CQ</w:t>
+            </w:r>
+          </w:p>
+        </w:tc>
+        <w:tc>
+          <w:tcPr>
+            <w:tcW w:type="dxa" w:w="4706"/>
+          </w:tcPr>
+          <w:p>
+            <w:r>
+              <w:rPr>
+                <w:b w:val="0"/>
+                <w:i w:val="0"/>
+                <w:sz w:val="17"/>
+              </w:rPr>
+              <w:t>Attention ! La dépense du ménage de ROKHYA DIOP (30000 Fcfa) au cours de 12 derniers mois de Achat d'un vélo pour usage personnel est relativement élevé.</w:t>
+            </w:r>
+          </w:p>
+        </w:tc>
+      </w:tr>
+      <w:tr>
+        <w:tc>
+          <w:tcPr>
+            <w:tcW w:type="dxa" w:w="964"/>
+          </w:tcPr>
+          <w:p>
+            <w:r>
+              <w:rPr>
+                <w:b/>
+                <w:i w:val="0"/>
+                <w:color w:val="EA580C"/>
+                <w:sz w:val="16"/>
+              </w:rPr>
+              <w:t>Moyenne</w:t>
+            </w:r>
+          </w:p>
+        </w:tc>
+        <w:tc>
+          <w:tcPr>
+            <w:tcW w:type="dxa" w:w="1247"/>
+          </w:tcPr>
+          <w:p>
+            <w:r>
+              <w:rPr>
+                <w:b/>
+                <w:i w:val="0"/>
+                <w:sz w:val="16"/>
+              </w:rPr>
+              <w:t>S09</w:t>
+              <w:br/>
+            </w:r>
+            <w:r>
+              <w:rPr>
+                <w:b w:val="0"/>
+                <w:i w:val="0"/>
+                <w:color w:val="64748B"/>
+                <w:sz w:val="14"/>
+              </w:rPr>
+              <w:t>Dépenses non alimentaires</w:t>
+            </w:r>
+          </w:p>
+        </w:tc>
+        <w:tc>
+          <w:tcPr>
+            <w:tcW w:type="dxa" w:w="1531"/>
+          </w:tcPr>
+          <w:p>
+            <w:r>
+              <w:rPr>
+                <w:b/>
+                <w:i w:val="0"/>
+                <w:color w:val="16A34A"/>
+                <w:sz w:val="16"/>
+              </w:rPr>
+              <w:t>—</w:t>
+            </w:r>
+          </w:p>
+        </w:tc>
+        <w:tc>
+          <w:tcPr>
+            <w:tcW w:type="dxa" w:w="1191"/>
+          </w:tcPr>
+          <w:p>
+            <w:r>
+              <w:rPr>
+                <w:b w:val="0"/>
+                <w:i w:val="0"/>
+                <w:color w:val="64748B"/>
+                <w:sz w:val="16"/>
+              </w:rPr>
+              <w:t>GT-CQ</w:t>
+            </w:r>
+          </w:p>
+        </w:tc>
+        <w:tc>
+          <w:tcPr>
+            <w:tcW w:type="dxa" w:w="4706"/>
+          </w:tcPr>
+          <w:p>
+            <w:r>
+              <w:rPr>
+                <w:b w:val="0"/>
+                <w:i w:val="0"/>
+                <w:sz w:val="17"/>
+              </w:rPr>
+              <w:t>Prière de corriger ou de confirmer avec le QG.</w:t>
+            </w:r>
+          </w:p>
+        </w:tc>
+      </w:tr>
+      <w:tr>
+        <w:tc>
+          <w:tcPr>
+            <w:tcW w:type="dxa" w:w="964"/>
+          </w:tcPr>
+          <w:p>
+            <w:r>
+              <w:rPr>
+                <w:b/>
+                <w:i w:val="0"/>
+                <w:color w:val="EA580C"/>
+                <w:sz w:val="16"/>
+              </w:rPr>
+              <w:t>Moyenne</w:t>
+            </w:r>
+          </w:p>
+        </w:tc>
+        <w:tc>
+          <w:tcPr>
+            <w:tcW w:type="dxa" w:w="1247"/>
+          </w:tcPr>
+          <w:p>
+            <w:r>
+              <w:rPr>
+                <w:b/>
+                <w:i w:val="0"/>
+                <w:sz w:val="16"/>
+              </w:rPr>
+              <w:t>S09</w:t>
+              <w:br/>
+            </w:r>
+            <w:r>
+              <w:rPr>
+                <w:b w:val="0"/>
+                <w:i w:val="0"/>
+                <w:color w:val="64748B"/>
+                <w:sz w:val="14"/>
+              </w:rPr>
+              <w:t>Dépenses non alimentaires</w:t>
+            </w:r>
+          </w:p>
+        </w:tc>
+        <w:tc>
+          <w:tcPr>
+            <w:tcW w:type="dxa" w:w="1531"/>
+          </w:tcPr>
+          <w:p>
+            <w:r>
+              <w:rPr>
+                <w:b/>
+                <w:i w:val="0"/>
+                <w:color w:val="16A34A"/>
+                <w:sz w:val="16"/>
+              </w:rPr>
+              <w:t>—</w:t>
+            </w:r>
+          </w:p>
+        </w:tc>
+        <w:tc>
+          <w:tcPr>
+            <w:tcW w:type="dxa" w:w="1191"/>
+          </w:tcPr>
+          <w:p>
+            <w:r>
+              <w:rPr>
+                <w:b w:val="0"/>
+                <w:i w:val="0"/>
+                <w:color w:val="64748B"/>
+                <w:sz w:val="16"/>
+              </w:rPr>
+              <w:t>GT-CQ</w:t>
+            </w:r>
+          </w:p>
+        </w:tc>
+        <w:tc>
+          <w:tcPr>
+            <w:tcW w:type="dxa" w:w="4706"/>
+          </w:tcPr>
+          <w:p>
+            <w:r>
+              <w:rPr>
+                <w:b w:val="0"/>
+                <w:i w:val="0"/>
+                <w:sz w:val="17"/>
+              </w:rPr>
+              <w:t>Attention ! La dépense du ménage de ROKHYA DIOP (60000 Fcfa) au cours de 12 derniers mois de Achat d'un téléphone portable est relativement élevé.</w:t>
+            </w:r>
+          </w:p>
+        </w:tc>
+      </w:tr>
+      <w:tr>
+        <w:tc>
+          <w:tcPr>
+            <w:tcW w:type="dxa" w:w="964"/>
+          </w:tcPr>
+          <w:p>
+            <w:r>
+              <w:rPr>
+                <w:b/>
+                <w:i w:val="0"/>
+                <w:color w:val="EA580C"/>
+                <w:sz w:val="16"/>
+              </w:rPr>
+              <w:t>Moyenne</w:t>
             </w:r>
           </w:p>
         </w:tc>
@@ -2524,7 +6934,7 @@
                 <w:color w:val="16A34A"/>
                 <w:sz w:val="16"/>
               </w:rPr>
-              <w:t>s10q47, s10q46</w:t>
+              <w:t>s10q40</w:t>
             </w:r>
           </w:p>
         </w:tc>
@@ -2555,7 +6965,7 @@
                 <w:i w:val="0"/>
                 <w:sz w:val="17"/>
               </w:rPr>
-              <w:t>Incohérence! L'entreprise vente de omo a depensé pour l'achat des marchandises revendues en état (s10q47 different de 0) mais dit n'avoir réçu aucune somme sur la revente de ces marchandises achetées et revendues en état (s10q46 est égal à 0), prière de fournir d'effort pour estimer le montant obtenu sur la revente de ces marchandises achetées et revendues en état.</w:t>
+              <w:t>Peu plausible! la valeur actuelle déclarée en s10q40 pour vente de omo semble trop petite ou trop élevée.</w:t>
             </w:r>
           </w:p>
         </w:tc>
@@ -2588,7 +6998,7 @@
                 <w:i w:val="0"/>
                 <w:sz w:val="16"/>
               </w:rPr>
-              <w:t>S00</w:t>
+              <w:t>S10</w:t>
               <w:br/>
             </w:r>
             <w:r>
@@ -2598,7 +7008,7 @@
                 <w:color w:val="64748B"/>
                 <w:sz w:val="14"/>
               </w:rPr>
-              <w:t>Identification</w:t>
+              <w:t>Logement</w:t>
             </w:r>
           </w:p>
         </w:tc>
@@ -2645,7 +7055,7 @@
                 <w:i w:val="0"/>
                 <w:sz w:val="17"/>
               </w:rPr>
-              <w:t>Il est obligatoire de prendre les coordonnées Gps avant d'administrer le questionnaire.</w:t>
+              <w:t>Veuillez, s'il vous plaît, confirmer cette information avec le QG ou la corriger.</w:t>
             </w:r>
           </w:p>
         </w:tc>
@@ -2678,7 +7088,7 @@
                 <w:i w:val="0"/>
                 <w:sz w:val="16"/>
               </w:rPr>
-              <w:t>S00</w:t>
+              <w:t>S10</w:t>
               <w:br/>
             </w:r>
             <w:r>
@@ -2688,7 +7098,7 @@
                 <w:color w:val="64748B"/>
                 <w:sz w:val="14"/>
               </w:rPr>
-              <w:t>Identification</w:t>
+              <w:t>Logement</w:t>
             </w:r>
           </w:p>
         </w:tc>
@@ -2704,7 +7114,7 @@
                 <w:color w:val="16A34A"/>
                 <w:sz w:val="16"/>
               </w:rPr>
-              <w:t>—</w:t>
+              <w:t>s10q47, s10q46</w:t>
             </w:r>
           </w:p>
         </w:tc>
@@ -2735,7 +7145,7 @@
                 <w:i w:val="0"/>
                 <w:sz w:val="17"/>
               </w:rPr>
-              <w:t>Prière de prendre les coordonnées GPS.</w:t>
+              <w:t>Le montant dépensé de L'entreprise vente de omo pour l'achat de ces marchandises revendues en état, sans transformation ne peut être supérieur aux montants obtenus sur la revente de marchandises achetées et revendues en état au cours des 30 derniers jours ou durant le dernier mois où l'entreprise a fonctionné (s10q47 &gt; s10q46), prière de corriger.</w:t>
             </w:r>
           </w:p>
         </w:tc>
@@ -2768,7 +7178,7 @@
                 <w:i w:val="0"/>
                 <w:sz w:val="16"/>
               </w:rPr>
-              <w:t>S00</w:t>
+              <w:t>S10</w:t>
               <w:br/>
             </w:r>
             <w:r>
@@ -2778,7 +7188,7 @@
                 <w:color w:val="64748B"/>
                 <w:sz w:val="14"/>
               </w:rPr>
-              <w:t>Identification</w:t>
+              <w:t>Logement</w:t>
             </w:r>
           </w:p>
         </w:tc>
@@ -2794,7 +7204,7 @@
                 <w:color w:val="16A34A"/>
                 <w:sz w:val="16"/>
               </w:rPr>
-              <w:t>—</w:t>
+              <w:t>s10q49, s10q48</w:t>
             </w:r>
           </w:p>
         </w:tc>
@@ -2825,7 +7235,7 @@
                 <w:i w:val="0"/>
                 <w:sz w:val="17"/>
               </w:rPr>
-              <w:t>L'adresse ou la localisation du ménage doit être bien renseignée, ne doit pas contenir des numéros de téléphone et elle semble courte pour être une adresse.</w:t>
+              <w:t>Le montant dépensé de l'entreprise vente de omo en achat de matières premières pour les produits vendus au cours des 30 derniers jours ou durant le dernier mois où l'entreprise a fonctionné ne peut pas être supéreur aux montants obtenus sur la vente de produits transformés par l'entreprise au cours de cette même période où l'entreprise a fonctionné (s10q49 &gt; s10q48), prière de corriger.</w:t>
             </w:r>
           </w:p>
         </w:tc>
@@ -2858,7 +7268,7 @@
                 <w:i w:val="0"/>
                 <w:sz w:val="16"/>
               </w:rPr>
-              <w:t>S00</w:t>
+              <w:t>S10</w:t>
               <w:br/>
             </w:r>
             <w:r>
@@ -2868,7 +7278,7 @@
                 <w:color w:val="64748B"/>
                 <w:sz w:val="14"/>
               </w:rPr>
-              <w:t>Identification</w:t>
+              <w:t>Logement</w:t>
             </w:r>
           </w:p>
         </w:tc>
@@ -2884,7 +7294,7 @@
                 <w:color w:val="16A34A"/>
                 <w:sz w:val="16"/>
               </w:rPr>
-              <w:t>—</w:t>
+              <w:t>s10q49, s10q48</w:t>
             </w:r>
           </w:p>
         </w:tc>
@@ -2915,7 +7325,7 @@
                 <w:i w:val="0"/>
                 <w:sz w:val="17"/>
               </w:rPr>
-              <w:t>Prière de renseigner la bonne adresse.</w:t>
+              <w:t>L'entreprise vente de omo a depensé en achat de matières premières pour les produits vendus (s10q49 different de 0) mais dit n'avoir réçu aucune somme sur la vente de produits transformés (s10q48 est égal à 0), prière de fournir de l'effort pour estimer le montant obtenu sur la vente vente de produits transformés.</w:t>
             </w:r>
           </w:p>
         </w:tc>
@@ -2948,7 +7358,7 @@
                 <w:i w:val="0"/>
                 <w:sz w:val="16"/>
               </w:rPr>
-              <w:t>S01</w:t>
+              <w:t>S10</w:t>
               <w:br/>
             </w:r>
             <w:r>
@@ -2958,7 +7368,7 @@
                 <w:color w:val="64748B"/>
                 <w:sz w:val="14"/>
               </w:rPr>
-              <w:t>Démographie</w:t>
+              <w:t>Logement</w:t>
             </w:r>
           </w:p>
         </w:tc>
@@ -2974,7 +7384,7 @@
                 <w:color w:val="16A34A"/>
                 <w:sz w:val="16"/>
               </w:rPr>
-              <w:t>—</w:t>
+              <w:t>s10q46, s10q48, s10q50</w:t>
             </w:r>
           </w:p>
         </w:tc>
@@ -3005,7 +7415,7 @@
                 <w:i w:val="0"/>
                 <w:sz w:val="17"/>
               </w:rPr>
-              <w:t>Prière de verifier l'information donnée par AÏDA KA ou corriger au niveau de la section 1.</w:t>
+              <w:t>L'entreprise vente de omo existe dit n'avoir pas fait la revente de marchandises achetées et revendues en état, aussi le montant obtenus sur la vente de produits transformés par l'entreprise  n'a reçu aucune somme sur les reventes (s10q46=0 &amp; s10q48=0 &amp; s10q50=0); alors s'agit-il de quelle entreprise ? L'entreprise vente de omo n'est pas une entreprise commerciale et pourtant vous avez renseigné soit renseigner la question 10.46 ou 10.47, si vous pensez qu'elle est une entreprise commerciale prière de reprendre le classement de la nomenclature en 10.17a ou s'elle n'est pas commerciale merci de mettre 0 en 10.46 et 10.47.</w:t>
             </w:r>
           </w:p>
         </w:tc>
@@ -3038,7 +7448,7 @@
                 <w:i w:val="0"/>
                 <w:sz w:val="16"/>
               </w:rPr>
-              <w:t>S01</w:t>
+              <w:t>S10</w:t>
               <w:br/>
             </w:r>
             <w:r>
@@ -3048,7 +7458,7 @@
                 <w:color w:val="64748B"/>
                 <w:sz w:val="14"/>
               </w:rPr>
-              <w:t>Démographie</w:t>
+              <w:t>Logement</w:t>
             </w:r>
           </w:p>
         </w:tc>
@@ -3095,7 +7505,7 @@
                 <w:i w:val="0"/>
                 <w:sz w:val="17"/>
               </w:rPr>
-              <w:t>Prière de verifier l'information donnée par AÏSSATOU KA 2 ou corriger au niveau de la section 1.</w:t>
+              <w:t>Mettre soit le montant en 10.48 et 10.49 s'elle fait de la fabrication ou mettre en 10.50 s'elle rend service.</w:t>
             </w:r>
           </w:p>
         </w:tc>
@@ -3128,7 +7538,7 @@
                 <w:i w:val="0"/>
                 <w:sz w:val="16"/>
               </w:rPr>
-              <w:t>S01</w:t>
+              <w:t>S10</w:t>
               <w:br/>
             </w:r>
             <w:r>
@@ -3138,7 +7548,7 @@
                 <w:color w:val="64748B"/>
                 <w:sz w:val="14"/>
               </w:rPr>
-              <w:t>Démographie</w:t>
+              <w:t>Logement</w:t>
             </w:r>
           </w:p>
         </w:tc>
@@ -3185,7 +7595,7 @@
                 <w:i w:val="0"/>
                 <w:sz w:val="17"/>
               </w:rPr>
-              <w:t>Prière de verifier l'information donnée par CHEIKH TIDIANE KA ou corriger au niveau de la section 1.</w:t>
+              <w:t>L'entreprise vente de omo n'est pas une entreprise de fabrication et pourtant vous avez renseigné soit renseigner la question 10.48 ou 10.49, si vous pensez qu'elle est une entreprise de fabrication prière de reprendre le classement de la nomenclature en 10.17a ou s'elle ne fait de fabrication merci de mettre 0 en 10.48 et 10.49.</w:t>
             </w:r>
           </w:p>
         </w:tc>
@@ -3218,7 +7628,7 @@
                 <w:i w:val="0"/>
                 <w:sz w:val="16"/>
               </w:rPr>
-              <w:t>S01</w:t>
+              <w:t>S10</w:t>
               <w:br/>
             </w:r>
             <w:r>
@@ -3228,7 +7638,7 @@
                 <w:color w:val="64748B"/>
                 <w:sz w:val="14"/>
               </w:rPr>
-              <w:t>Démographie</w:t>
+              <w:t>Logement</w:t>
             </w:r>
           </w:p>
         </w:tc>
@@ -3275,7 +7685,7 @@
                 <w:i w:val="0"/>
                 <w:sz w:val="17"/>
               </w:rPr>
-              <w:t>Prière de verifier l'information donnée par ELHADJ DIOP KA ou corriger au niveau de la section 1.</w:t>
+              <w:t>Mettre soit le montant en 10.46 et 10.47 s'elle fait de commerce ou mettre en 10.50 s'elle rend service.</w:t>
             </w:r>
           </w:p>
         </w:tc>
@@ -3308,7 +7718,7 @@
                 <w:i w:val="0"/>
                 <w:sz w:val="16"/>
               </w:rPr>
-              <w:t>S01</w:t>
+              <w:t>S12</w:t>
               <w:br/>
             </w:r>
             <w:r>
@@ -3318,7 +7728,7 @@
                 <w:color w:val="64748B"/>
                 <w:sz w:val="14"/>
               </w:rPr>
-              <w:t>Démographie</w:t>
+              <w:t>Avoirs / biens durables</w:t>
             </w:r>
           </w:p>
         </w:tc>
@@ -3334,7 +7744,7 @@
                 <w:color w:val="16A34A"/>
                 <w:sz w:val="16"/>
               </w:rPr>
-              <w:t>—</w:t>
+              <w:t>s01q02, s02q01__1, s02q02__1, s02q03__1, s02q15, s03q17, s04q28, s04q35d</w:t>
             </w:r>
           </w:p>
         </w:tc>
@@ -3365,4687 +7775,7 @@
                 <w:i w:val="0"/>
                 <w:sz w:val="17"/>
               </w:rPr>
-              <w:t>Prière de verifier l'information donnée par ELHADJ KA ou corriger au niveau de la section 1.</w:t>
-            </w:r>
-          </w:p>
-        </w:tc>
-      </w:tr>
-      <w:tr>
-        <w:tc>
-          <w:tcPr>
-            <w:tcW w:type="dxa" w:w="964"/>
-          </w:tcPr>
-          <w:p>
-            <w:r>
-              <w:rPr>
-                <w:b/>
-                <w:i w:val="0"/>
-                <w:color w:val="EA580C"/>
-                <w:sz w:val="16"/>
-              </w:rPr>
-              <w:t>Moyenne</w:t>
-            </w:r>
-          </w:p>
-        </w:tc>
-        <w:tc>
-          <w:tcPr>
-            <w:tcW w:type="dxa" w:w="1247"/>
-          </w:tcPr>
-          <w:p>
-            <w:r>
-              <w:rPr>
-                <w:b/>
-                <w:i w:val="0"/>
-                <w:sz w:val="16"/>
-              </w:rPr>
-              <w:t>S01</w:t>
-              <w:br/>
-            </w:r>
-            <w:r>
-              <w:rPr>
-                <w:b w:val="0"/>
-                <w:i w:val="0"/>
-                <w:color w:val="64748B"/>
-                <w:sz w:val="14"/>
-              </w:rPr>
-              <w:t>Démographie</w:t>
-            </w:r>
-          </w:p>
-        </w:tc>
-        <w:tc>
-          <w:tcPr>
-            <w:tcW w:type="dxa" w:w="1531"/>
-          </w:tcPr>
-          <w:p>
-            <w:r>
-              <w:rPr>
-                <w:b/>
-                <w:i w:val="0"/>
-                <w:color w:val="16A34A"/>
-                <w:sz w:val="16"/>
-              </w:rPr>
-              <w:t>—</w:t>
-            </w:r>
-          </w:p>
-        </w:tc>
-        <w:tc>
-          <w:tcPr>
-            <w:tcW w:type="dxa" w:w="1191"/>
-          </w:tcPr>
-          <w:p>
-            <w:r>
-              <w:rPr>
-                <w:b w:val="0"/>
-                <w:i w:val="0"/>
-                <w:color w:val="64748B"/>
-                <w:sz w:val="16"/>
-              </w:rPr>
-              <w:t>GT-CQ</w:t>
-            </w:r>
-          </w:p>
-        </w:tc>
-        <w:tc>
-          <w:tcPr>
-            <w:tcW w:type="dxa" w:w="4706"/>
-          </w:tcPr>
-          <w:p>
-            <w:r>
-              <w:rPr>
-                <w:b w:val="0"/>
-                <w:i w:val="0"/>
-                <w:sz w:val="17"/>
-              </w:rPr>
-              <w:t>Prière de verifier l'information donnée par KHADY KA ou corriger au niveau de la section 1.</w:t>
-            </w:r>
-          </w:p>
-        </w:tc>
-      </w:tr>
-      <w:tr>
-        <w:tc>
-          <w:tcPr>
-            <w:tcW w:type="dxa" w:w="964"/>
-          </w:tcPr>
-          <w:p>
-            <w:r>
-              <w:rPr>
-                <w:b/>
-                <w:i w:val="0"/>
-                <w:color w:val="EA580C"/>
-                <w:sz w:val="16"/>
-              </w:rPr>
-              <w:t>Moyenne</w:t>
-            </w:r>
-          </w:p>
-        </w:tc>
-        <w:tc>
-          <w:tcPr>
-            <w:tcW w:type="dxa" w:w="1247"/>
-          </w:tcPr>
-          <w:p>
-            <w:r>
-              <w:rPr>
-                <w:b/>
-                <w:i w:val="0"/>
-                <w:sz w:val="16"/>
-              </w:rPr>
-              <w:t>S01</w:t>
-              <w:br/>
-            </w:r>
-            <w:r>
-              <w:rPr>
-                <w:b w:val="0"/>
-                <w:i w:val="0"/>
-                <w:color w:val="64748B"/>
-                <w:sz w:val="14"/>
-              </w:rPr>
-              <w:t>Démographie</w:t>
-            </w:r>
-          </w:p>
-        </w:tc>
-        <w:tc>
-          <w:tcPr>
-            <w:tcW w:type="dxa" w:w="1531"/>
-          </w:tcPr>
-          <w:p>
-            <w:r>
-              <w:rPr>
-                <w:b/>
-                <w:i w:val="0"/>
-                <w:color w:val="16A34A"/>
-                <w:sz w:val="16"/>
-              </w:rPr>
-              <w:t>—</w:t>
-            </w:r>
-          </w:p>
-        </w:tc>
-        <w:tc>
-          <w:tcPr>
-            <w:tcW w:type="dxa" w:w="1191"/>
-          </w:tcPr>
-          <w:p>
-            <w:r>
-              <w:rPr>
-                <w:b w:val="0"/>
-                <w:i w:val="0"/>
-                <w:color w:val="64748B"/>
-                <w:sz w:val="16"/>
-              </w:rPr>
-              <w:t>GT-CQ</w:t>
-            </w:r>
-          </w:p>
-        </w:tc>
-        <w:tc>
-          <w:tcPr>
-            <w:tcW w:type="dxa" w:w="4706"/>
-          </w:tcPr>
-          <w:p>
-            <w:r>
-              <w:rPr>
-                <w:b w:val="0"/>
-                <w:i w:val="0"/>
-                <w:sz w:val="17"/>
-              </w:rPr>
-              <w:t>Prière de verifier l'information donnée par KHADY YACINE KA ou corriger au niveau de la section 1.</w:t>
-            </w:r>
-          </w:p>
-        </w:tc>
-      </w:tr>
-      <w:tr>
-        <w:tc>
-          <w:tcPr>
-            <w:tcW w:type="dxa" w:w="964"/>
-          </w:tcPr>
-          <w:p>
-            <w:r>
-              <w:rPr>
-                <w:b/>
-                <w:i w:val="0"/>
-                <w:color w:val="EA580C"/>
-                <w:sz w:val="16"/>
-              </w:rPr>
-              <w:t>Moyenne</w:t>
-            </w:r>
-          </w:p>
-        </w:tc>
-        <w:tc>
-          <w:tcPr>
-            <w:tcW w:type="dxa" w:w="1247"/>
-          </w:tcPr>
-          <w:p>
-            <w:r>
-              <w:rPr>
-                <w:b/>
-                <w:i w:val="0"/>
-                <w:sz w:val="16"/>
-              </w:rPr>
-              <w:t>S01</w:t>
-              <w:br/>
-            </w:r>
-            <w:r>
-              <w:rPr>
-                <w:b w:val="0"/>
-                <w:i w:val="0"/>
-                <w:color w:val="64748B"/>
-                <w:sz w:val="14"/>
-              </w:rPr>
-              <w:t>Démographie</w:t>
-            </w:r>
-          </w:p>
-        </w:tc>
-        <w:tc>
-          <w:tcPr>
-            <w:tcW w:type="dxa" w:w="1531"/>
-          </w:tcPr>
-          <w:p>
-            <w:r>
-              <w:rPr>
-                <w:b/>
-                <w:i w:val="0"/>
-                <w:color w:val="16A34A"/>
-                <w:sz w:val="16"/>
-              </w:rPr>
-              <w:t>—</w:t>
-            </w:r>
-          </w:p>
-        </w:tc>
-        <w:tc>
-          <w:tcPr>
-            <w:tcW w:type="dxa" w:w="1191"/>
-          </w:tcPr>
-          <w:p>
-            <w:r>
-              <w:rPr>
-                <w:b w:val="0"/>
-                <w:i w:val="0"/>
-                <w:color w:val="64748B"/>
-                <w:sz w:val="16"/>
-              </w:rPr>
-              <w:t>GT-CQ</w:t>
-            </w:r>
-          </w:p>
-        </w:tc>
-        <w:tc>
-          <w:tcPr>
-            <w:tcW w:type="dxa" w:w="4706"/>
-          </w:tcPr>
-          <w:p>
-            <w:r>
-              <w:rPr>
-                <w:b w:val="0"/>
-                <w:i w:val="0"/>
-                <w:sz w:val="17"/>
-              </w:rPr>
-              <w:t>Dans le cas contraire rassurez vous que c'est bien son fils/fille biologique.</w:t>
-            </w:r>
-          </w:p>
-        </w:tc>
-      </w:tr>
-      <w:tr>
-        <w:tc>
-          <w:tcPr>
-            <w:tcW w:type="dxa" w:w="964"/>
-          </w:tcPr>
-          <w:p>
-            <w:r>
-              <w:rPr>
-                <w:b/>
-                <w:i w:val="0"/>
-                <w:color w:val="EA580C"/>
-                <w:sz w:val="16"/>
-              </w:rPr>
-              <w:t>Moyenne</w:t>
-            </w:r>
-          </w:p>
-        </w:tc>
-        <w:tc>
-          <w:tcPr>
-            <w:tcW w:type="dxa" w:w="1247"/>
-          </w:tcPr>
-          <w:p>
-            <w:r>
-              <w:rPr>
-                <w:b/>
-                <w:i w:val="0"/>
-                <w:sz w:val="16"/>
-              </w:rPr>
-              <w:t>S01</w:t>
-              <w:br/>
-            </w:r>
-            <w:r>
-              <w:rPr>
-                <w:b w:val="0"/>
-                <w:i w:val="0"/>
-                <w:color w:val="64748B"/>
-                <w:sz w:val="14"/>
-              </w:rPr>
-              <w:t>Démographie</w:t>
-            </w:r>
-          </w:p>
-        </w:tc>
-        <w:tc>
-          <w:tcPr>
-            <w:tcW w:type="dxa" w:w="1531"/>
-          </w:tcPr>
-          <w:p>
-            <w:r>
-              <w:rPr>
-                <w:b/>
-                <w:i w:val="0"/>
-                <w:color w:val="16A34A"/>
-                <w:sz w:val="16"/>
-              </w:rPr>
-              <w:t>—</w:t>
-            </w:r>
-          </w:p>
-        </w:tc>
-        <w:tc>
-          <w:tcPr>
-            <w:tcW w:type="dxa" w:w="1191"/>
-          </w:tcPr>
-          <w:p>
-            <w:r>
-              <w:rPr>
-                <w:b w:val="0"/>
-                <w:i w:val="0"/>
-                <w:color w:val="64748B"/>
-                <w:sz w:val="16"/>
-              </w:rPr>
-              <w:t>GT-CQ</w:t>
-            </w:r>
-          </w:p>
-        </w:tc>
-        <w:tc>
-          <w:tcPr>
-            <w:tcW w:type="dxa" w:w="4706"/>
-          </w:tcPr>
-          <w:p>
-            <w:r>
-              <w:rPr>
-                <w:b w:val="0"/>
-                <w:i w:val="0"/>
-                <w:sz w:val="17"/>
-              </w:rPr>
-              <w:t>Prière de verifier l'information donnée par MOUHAMED KA ou corriger au niveau de la section 1.</w:t>
-            </w:r>
-          </w:p>
-        </w:tc>
-      </w:tr>
-      <w:tr>
-        <w:tc>
-          <w:tcPr>
-            <w:tcW w:type="dxa" w:w="964"/>
-          </w:tcPr>
-          <w:p>
-            <w:r>
-              <w:rPr>
-                <w:b/>
-                <w:i w:val="0"/>
-                <w:color w:val="EA580C"/>
-                <w:sz w:val="16"/>
-              </w:rPr>
-              <w:t>Moyenne</w:t>
-            </w:r>
-          </w:p>
-        </w:tc>
-        <w:tc>
-          <w:tcPr>
-            <w:tcW w:type="dxa" w:w="1247"/>
-          </w:tcPr>
-          <w:p>
-            <w:r>
-              <w:rPr>
-                <w:b/>
-                <w:i w:val="0"/>
-                <w:sz w:val="16"/>
-              </w:rPr>
-              <w:t>S01</w:t>
-              <w:br/>
-            </w:r>
-            <w:r>
-              <w:rPr>
-                <w:b w:val="0"/>
-                <w:i w:val="0"/>
-                <w:color w:val="64748B"/>
-                <w:sz w:val="14"/>
-              </w:rPr>
-              <w:t>Démographie</w:t>
-            </w:r>
-          </w:p>
-        </w:tc>
-        <w:tc>
-          <w:tcPr>
-            <w:tcW w:type="dxa" w:w="1531"/>
-          </w:tcPr>
-          <w:p>
-            <w:r>
-              <w:rPr>
-                <w:b/>
-                <w:i w:val="0"/>
-                <w:color w:val="16A34A"/>
-                <w:sz w:val="16"/>
-              </w:rPr>
-              <w:t>—</w:t>
-            </w:r>
-          </w:p>
-        </w:tc>
-        <w:tc>
-          <w:tcPr>
-            <w:tcW w:type="dxa" w:w="1191"/>
-          </w:tcPr>
-          <w:p>
-            <w:r>
-              <w:rPr>
-                <w:b w:val="0"/>
-                <w:i w:val="0"/>
-                <w:color w:val="64748B"/>
-                <w:sz w:val="16"/>
-              </w:rPr>
-              <w:t>GT-CQ</w:t>
-            </w:r>
-          </w:p>
-        </w:tc>
-        <w:tc>
-          <w:tcPr>
-            <w:tcW w:type="dxa" w:w="4706"/>
-          </w:tcPr>
-          <w:p>
-            <w:r>
-              <w:rPr>
-                <w:b w:val="0"/>
-                <w:i w:val="0"/>
-                <w:sz w:val="17"/>
-              </w:rPr>
-              <w:t>Prière de verifier l'information donnée par NAFI KA ou corriger au niveau de la section 1.</w:t>
-            </w:r>
-          </w:p>
-        </w:tc>
-      </w:tr>
-      <w:tr>
-        <w:tc>
-          <w:tcPr>
-            <w:tcW w:type="dxa" w:w="964"/>
-          </w:tcPr>
-          <w:p>
-            <w:r>
-              <w:rPr>
-                <w:b/>
-                <w:i w:val="0"/>
-                <w:color w:val="EA580C"/>
-                <w:sz w:val="16"/>
-              </w:rPr>
-              <w:t>Moyenne</w:t>
-            </w:r>
-          </w:p>
-        </w:tc>
-        <w:tc>
-          <w:tcPr>
-            <w:tcW w:type="dxa" w:w="1247"/>
-          </w:tcPr>
-          <w:p>
-            <w:r>
-              <w:rPr>
-                <w:b/>
-                <w:i w:val="0"/>
-                <w:sz w:val="16"/>
-              </w:rPr>
-              <w:t>S01</w:t>
-              <w:br/>
-            </w:r>
-            <w:r>
-              <w:rPr>
-                <w:b w:val="0"/>
-                <w:i w:val="0"/>
-                <w:color w:val="64748B"/>
-                <w:sz w:val="14"/>
-              </w:rPr>
-              <w:t>Démographie</w:t>
-            </w:r>
-          </w:p>
-        </w:tc>
-        <w:tc>
-          <w:tcPr>
-            <w:tcW w:type="dxa" w:w="1531"/>
-          </w:tcPr>
-          <w:p>
-            <w:r>
-              <w:rPr>
-                <w:b/>
-                <w:i w:val="0"/>
-                <w:color w:val="16A34A"/>
-                <w:sz w:val="16"/>
-              </w:rPr>
-              <w:t>—</w:t>
-            </w:r>
-          </w:p>
-        </w:tc>
-        <w:tc>
-          <w:tcPr>
-            <w:tcW w:type="dxa" w:w="1191"/>
-          </w:tcPr>
-          <w:p>
-            <w:r>
-              <w:rPr>
-                <w:b w:val="0"/>
-                <w:i w:val="0"/>
-                <w:color w:val="64748B"/>
-                <w:sz w:val="16"/>
-              </w:rPr>
-              <w:t>GT-CQ</w:t>
-            </w:r>
-          </w:p>
-        </w:tc>
-        <w:tc>
-          <w:tcPr>
-            <w:tcW w:type="dxa" w:w="4706"/>
-          </w:tcPr>
-          <w:p>
-            <w:r>
-              <w:rPr>
-                <w:b w:val="0"/>
-                <w:i w:val="0"/>
-                <w:sz w:val="17"/>
-              </w:rPr>
-              <w:t>Prière de verifier l'information donnée par YOUSSOU KA ou corriger au niveau de la section 1.</w:t>
-            </w:r>
-          </w:p>
-        </w:tc>
-      </w:tr>
-      <w:tr>
-        <w:tc>
-          <w:tcPr>
-            <w:tcW w:type="dxa" w:w="964"/>
-          </w:tcPr>
-          <w:p>
-            <w:r>
-              <w:rPr>
-                <w:b/>
-                <w:i w:val="0"/>
-                <w:color w:val="EA580C"/>
-                <w:sz w:val="16"/>
-              </w:rPr>
-              <w:t>Moyenne</w:t>
-            </w:r>
-          </w:p>
-        </w:tc>
-        <w:tc>
-          <w:tcPr>
-            <w:tcW w:type="dxa" w:w="1247"/>
-          </w:tcPr>
-          <w:p>
-            <w:r>
-              <w:rPr>
-                <w:b/>
-                <w:i w:val="0"/>
-                <w:sz w:val="16"/>
-              </w:rPr>
-              <w:t>S02</w:t>
-              <w:br/>
-            </w:r>
-            <w:r>
-              <w:rPr>
-                <w:b w:val="0"/>
-                <w:i w:val="0"/>
-                <w:color w:val="64748B"/>
-                <w:sz w:val="14"/>
-              </w:rPr>
-              <w:t>Éducation</w:t>
-            </w:r>
-          </w:p>
-        </w:tc>
-        <w:tc>
-          <w:tcPr>
-            <w:tcW w:type="dxa" w:w="1531"/>
-          </w:tcPr>
-          <w:p>
-            <w:r>
-              <w:rPr>
-                <w:b/>
-                <w:i w:val="0"/>
-                <w:color w:val="16A34A"/>
-                <w:sz w:val="16"/>
-              </w:rPr>
-              <w:t>—</w:t>
-            </w:r>
-          </w:p>
-        </w:tc>
-        <w:tc>
-          <w:tcPr>
-            <w:tcW w:type="dxa" w:w="1191"/>
-          </w:tcPr>
-          <w:p>
-            <w:r>
-              <w:rPr>
-                <w:b w:val="0"/>
-                <w:i w:val="0"/>
-                <w:color w:val="64748B"/>
-                <w:sz w:val="16"/>
-              </w:rPr>
-              <w:t>GT-CQ</w:t>
-            </w:r>
-          </w:p>
-        </w:tc>
-        <w:tc>
-          <w:tcPr>
-            <w:tcW w:type="dxa" w:w="4706"/>
-          </w:tcPr>
-          <w:p>
-            <w:r>
-              <w:rPr>
-                <w:b w:val="0"/>
-                <w:i w:val="0"/>
-                <w:sz w:val="17"/>
-              </w:rPr>
-              <w:t>veuillez, s'il vous plait, confirmer les frais de scolarité ( 5000 FCFA) payée de MOUHAMED KA avec le QG ou apporter les corrections nécessaires.</w:t>
-            </w:r>
-          </w:p>
-        </w:tc>
-      </w:tr>
-      <w:tr>
-        <w:tc>
-          <w:tcPr>
-            <w:tcW w:type="dxa" w:w="964"/>
-          </w:tcPr>
-          <w:p>
-            <w:r>
-              <w:rPr>
-                <w:b/>
-                <w:i w:val="0"/>
-                <w:color w:val="EA580C"/>
-                <w:sz w:val="16"/>
-              </w:rPr>
-              <w:t>Moyenne</w:t>
-            </w:r>
-          </w:p>
-        </w:tc>
-        <w:tc>
-          <w:tcPr>
-            <w:tcW w:type="dxa" w:w="1247"/>
-          </w:tcPr>
-          <w:p>
-            <w:r>
-              <w:rPr>
-                <w:b/>
-                <w:i w:val="0"/>
-                <w:sz w:val="16"/>
-              </w:rPr>
-              <w:t>S02</w:t>
-              <w:br/>
-            </w:r>
-            <w:r>
-              <w:rPr>
-                <w:b w:val="0"/>
-                <w:i w:val="0"/>
-                <w:color w:val="64748B"/>
-                <w:sz w:val="14"/>
-              </w:rPr>
-              <w:t>Éducation</w:t>
-            </w:r>
-          </w:p>
-        </w:tc>
-        <w:tc>
-          <w:tcPr>
-            <w:tcW w:type="dxa" w:w="1531"/>
-          </w:tcPr>
-          <w:p>
-            <w:r>
-              <w:rPr>
-                <w:b/>
-                <w:i w:val="0"/>
-                <w:color w:val="16A34A"/>
-                <w:sz w:val="16"/>
-              </w:rPr>
-              <w:t>s01q63, s00q04, s02q25, s01q00b, s02q17_2, s02q15_2</w:t>
-            </w:r>
-          </w:p>
-        </w:tc>
-        <w:tc>
-          <w:tcPr>
-            <w:tcW w:type="dxa" w:w="1191"/>
-          </w:tcPr>
-          <w:p>
-            <w:r>
-              <w:rPr>
-                <w:b w:val="0"/>
-                <w:i w:val="0"/>
-                <w:color w:val="64748B"/>
-                <w:sz w:val="16"/>
-              </w:rPr>
-              <w:t>GT-CQ</w:t>
-            </w:r>
-          </w:p>
-        </w:tc>
-        <w:tc>
-          <w:tcPr>
-            <w:tcW w:type="dxa" w:w="4706"/>
-          </w:tcPr>
-          <w:p>
-            <w:r>
-              <w:rPr>
-                <w:b w:val="0"/>
-                <w:i w:val="0"/>
-                <w:sz w:val="17"/>
-              </w:rPr>
-              <w:t>Dans les milieux urbains c'est peu probable de voir une école dont les élèves ou étudiants ne dépensent pas en frais d'uniformes, prière de verifier pour MOUHAMED KA qui fréquente 1ére année de Secondaire 1 (Moyen) Général et corriger ou confirmer avec le QG.</w:t>
-            </w:r>
-          </w:p>
-        </w:tc>
-      </w:tr>
-      <w:tr>
-        <w:tc>
-          <w:tcPr>
-            <w:tcW w:type="dxa" w:w="964"/>
-          </w:tcPr>
-          <w:p>
-            <w:r>
-              <w:rPr>
-                <w:b/>
-                <w:i w:val="0"/>
-                <w:color w:val="EA580C"/>
-                <w:sz w:val="16"/>
-              </w:rPr>
-              <w:t>Moyenne</w:t>
-            </w:r>
-          </w:p>
-        </w:tc>
-        <w:tc>
-          <w:tcPr>
-            <w:tcW w:type="dxa" w:w="1247"/>
-          </w:tcPr>
-          <w:p>
-            <w:r>
-              <w:rPr>
-                <w:b/>
-                <w:i w:val="0"/>
-                <w:sz w:val="16"/>
-              </w:rPr>
-              <w:t>S02</w:t>
-              <w:br/>
-            </w:r>
-            <w:r>
-              <w:rPr>
-                <w:b w:val="0"/>
-                <w:i w:val="0"/>
-                <w:color w:val="64748B"/>
-                <w:sz w:val="14"/>
-              </w:rPr>
-              <w:t>Éducation</w:t>
-            </w:r>
-          </w:p>
-        </w:tc>
-        <w:tc>
-          <w:tcPr>
-            <w:tcW w:type="dxa" w:w="1531"/>
-          </w:tcPr>
-          <w:p>
-            <w:r>
-              <w:rPr>
-                <w:b/>
-                <w:i w:val="0"/>
-                <w:color w:val="16A34A"/>
-                <w:sz w:val="16"/>
-              </w:rPr>
-              <w:t>s01q25, s01q29, s01q30, s04q46, s01q00b</w:t>
-            </w:r>
-          </w:p>
-        </w:tc>
-        <w:tc>
-          <w:tcPr>
-            <w:tcW w:type="dxa" w:w="1191"/>
-          </w:tcPr>
-          <w:p>
-            <w:r>
-              <w:rPr>
-                <w:b w:val="0"/>
-                <w:i w:val="0"/>
-                <w:color w:val="64748B"/>
-                <w:sz w:val="16"/>
-              </w:rPr>
-              <w:t>GT-CQ</w:t>
-            </w:r>
-          </w:p>
-        </w:tc>
-        <w:tc>
-          <w:tcPr>
-            <w:tcW w:type="dxa" w:w="4706"/>
-          </w:tcPr>
-          <w:p>
-            <w:r>
-              <w:rPr>
-                <w:b w:val="0"/>
-                <w:i w:val="0"/>
-                <w:sz w:val="17"/>
-              </w:rPr>
-              <w:t>Il manque des informations non renseignées de KHADY YACINE KA , prière de renseignés toutes les questions liées à KHADY YACINE KA .</w:t>
-            </w:r>
-          </w:p>
-        </w:tc>
-      </w:tr>
-      <w:tr>
-        <w:tc>
-          <w:tcPr>
-            <w:tcW w:type="dxa" w:w="964"/>
-          </w:tcPr>
-          <w:p>
-            <w:r>
-              <w:rPr>
-                <w:b/>
-                <w:i w:val="0"/>
-                <w:color w:val="EA580C"/>
-                <w:sz w:val="16"/>
-              </w:rPr>
-              <w:t>Moyenne</w:t>
-            </w:r>
-          </w:p>
-        </w:tc>
-        <w:tc>
-          <w:tcPr>
-            <w:tcW w:type="dxa" w:w="1247"/>
-          </w:tcPr>
-          <w:p>
-            <w:r>
-              <w:rPr>
-                <w:b/>
-                <w:i w:val="0"/>
-                <w:sz w:val="16"/>
-              </w:rPr>
-              <w:t>S02</w:t>
-              <w:br/>
-            </w:r>
-            <w:r>
-              <w:rPr>
-                <w:b w:val="0"/>
-                <w:i w:val="0"/>
-                <w:color w:val="64748B"/>
-                <w:sz w:val="14"/>
-              </w:rPr>
-              <w:t>Éducation</w:t>
-            </w:r>
-          </w:p>
-        </w:tc>
-        <w:tc>
-          <w:tcPr>
-            <w:tcW w:type="dxa" w:w="1531"/>
-          </w:tcPr>
-          <w:p>
-            <w:r>
-              <w:rPr>
-                <w:b/>
-                <w:i w:val="0"/>
-                <w:color w:val="16A34A"/>
-                <w:sz w:val="16"/>
-              </w:rPr>
-              <w:t>s01q63, s00q04, s02q25, s01q00b, s02q17_2, s02q15_2</w:t>
-            </w:r>
-          </w:p>
-        </w:tc>
-        <w:tc>
-          <w:tcPr>
-            <w:tcW w:type="dxa" w:w="1191"/>
-          </w:tcPr>
-          <w:p>
-            <w:r>
-              <w:rPr>
-                <w:b w:val="0"/>
-                <w:i w:val="0"/>
-                <w:color w:val="64748B"/>
-                <w:sz w:val="16"/>
-              </w:rPr>
-              <w:t>GT-CQ</w:t>
-            </w:r>
-          </w:p>
-        </w:tc>
-        <w:tc>
-          <w:tcPr>
-            <w:tcW w:type="dxa" w:w="4706"/>
-          </w:tcPr>
-          <w:p>
-            <w:r>
-              <w:rPr>
-                <w:b w:val="0"/>
-                <w:i w:val="0"/>
-                <w:sz w:val="17"/>
-              </w:rPr>
-              <w:t>Dans les milieux urbains c'est peu probable de voir une école dont les élèves ou étudiants ne dépensent pas en frais d'uniformes, prière de verifier pour YOUSSOU KA qui fréquente 2ème année de Primaire et corriger ou confirmer avec le QG.</w:t>
-            </w:r>
-          </w:p>
-        </w:tc>
-      </w:tr>
-      <w:tr>
-        <w:tc>
-          <w:tcPr>
-            <w:tcW w:type="dxa" w:w="964"/>
-          </w:tcPr>
-          <w:p>
-            <w:r>
-              <w:rPr>
-                <w:b/>
-                <w:i w:val="0"/>
-                <w:color w:val="EA580C"/>
-                <w:sz w:val="16"/>
-              </w:rPr>
-              <w:t>Moyenne</w:t>
-            </w:r>
-          </w:p>
-        </w:tc>
-        <w:tc>
-          <w:tcPr>
-            <w:tcW w:type="dxa" w:w="1247"/>
-          </w:tcPr>
-          <w:p>
-            <w:r>
-              <w:rPr>
-                <w:b/>
-                <w:i w:val="0"/>
-                <w:sz w:val="16"/>
-              </w:rPr>
-              <w:t>S02</w:t>
-              <w:br/>
-            </w:r>
-            <w:r>
-              <w:rPr>
-                <w:b w:val="0"/>
-                <w:i w:val="0"/>
-                <w:color w:val="64748B"/>
-                <w:sz w:val="14"/>
-              </w:rPr>
-              <w:t>Éducation</w:t>
-            </w:r>
-          </w:p>
-        </w:tc>
-        <w:tc>
-          <w:tcPr>
-            <w:tcW w:type="dxa" w:w="1531"/>
-          </w:tcPr>
-          <w:p>
-            <w:r>
-              <w:rPr>
-                <w:b/>
-                <w:i w:val="0"/>
-                <w:color w:val="16A34A"/>
-                <w:sz w:val="16"/>
-              </w:rPr>
-              <w:t>—</w:t>
-            </w:r>
-          </w:p>
-        </w:tc>
-        <w:tc>
-          <w:tcPr>
-            <w:tcW w:type="dxa" w:w="1191"/>
-          </w:tcPr>
-          <w:p>
-            <w:r>
-              <w:rPr>
-                <w:b w:val="0"/>
-                <w:i w:val="0"/>
-                <w:color w:val="64748B"/>
-                <w:sz w:val="16"/>
-              </w:rPr>
-              <w:t>GT-CQ</w:t>
-            </w:r>
-          </w:p>
-        </w:tc>
-        <w:tc>
-          <w:tcPr>
-            <w:tcW w:type="dxa" w:w="4706"/>
-          </w:tcPr>
-          <w:p>
-            <w:r>
-              <w:rPr>
-                <w:b w:val="0"/>
-                <w:i w:val="0"/>
-                <w:sz w:val="17"/>
-              </w:rPr>
-              <w:t>Merci de bien vouloir changé 2.04 en OUI et renseigné toutes les autres informations qui concerne AWA SAKHO .</w:t>
-            </w:r>
-          </w:p>
-        </w:tc>
-      </w:tr>
-      <w:tr>
-        <w:tc>
-          <w:tcPr>
-            <w:tcW w:type="dxa" w:w="964"/>
-          </w:tcPr>
-          <w:p>
-            <w:r>
-              <w:rPr>
-                <w:b/>
-                <w:i w:val="0"/>
-                <w:color w:val="EA580C"/>
-                <w:sz w:val="16"/>
-              </w:rPr>
-              <w:t>Moyenne</w:t>
-            </w:r>
-          </w:p>
-        </w:tc>
-        <w:tc>
-          <w:tcPr>
-            <w:tcW w:type="dxa" w:w="1247"/>
-          </w:tcPr>
-          <w:p>
-            <w:r>
-              <w:rPr>
-                <w:b/>
-                <w:i w:val="0"/>
-                <w:sz w:val="16"/>
-              </w:rPr>
-              <w:t>S02</w:t>
-              <w:br/>
-            </w:r>
-            <w:r>
-              <w:rPr>
-                <w:b w:val="0"/>
-                <w:i w:val="0"/>
-                <w:color w:val="64748B"/>
-                <w:sz w:val="14"/>
-              </w:rPr>
-              <w:t>Éducation</w:t>
-            </w:r>
-          </w:p>
-        </w:tc>
-        <w:tc>
-          <w:tcPr>
-            <w:tcW w:type="dxa" w:w="1531"/>
-          </w:tcPr>
-          <w:p>
-            <w:r>
-              <w:rPr>
-                <w:b/>
-                <w:i w:val="0"/>
-                <w:color w:val="16A34A"/>
-                <w:sz w:val="16"/>
-              </w:rPr>
-              <w:t>s01q23, s01q00b, s01q23_autre</w:t>
-            </w:r>
-          </w:p>
-        </w:tc>
-        <w:tc>
-          <w:tcPr>
-            <w:tcW w:type="dxa" w:w="1191"/>
-          </w:tcPr>
-          <w:p>
-            <w:r>
-              <w:rPr>
-                <w:b w:val="0"/>
-                <w:i w:val="0"/>
-                <w:color w:val="64748B"/>
-                <w:sz w:val="16"/>
-              </w:rPr>
-              <w:t>GT-CQ</w:t>
-            </w:r>
-          </w:p>
-        </w:tc>
-        <w:tc>
-          <w:tcPr>
-            <w:tcW w:type="dxa" w:w="4706"/>
-          </w:tcPr>
-          <w:p>
-            <w:r>
-              <w:rPr>
-                <w:b w:val="0"/>
-                <w:i w:val="0"/>
-                <w:sz w:val="17"/>
-              </w:rPr>
-              <w:t>La raison principale que AWA SAKHO n'a pas fait des études dans une école formelle est trop agée pour apprendre et semble exister dans les modalités, prière de prendre attache avec le QG pour plus d'explication afin de la classer bien.</w:t>
-            </w:r>
-          </w:p>
-        </w:tc>
-      </w:tr>
-      <w:tr>
-        <w:tc>
-          <w:tcPr>
-            <w:tcW w:type="dxa" w:w="964"/>
-          </w:tcPr>
-          <w:p>
-            <w:r>
-              <w:rPr>
-                <w:b/>
-                <w:i w:val="0"/>
-                <w:color w:val="EA580C"/>
-                <w:sz w:val="16"/>
-              </w:rPr>
-              <w:t>Moyenne</w:t>
-            </w:r>
-          </w:p>
-        </w:tc>
-        <w:tc>
-          <w:tcPr>
-            <w:tcW w:type="dxa" w:w="1247"/>
-          </w:tcPr>
-          <w:p>
-            <w:r>
-              <w:rPr>
-                <w:b/>
-                <w:i w:val="0"/>
-                <w:sz w:val="16"/>
-              </w:rPr>
-              <w:t>S02</w:t>
-              <w:br/>
-            </w:r>
-            <w:r>
-              <w:rPr>
-                <w:b w:val="0"/>
-                <w:i w:val="0"/>
-                <w:color w:val="64748B"/>
-                <w:sz w:val="14"/>
-              </w:rPr>
-              <w:t>Éducation</w:t>
-            </w:r>
-          </w:p>
-        </w:tc>
-        <w:tc>
-          <w:tcPr>
-            <w:tcW w:type="dxa" w:w="1531"/>
-          </w:tcPr>
-          <w:p>
-            <w:r>
-              <w:rPr>
-                <w:b/>
-                <w:i w:val="0"/>
-                <w:color w:val="16A34A"/>
-                <w:sz w:val="16"/>
-              </w:rPr>
-              <w:t>—</w:t>
-            </w:r>
-          </w:p>
-        </w:tc>
-        <w:tc>
-          <w:tcPr>
-            <w:tcW w:type="dxa" w:w="1191"/>
-          </w:tcPr>
-          <w:p>
-            <w:r>
-              <w:rPr>
-                <w:b w:val="0"/>
-                <w:i w:val="0"/>
-                <w:color w:val="64748B"/>
-                <w:sz w:val="16"/>
-              </w:rPr>
-              <w:t>GT-CQ</w:t>
-            </w:r>
-          </w:p>
-        </w:tc>
-        <w:tc>
-          <w:tcPr>
-            <w:tcW w:type="dxa" w:w="4706"/>
-          </w:tcPr>
-          <w:p>
-            <w:r>
-              <w:rPr>
-                <w:b w:val="0"/>
-                <w:i w:val="0"/>
-                <w:sz w:val="17"/>
-              </w:rPr>
-              <w:t>Merci de bien vouloir changé 2.04 en OUI et renseigné toutes les autres informations qui concerne NDIAYA DIOP .</w:t>
-            </w:r>
-          </w:p>
-        </w:tc>
-      </w:tr>
-      <w:tr>
-        <w:tc>
-          <w:tcPr>
-            <w:tcW w:type="dxa" w:w="964"/>
-          </w:tcPr>
-          <w:p>
-            <w:r>
-              <w:rPr>
-                <w:b/>
-                <w:i w:val="0"/>
-                <w:color w:val="EA580C"/>
-                <w:sz w:val="16"/>
-              </w:rPr>
-              <w:t>Moyenne</w:t>
-            </w:r>
-          </w:p>
-        </w:tc>
-        <w:tc>
-          <w:tcPr>
-            <w:tcW w:type="dxa" w:w="1247"/>
-          </w:tcPr>
-          <w:p>
-            <w:r>
-              <w:rPr>
-                <w:b/>
-                <w:i w:val="0"/>
-                <w:sz w:val="16"/>
-              </w:rPr>
-              <w:t>S02</w:t>
-              <w:br/>
-            </w:r>
-            <w:r>
-              <w:rPr>
-                <w:b w:val="0"/>
-                <w:i w:val="0"/>
-                <w:color w:val="64748B"/>
-                <w:sz w:val="14"/>
-              </w:rPr>
-              <w:t>Éducation</w:t>
-            </w:r>
-          </w:p>
-        </w:tc>
-        <w:tc>
-          <w:tcPr>
-            <w:tcW w:type="dxa" w:w="1531"/>
-          </w:tcPr>
-          <w:p>
-            <w:r>
-              <w:rPr>
-                <w:b/>
-                <w:i w:val="0"/>
-                <w:color w:val="16A34A"/>
-                <w:sz w:val="16"/>
-              </w:rPr>
-              <w:t>s01q23, s01q00b, s01q23_autre</w:t>
-            </w:r>
-          </w:p>
-        </w:tc>
-        <w:tc>
-          <w:tcPr>
-            <w:tcW w:type="dxa" w:w="1191"/>
-          </w:tcPr>
-          <w:p>
-            <w:r>
-              <w:rPr>
-                <w:b w:val="0"/>
-                <w:i w:val="0"/>
-                <w:color w:val="64748B"/>
-                <w:sz w:val="16"/>
-              </w:rPr>
-              <w:t>GT-CQ</w:t>
-            </w:r>
-          </w:p>
-        </w:tc>
-        <w:tc>
-          <w:tcPr>
-            <w:tcW w:type="dxa" w:w="4706"/>
-          </w:tcPr>
-          <w:p>
-            <w:r>
-              <w:rPr>
-                <w:b w:val="0"/>
-                <w:i w:val="0"/>
-                <w:sz w:val="17"/>
-              </w:rPr>
-              <w:t>La raison principale que NDIAYA DIOP n'a pas fait des études dans une école formelle est elle est la seconde epouse de Abdoulaye ka et semble exister dans les modalités, prière de prendre attache avec le QG pour plus d'explication afin de la classer bien.</w:t>
-            </w:r>
-          </w:p>
-        </w:tc>
-      </w:tr>
-      <w:tr>
-        <w:tc>
-          <w:tcPr>
-            <w:tcW w:type="dxa" w:w="964"/>
-          </w:tcPr>
-          <w:p>
-            <w:r>
-              <w:rPr>
-                <w:b/>
-                <w:i w:val="0"/>
-                <w:color w:val="EA580C"/>
-                <w:sz w:val="16"/>
-              </w:rPr>
-              <w:t>Moyenne</w:t>
-            </w:r>
-          </w:p>
-        </w:tc>
-        <w:tc>
-          <w:tcPr>
-            <w:tcW w:type="dxa" w:w="1247"/>
-          </w:tcPr>
-          <w:p>
-            <w:r>
-              <w:rPr>
-                <w:b/>
-                <w:i w:val="0"/>
-                <w:sz w:val="16"/>
-              </w:rPr>
-              <w:t>S02</w:t>
-              <w:br/>
-            </w:r>
-            <w:r>
-              <w:rPr>
-                <w:b w:val="0"/>
-                <w:i w:val="0"/>
-                <w:color w:val="64748B"/>
-                <w:sz w:val="14"/>
-              </w:rPr>
-              <w:t>Éducation</w:t>
-            </w:r>
-          </w:p>
-        </w:tc>
-        <w:tc>
-          <w:tcPr>
-            <w:tcW w:type="dxa" w:w="1531"/>
-          </w:tcPr>
-          <w:p>
-            <w:r>
-              <w:rPr>
-                <w:b/>
-                <w:i w:val="0"/>
-                <w:color w:val="16A34A"/>
-                <w:sz w:val="16"/>
-              </w:rPr>
-              <w:t>—</w:t>
-            </w:r>
-          </w:p>
-        </w:tc>
-        <w:tc>
-          <w:tcPr>
-            <w:tcW w:type="dxa" w:w="1191"/>
-          </w:tcPr>
-          <w:p>
-            <w:r>
-              <w:rPr>
-                <w:b w:val="0"/>
-                <w:i w:val="0"/>
-                <w:color w:val="64748B"/>
-                <w:sz w:val="16"/>
-              </w:rPr>
-              <w:t>GT-CQ</w:t>
-            </w:r>
-          </w:p>
-        </w:tc>
-        <w:tc>
-          <w:tcPr>
-            <w:tcW w:type="dxa" w:w="4706"/>
-          </w:tcPr>
-          <w:p>
-            <w:r>
-              <w:rPr>
-                <w:b w:val="0"/>
-                <w:i w:val="0"/>
-                <w:sz w:val="17"/>
-              </w:rPr>
-              <w:t>Merci de bien vouloir changé 2.04 en OUI et renseigné toutes les autres informations qui concerne ABDOULAYE KA .</w:t>
-            </w:r>
-          </w:p>
-        </w:tc>
-      </w:tr>
-      <w:tr>
-        <w:tc>
-          <w:tcPr>
-            <w:tcW w:type="dxa" w:w="964"/>
-          </w:tcPr>
-          <w:p>
-            <w:r>
-              <w:rPr>
-                <w:b/>
-                <w:i w:val="0"/>
-                <w:color w:val="EA580C"/>
-                <w:sz w:val="16"/>
-              </w:rPr>
-              <w:t>Moyenne</w:t>
-            </w:r>
-          </w:p>
-        </w:tc>
-        <w:tc>
-          <w:tcPr>
-            <w:tcW w:type="dxa" w:w="1247"/>
-          </w:tcPr>
-          <w:p>
-            <w:r>
-              <w:rPr>
-                <w:b/>
-                <w:i w:val="0"/>
-                <w:sz w:val="16"/>
-              </w:rPr>
-              <w:t>S03</w:t>
-              <w:br/>
-            </w:r>
-            <w:r>
-              <w:rPr>
-                <w:b w:val="0"/>
-                <w:i w:val="0"/>
-                <w:color w:val="64748B"/>
-                <w:sz w:val="14"/>
-              </w:rPr>
-              <w:t>Santé</w:t>
-            </w:r>
-          </w:p>
-        </w:tc>
-        <w:tc>
-          <w:tcPr>
-            <w:tcW w:type="dxa" w:w="1531"/>
-          </w:tcPr>
-          <w:p>
-            <w:r>
-              <w:rPr>
-                <w:b/>
-                <w:i w:val="0"/>
-                <w:color w:val="16A34A"/>
-                <w:sz w:val="16"/>
-              </w:rPr>
-              <w:t>s00q07a, s01q54a, s01q54b, s02q20, s02q21, s03q53, s01q00b</w:t>
-            </w:r>
-          </w:p>
-        </w:tc>
-        <w:tc>
-          <w:tcPr>
-            <w:tcW w:type="dxa" w:w="1191"/>
-          </w:tcPr>
-          <w:p>
-            <w:r>
-              <w:rPr>
-                <w:b w:val="0"/>
-                <w:i w:val="0"/>
-                <w:color w:val="64748B"/>
-                <w:sz w:val="16"/>
-              </w:rPr>
-              <w:t>GT-CQ</w:t>
-            </w:r>
-          </w:p>
-        </w:tc>
-        <w:tc>
-          <w:tcPr>
-            <w:tcW w:type="dxa" w:w="4706"/>
-          </w:tcPr>
-          <w:p>
-            <w:r>
-              <w:rPr>
-                <w:b w:val="0"/>
-                <w:i w:val="0"/>
-                <w:sz w:val="17"/>
-              </w:rPr>
-              <w:t>Le montant(16000 FCFA) des dépenses pour chaque visite prénatale de NDIAYA DIOP semble faible (voir nul) ou élevé, prière de corriger.</w:t>
-            </w:r>
-          </w:p>
-        </w:tc>
-      </w:tr>
-      <w:tr>
-        <w:tc>
-          <w:tcPr>
-            <w:tcW w:type="dxa" w:w="964"/>
-          </w:tcPr>
-          <w:p>
-            <w:r>
-              <w:rPr>
-                <w:b/>
-                <w:i w:val="0"/>
-                <w:color w:val="EA580C"/>
-                <w:sz w:val="16"/>
-              </w:rPr>
-              <w:t>Moyenne</w:t>
-            </w:r>
-          </w:p>
-        </w:tc>
-        <w:tc>
-          <w:tcPr>
-            <w:tcW w:type="dxa" w:w="1247"/>
-          </w:tcPr>
-          <w:p>
-            <w:r>
-              <w:rPr>
-                <w:b/>
-                <w:i w:val="0"/>
-                <w:sz w:val="16"/>
-              </w:rPr>
-              <w:t>S03</w:t>
-              <w:br/>
-            </w:r>
-            <w:r>
-              <w:rPr>
-                <w:b w:val="0"/>
-                <w:i w:val="0"/>
-                <w:color w:val="64748B"/>
-                <w:sz w:val="14"/>
-              </w:rPr>
-              <w:t>Santé</w:t>
-            </w:r>
-          </w:p>
-        </w:tc>
-        <w:tc>
-          <w:tcPr>
-            <w:tcW w:type="dxa" w:w="1531"/>
-          </w:tcPr>
-          <w:p>
-            <w:r>
-              <w:rPr>
-                <w:b/>
-                <w:i w:val="0"/>
-                <w:color w:val="16A34A"/>
-                <w:sz w:val="16"/>
-              </w:rPr>
-              <w:t>s01q28, s01q29, s01q30, s02q01__1, s02q02__1, s02q03__1, s02q15, s03q18</w:t>
-            </w:r>
-          </w:p>
-        </w:tc>
-        <w:tc>
-          <w:tcPr>
-            <w:tcW w:type="dxa" w:w="1191"/>
-          </w:tcPr>
-          <w:p>
-            <w:r>
-              <w:rPr>
-                <w:b w:val="0"/>
-                <w:i w:val="0"/>
-                <w:color w:val="64748B"/>
-                <w:sz w:val="16"/>
-              </w:rPr>
-              <w:t>GT-CQ</w:t>
-            </w:r>
-          </w:p>
-        </w:tc>
-        <w:tc>
-          <w:tcPr>
-            <w:tcW w:type="dxa" w:w="4706"/>
-          </w:tcPr>
-          <w:p>
-            <w:r>
-              <w:rPr>
-                <w:b w:val="0"/>
-                <w:i w:val="0"/>
-                <w:sz w:val="17"/>
-              </w:rPr>
-              <w:t>Le montant(500 FCFA) des frais d'examens médicaux et des soins de KHADY YACINE KA semble trop faible ou élevé, veuillez revoir ce montant.</w:t>
-            </w:r>
-          </w:p>
-        </w:tc>
-      </w:tr>
-      <w:tr>
-        <w:tc>
-          <w:tcPr>
-            <w:tcW w:type="dxa" w:w="964"/>
-          </w:tcPr>
-          <w:p>
-            <w:r>
-              <w:rPr>
-                <w:b/>
-                <w:i w:val="0"/>
-                <w:color w:val="EA580C"/>
-                <w:sz w:val="16"/>
-              </w:rPr>
-              <w:t>Moyenne</w:t>
-            </w:r>
-          </w:p>
-        </w:tc>
-        <w:tc>
-          <w:tcPr>
-            <w:tcW w:type="dxa" w:w="1247"/>
-          </w:tcPr>
-          <w:p>
-            <w:r>
-              <w:rPr>
-                <w:b/>
-                <w:i w:val="0"/>
-                <w:sz w:val="16"/>
-              </w:rPr>
-              <w:t>S04</w:t>
-              <w:br/>
-            </w:r>
-            <w:r>
-              <w:rPr>
-                <w:b w:val="0"/>
-                <w:i w:val="0"/>
-                <w:color w:val="64748B"/>
-                <w:sz w:val="14"/>
-              </w:rPr>
-              <w:t>Emploi</w:t>
-            </w:r>
-          </w:p>
-        </w:tc>
-        <w:tc>
-          <w:tcPr>
-            <w:tcW w:type="dxa" w:w="1531"/>
-          </w:tcPr>
-          <w:p>
-            <w:r>
-              <w:rPr>
-                <w:b/>
-                <w:i w:val="0"/>
-                <w:color w:val="16A34A"/>
-                <w:sz w:val="16"/>
-              </w:rPr>
-              <w:t>s00q04, s03q24, s04q19, s01q00b, s04q19_autre</w:t>
-            </w:r>
-          </w:p>
-        </w:tc>
-        <w:tc>
-          <w:tcPr>
-            <w:tcW w:type="dxa" w:w="1191"/>
-          </w:tcPr>
-          <w:p>
-            <w:r>
-              <w:rPr>
-                <w:b w:val="0"/>
-                <w:i w:val="0"/>
-                <w:color w:val="64748B"/>
-                <w:sz w:val="16"/>
-              </w:rPr>
-              <w:t>GT-CQ</w:t>
-            </w:r>
-          </w:p>
-        </w:tc>
-        <w:tc>
-          <w:tcPr>
-            <w:tcW w:type="dxa" w:w="4706"/>
-          </w:tcPr>
-          <w:p>
-            <w:r>
-              <w:rPr>
-                <w:b w:val="0"/>
-                <w:i w:val="0"/>
-                <w:sz w:val="17"/>
-              </w:rPr>
-              <w:t>AÏSSATOU KA 2 fait elle trop jeune pour travailler pour subvenir principalement à ses besoins et semble exister dans les modalités, prière de prendre attache avec le QG pour plus d'explication afin de la classer bien.</w:t>
-            </w:r>
-          </w:p>
-        </w:tc>
-      </w:tr>
-      <w:tr>
-        <w:tc>
-          <w:tcPr>
-            <w:tcW w:type="dxa" w:w="964"/>
-          </w:tcPr>
-          <w:p>
-            <w:r>
-              <w:rPr>
-                <w:b/>
-                <w:i w:val="0"/>
-                <w:color w:val="EA580C"/>
-                <w:sz w:val="16"/>
-              </w:rPr>
-              <w:t>Moyenne</w:t>
-            </w:r>
-          </w:p>
-        </w:tc>
-        <w:tc>
-          <w:tcPr>
-            <w:tcW w:type="dxa" w:w="1247"/>
-          </w:tcPr>
-          <w:p>
-            <w:r>
-              <w:rPr>
-                <w:b/>
-                <w:i w:val="0"/>
-                <w:sz w:val="16"/>
-              </w:rPr>
-              <w:t>S04</w:t>
-              <w:br/>
-            </w:r>
-            <w:r>
-              <w:rPr>
-                <w:b w:val="0"/>
-                <w:i w:val="0"/>
-                <w:color w:val="64748B"/>
-                <w:sz w:val="14"/>
-              </w:rPr>
-              <w:t>Emploi</w:t>
-            </w:r>
-          </w:p>
-        </w:tc>
-        <w:tc>
-          <w:tcPr>
-            <w:tcW w:type="dxa" w:w="1531"/>
-          </w:tcPr>
-          <w:p>
-            <w:r>
-              <w:rPr>
-                <w:b/>
-                <w:i w:val="0"/>
-                <w:color w:val="16A34A"/>
-                <w:sz w:val="16"/>
-              </w:rPr>
-              <w:t>s00q04, s03q24, s04q19, s01q00b, s04q19_autre</w:t>
-            </w:r>
-          </w:p>
-        </w:tc>
-        <w:tc>
-          <w:tcPr>
-            <w:tcW w:type="dxa" w:w="1191"/>
-          </w:tcPr>
-          <w:p>
-            <w:r>
-              <w:rPr>
-                <w:b w:val="0"/>
-                <w:i w:val="0"/>
-                <w:color w:val="64748B"/>
-                <w:sz w:val="16"/>
-              </w:rPr>
-              <w:t>GT-CQ</w:t>
-            </w:r>
-          </w:p>
-        </w:tc>
-        <w:tc>
-          <w:tcPr>
-            <w:tcW w:type="dxa" w:w="4706"/>
-          </w:tcPr>
-          <w:p>
-            <w:r>
-              <w:rPr>
-                <w:b w:val="0"/>
-                <w:i w:val="0"/>
-                <w:sz w:val="17"/>
-              </w:rPr>
-              <w:t>ELHADJ KA fait trop jeune pour travailleur pour subvenir principalement à ses besoins et semble exister dans les modalités, prière de prendre attache avec le QG pour plus d'explication afin de la classer bien.</w:t>
-            </w:r>
-          </w:p>
-        </w:tc>
-      </w:tr>
-      <w:tr>
-        <w:tc>
-          <w:tcPr>
-            <w:tcW w:type="dxa" w:w="964"/>
-          </w:tcPr>
-          <w:p>
-            <w:r>
-              <w:rPr>
-                <w:b/>
-                <w:i w:val="0"/>
-                <w:color w:val="EA580C"/>
-                <w:sz w:val="16"/>
-              </w:rPr>
-              <w:t>Moyenne</w:t>
-            </w:r>
-          </w:p>
-        </w:tc>
-        <w:tc>
-          <w:tcPr>
-            <w:tcW w:type="dxa" w:w="1247"/>
-          </w:tcPr>
-          <w:p>
-            <w:r>
-              <w:rPr>
-                <w:b/>
-                <w:i w:val="0"/>
-                <w:sz w:val="16"/>
-              </w:rPr>
-              <w:t>S04</w:t>
-              <w:br/>
-            </w:r>
-            <w:r>
-              <w:rPr>
-                <w:b w:val="0"/>
-                <w:i w:val="0"/>
-                <w:color w:val="64748B"/>
-                <w:sz w:val="14"/>
-              </w:rPr>
-              <w:t>Emploi</w:t>
-            </w:r>
-          </w:p>
-        </w:tc>
-        <w:tc>
-          <w:tcPr>
-            <w:tcW w:type="dxa" w:w="1531"/>
-          </w:tcPr>
-          <w:p>
-            <w:r>
-              <w:rPr>
-                <w:b/>
-                <w:i w:val="0"/>
-                <w:color w:val="16A34A"/>
-                <w:sz w:val="16"/>
-              </w:rPr>
-              <w:t>s01q63, s00q04, s02q25, s04q17, s04q21, s01q00b, s01q29_1</w:t>
-            </w:r>
-          </w:p>
-        </w:tc>
-        <w:tc>
-          <w:tcPr>
-            <w:tcW w:type="dxa" w:w="1191"/>
-          </w:tcPr>
-          <w:p>
-            <w:r>
-              <w:rPr>
-                <w:b w:val="0"/>
-                <w:i w:val="0"/>
-                <w:color w:val="64748B"/>
-                <w:sz w:val="16"/>
-              </w:rPr>
-              <w:t>GT-CQ</w:t>
-            </w:r>
-          </w:p>
-        </w:tc>
-        <w:tc>
-          <w:tcPr>
-            <w:tcW w:type="dxa" w:w="4706"/>
-          </w:tcPr>
-          <w:p>
-            <w:r>
-              <w:rPr>
-                <w:b w:val="0"/>
-                <w:i w:val="0"/>
-                <w:sz w:val="17"/>
-              </w:rPr>
-              <w:t>Il est probable que AWA SAKHO ait exercé un emploi au cours des 12 derniers mois car il evolue ou a evolué dans Arts et spectacles.</w:t>
-            </w:r>
-          </w:p>
-        </w:tc>
-      </w:tr>
-      <w:tr>
-        <w:tc>
-          <w:tcPr>
-            <w:tcW w:type="dxa" w:w="964"/>
-          </w:tcPr>
-          <w:p>
-            <w:r>
-              <w:rPr>
-                <w:b/>
-                <w:i w:val="0"/>
-                <w:color w:val="EA580C"/>
-                <w:sz w:val="16"/>
-              </w:rPr>
-              <w:t>Moyenne</w:t>
-            </w:r>
-          </w:p>
-        </w:tc>
-        <w:tc>
-          <w:tcPr>
-            <w:tcW w:type="dxa" w:w="1247"/>
-          </w:tcPr>
-          <w:p>
-            <w:r>
-              <w:rPr>
-                <w:b/>
-                <w:i w:val="0"/>
-                <w:sz w:val="16"/>
-              </w:rPr>
-              <w:t>S04</w:t>
-              <w:br/>
-            </w:r>
-            <w:r>
-              <w:rPr>
-                <w:b w:val="0"/>
-                <w:i w:val="0"/>
-                <w:color w:val="64748B"/>
-                <w:sz w:val="14"/>
-              </w:rPr>
-              <w:t>Emploi</w:t>
-            </w:r>
-          </w:p>
-        </w:tc>
-        <w:tc>
-          <w:tcPr>
-            <w:tcW w:type="dxa" w:w="1531"/>
-          </w:tcPr>
-          <w:p>
-            <w:r>
-              <w:rPr>
-                <w:b/>
-                <w:i w:val="0"/>
-                <w:color w:val="16A34A"/>
-                <w:sz w:val="16"/>
-              </w:rPr>
-              <w:t>—</w:t>
-            </w:r>
-          </w:p>
-        </w:tc>
-        <w:tc>
-          <w:tcPr>
-            <w:tcW w:type="dxa" w:w="1191"/>
-          </w:tcPr>
-          <w:p>
-            <w:r>
-              <w:rPr>
-                <w:b w:val="0"/>
-                <w:i w:val="0"/>
-                <w:color w:val="64748B"/>
-                <w:sz w:val="16"/>
-              </w:rPr>
-              <w:t>GT-CQ</w:t>
-            </w:r>
-          </w:p>
-        </w:tc>
-        <w:tc>
-          <w:tcPr>
-            <w:tcW w:type="dxa" w:w="4706"/>
-          </w:tcPr>
-          <w:p>
-            <w:r>
-              <w:rPr>
-                <w:b w:val="0"/>
-                <w:i w:val="0"/>
-                <w:sz w:val="17"/>
-              </w:rPr>
-              <w:t>Merci de vérifier les questions de 4.09 à 4.14 ou 4.17 ou 4.33.</w:t>
-            </w:r>
-          </w:p>
-        </w:tc>
-      </w:tr>
-      <w:tr>
-        <w:tc>
-          <w:tcPr>
-            <w:tcW w:type="dxa" w:w="964"/>
-          </w:tcPr>
-          <w:p>
-            <w:r>
-              <w:rPr>
-                <w:b/>
-                <w:i w:val="0"/>
-                <w:color w:val="EA580C"/>
-                <w:sz w:val="16"/>
-              </w:rPr>
-              <w:t>Moyenne</w:t>
-            </w:r>
-          </w:p>
-        </w:tc>
-        <w:tc>
-          <w:tcPr>
-            <w:tcW w:type="dxa" w:w="1247"/>
-          </w:tcPr>
-          <w:p>
-            <w:r>
-              <w:rPr>
-                <w:b/>
-                <w:i w:val="0"/>
-                <w:sz w:val="16"/>
-              </w:rPr>
-              <w:t>S04</w:t>
-              <w:br/>
-            </w:r>
-            <w:r>
-              <w:rPr>
-                <w:b w:val="0"/>
-                <w:i w:val="0"/>
-                <w:color w:val="64748B"/>
-                <w:sz w:val="14"/>
-              </w:rPr>
-              <w:t>Emploi</w:t>
-            </w:r>
-          </w:p>
-        </w:tc>
-        <w:tc>
-          <w:tcPr>
-            <w:tcW w:type="dxa" w:w="1531"/>
-          </w:tcPr>
-          <w:p>
-            <w:r>
-              <w:rPr>
-                <w:b/>
-                <w:i w:val="0"/>
-                <w:color w:val="16A34A"/>
-                <w:sz w:val="16"/>
-              </w:rPr>
-              <w:t>s00q04, s03q24, s04q19, s01q00b, s04q19_autre</w:t>
-            </w:r>
-          </w:p>
-        </w:tc>
-        <w:tc>
-          <w:tcPr>
-            <w:tcW w:type="dxa" w:w="1191"/>
-          </w:tcPr>
-          <w:p>
-            <w:r>
-              <w:rPr>
-                <w:b w:val="0"/>
-                <w:i w:val="0"/>
-                <w:color w:val="64748B"/>
-                <w:sz w:val="16"/>
-              </w:rPr>
-              <w:t>GT-CQ</w:t>
-            </w:r>
-          </w:p>
-        </w:tc>
-        <w:tc>
-          <w:tcPr>
-            <w:tcW w:type="dxa" w:w="4706"/>
-          </w:tcPr>
-          <w:p>
-            <w:r>
-              <w:rPr>
-                <w:b w:val="0"/>
-                <w:i w:val="0"/>
-                <w:sz w:val="17"/>
-              </w:rPr>
-              <w:t>MOUHAMED KA fait ils s’occupe de ses etudes pour subvenir principalement à ses besoins et semble exister dans les modalités, prière de prendre attache avec le QG pour plus d'explication afin de la classer bien.</w:t>
-            </w:r>
-          </w:p>
-        </w:tc>
-      </w:tr>
-      <w:tr>
-        <w:tc>
-          <w:tcPr>
-            <w:tcW w:type="dxa" w:w="964"/>
-          </w:tcPr>
-          <w:p>
-            <w:r>
-              <w:rPr>
-                <w:b/>
-                <w:i w:val="0"/>
-                <w:color w:val="EA580C"/>
-                <w:sz w:val="16"/>
-              </w:rPr>
-              <w:t>Moyenne</w:t>
-            </w:r>
-          </w:p>
-        </w:tc>
-        <w:tc>
-          <w:tcPr>
-            <w:tcW w:type="dxa" w:w="1247"/>
-          </w:tcPr>
-          <w:p>
-            <w:r>
-              <w:rPr>
-                <w:b/>
-                <w:i w:val="0"/>
-                <w:sz w:val="16"/>
-              </w:rPr>
-              <w:t>S04</w:t>
-              <w:br/>
-            </w:r>
-            <w:r>
-              <w:rPr>
-                <w:b w:val="0"/>
-                <w:i w:val="0"/>
-                <w:color w:val="64748B"/>
-                <w:sz w:val="14"/>
-              </w:rPr>
-              <w:t>Emploi</w:t>
-            </w:r>
-          </w:p>
-        </w:tc>
-        <w:tc>
-          <w:tcPr>
-            <w:tcW w:type="dxa" w:w="1531"/>
-          </w:tcPr>
-          <w:p>
-            <w:r>
-              <w:rPr>
-                <w:b/>
-                <w:i w:val="0"/>
-                <w:color w:val="16A34A"/>
-                <w:sz w:val="16"/>
-              </w:rPr>
-              <w:t>s00q04, s03q24, s04q19, s01q00b, s04q19_autre</w:t>
-            </w:r>
-          </w:p>
-        </w:tc>
-        <w:tc>
-          <w:tcPr>
-            <w:tcW w:type="dxa" w:w="1191"/>
-          </w:tcPr>
-          <w:p>
-            <w:r>
-              <w:rPr>
-                <w:b w:val="0"/>
-                <w:i w:val="0"/>
-                <w:color w:val="64748B"/>
-                <w:sz w:val="16"/>
-              </w:rPr>
-              <w:t>GT-CQ</w:t>
-            </w:r>
-          </w:p>
-        </w:tc>
-        <w:tc>
-          <w:tcPr>
-            <w:tcW w:type="dxa" w:w="4706"/>
-          </w:tcPr>
-          <w:p>
-            <w:r>
-              <w:rPr>
-                <w:b w:val="0"/>
-                <w:i w:val="0"/>
-                <w:sz w:val="17"/>
-              </w:rPr>
-              <w:t>NAFI KA fait NAFI est fillette de 5 ans pour subvenir principalement à ses besoins et semble exister dans les modalités, prière de prendre attache avec le QG pour plus d'explication afin de la classer bien.</w:t>
-            </w:r>
-          </w:p>
-        </w:tc>
-      </w:tr>
-      <w:tr>
-        <w:tc>
-          <w:tcPr>
-            <w:tcW w:type="dxa" w:w="964"/>
-          </w:tcPr>
-          <w:p>
-            <w:r>
-              <w:rPr>
-                <w:b/>
-                <w:i w:val="0"/>
-                <w:color w:val="EA580C"/>
-                <w:sz w:val="16"/>
-              </w:rPr>
-              <w:t>Moyenne</w:t>
-            </w:r>
-          </w:p>
-        </w:tc>
-        <w:tc>
-          <w:tcPr>
-            <w:tcW w:type="dxa" w:w="1247"/>
-          </w:tcPr>
-          <w:p>
-            <w:r>
-              <w:rPr>
-                <w:b/>
-                <w:i w:val="0"/>
-                <w:sz w:val="16"/>
-              </w:rPr>
-              <w:t>S04</w:t>
-              <w:br/>
-            </w:r>
-            <w:r>
-              <w:rPr>
-                <w:b w:val="0"/>
-                <w:i w:val="0"/>
-                <w:color w:val="64748B"/>
-                <w:sz w:val="14"/>
-              </w:rPr>
-              <w:t>Emploi</w:t>
-            </w:r>
-          </w:p>
-        </w:tc>
-        <w:tc>
-          <w:tcPr>
-            <w:tcW w:type="dxa" w:w="1531"/>
-          </w:tcPr>
-          <w:p>
-            <w:r>
-              <w:rPr>
-                <w:b/>
-                <w:i w:val="0"/>
-                <w:color w:val="16A34A"/>
-                <w:sz w:val="16"/>
-              </w:rPr>
-              <w:t>s00q04, s03q24, s04q19, s01q00b, s04q19_autre</w:t>
-            </w:r>
-          </w:p>
-        </w:tc>
-        <w:tc>
-          <w:tcPr>
-            <w:tcW w:type="dxa" w:w="1191"/>
-          </w:tcPr>
-          <w:p>
-            <w:r>
-              <w:rPr>
-                <w:b w:val="0"/>
-                <w:i w:val="0"/>
-                <w:color w:val="64748B"/>
-                <w:sz w:val="16"/>
-              </w:rPr>
-              <w:t>GT-CQ</w:t>
-            </w:r>
-          </w:p>
-        </w:tc>
-        <w:tc>
-          <w:tcPr>
-            <w:tcW w:type="dxa" w:w="4706"/>
-          </w:tcPr>
-          <w:p>
-            <w:r>
-              <w:rPr>
-                <w:b w:val="0"/>
-                <w:i w:val="0"/>
-                <w:sz w:val="17"/>
-              </w:rPr>
-              <w:t>YOUSSOU KA fait il est un enfant ses parent s’occupe de lui pour subvenir principalement à ses besoins et semble exister dans les modalités, prière de prendre attache avec le QG pour plus d'explication afin de la classer bien.</w:t>
-            </w:r>
-          </w:p>
-        </w:tc>
-      </w:tr>
-      <w:tr>
-        <w:tc>
-          <w:tcPr>
-            <w:tcW w:type="dxa" w:w="964"/>
-          </w:tcPr>
-          <w:p>
-            <w:r>
-              <w:rPr>
-                <w:b/>
-                <w:i w:val="0"/>
-                <w:color w:val="EA580C"/>
-                <w:sz w:val="16"/>
-              </w:rPr>
-              <w:t>Moyenne</w:t>
-            </w:r>
-          </w:p>
-        </w:tc>
-        <w:tc>
-          <w:tcPr>
-            <w:tcW w:type="dxa" w:w="1247"/>
-          </w:tcPr>
-          <w:p>
-            <w:r>
-              <w:rPr>
-                <w:b/>
-                <w:i w:val="0"/>
-                <w:sz w:val="16"/>
-              </w:rPr>
-              <w:t>S04</w:t>
-              <w:br/>
-            </w:r>
-            <w:r>
-              <w:rPr>
-                <w:b w:val="0"/>
-                <w:i w:val="0"/>
-                <w:color w:val="64748B"/>
-                <w:sz w:val="14"/>
-              </w:rPr>
-              <w:t>Emploi</w:t>
-            </w:r>
-          </w:p>
-        </w:tc>
-        <w:tc>
-          <w:tcPr>
-            <w:tcW w:type="dxa" w:w="1531"/>
-          </w:tcPr>
-          <w:p>
-            <w:r>
-              <w:rPr>
-                <w:b/>
-                <w:i w:val="0"/>
-                <w:color w:val="16A34A"/>
-                <w:sz w:val="16"/>
-              </w:rPr>
-              <w:t>s01q47__1, s01q47__2, s01q47__3, s01q47__4, s01q47__5, s01q47__6, s01q47__7, s02q15</w:t>
-            </w:r>
-          </w:p>
-        </w:tc>
-        <w:tc>
-          <w:tcPr>
-            <w:tcW w:type="dxa" w:w="1191"/>
-          </w:tcPr>
-          <w:p>
-            <w:r>
-              <w:rPr>
-                <w:b w:val="0"/>
-                <w:i w:val="0"/>
-                <w:color w:val="64748B"/>
-                <w:sz w:val="16"/>
-              </w:rPr>
-              <w:t>GT-CQ</w:t>
-            </w:r>
-          </w:p>
-        </w:tc>
-        <w:tc>
-          <w:tcPr>
-            <w:tcW w:type="dxa" w:w="4706"/>
-          </w:tcPr>
-          <w:p>
-            <w:r>
-              <w:rPr>
-                <w:b w:val="0"/>
-                <w:i w:val="0"/>
-                <w:sz w:val="17"/>
-              </w:rPr>
-              <w:t>Attention! le nombre d'heure (3 heures) que AÏSSATOU KA 1 a travaillé par jour semble faible, veuillez s'il vous plait confirmer cette information avec le QG.</w:t>
-            </w:r>
-          </w:p>
-        </w:tc>
-      </w:tr>
-      <w:tr>
-        <w:tc>
-          <w:tcPr>
-            <w:tcW w:type="dxa" w:w="964"/>
-          </w:tcPr>
-          <w:p>
-            <w:r>
-              <w:rPr>
-                <w:b/>
-                <w:i w:val="0"/>
-                <w:color w:val="EA580C"/>
-                <w:sz w:val="16"/>
-              </w:rPr>
-              <w:t>Moyenne</w:t>
-            </w:r>
-          </w:p>
-        </w:tc>
-        <w:tc>
-          <w:tcPr>
-            <w:tcW w:type="dxa" w:w="1247"/>
-          </w:tcPr>
-          <w:p>
-            <w:r>
-              <w:rPr>
-                <w:b/>
-                <w:i w:val="0"/>
-                <w:sz w:val="16"/>
-              </w:rPr>
-              <w:t>S04</w:t>
-              <w:br/>
-            </w:r>
-            <w:r>
-              <w:rPr>
-                <w:b w:val="0"/>
-                <w:i w:val="0"/>
-                <w:color w:val="64748B"/>
-                <w:sz w:val="14"/>
-              </w:rPr>
-              <w:t>Emploi</w:t>
-            </w:r>
-          </w:p>
-        </w:tc>
-        <w:tc>
-          <w:tcPr>
-            <w:tcW w:type="dxa" w:w="1531"/>
-          </w:tcPr>
-          <w:p>
-            <w:r>
-              <w:rPr>
-                <w:b/>
-                <w:i w:val="0"/>
-                <w:color w:val="16A34A"/>
-                <w:sz w:val="16"/>
-              </w:rPr>
-              <w:t>s01q47__1, s01q47__2, s01q47__3, s01q47__4, s01q47__5, s01q47__6, s01q47__7, s02q15</w:t>
-            </w:r>
-          </w:p>
-        </w:tc>
-        <w:tc>
-          <w:tcPr>
-            <w:tcW w:type="dxa" w:w="1191"/>
-          </w:tcPr>
-          <w:p>
-            <w:r>
-              <w:rPr>
-                <w:b w:val="0"/>
-                <w:i w:val="0"/>
-                <w:color w:val="64748B"/>
-                <w:sz w:val="16"/>
-              </w:rPr>
-              <w:t>GT-CQ</w:t>
-            </w:r>
-          </w:p>
-        </w:tc>
-        <w:tc>
-          <w:tcPr>
-            <w:tcW w:type="dxa" w:w="4706"/>
-          </w:tcPr>
-          <w:p>
-            <w:r>
-              <w:rPr>
-                <w:b w:val="0"/>
-                <w:i w:val="0"/>
-                <w:sz w:val="17"/>
-              </w:rPr>
-              <w:t>Attention! le nombre d'heure (3 heures) que NDIAYA DIOP a travaillé par jour semble faible, veuillez s'il vous plait confirmer cette information avec le QG.</w:t>
-            </w:r>
-          </w:p>
-        </w:tc>
-      </w:tr>
-      <w:tr>
-        <w:tc>
-          <w:tcPr>
-            <w:tcW w:type="dxa" w:w="964"/>
-          </w:tcPr>
-          <w:p>
-            <w:r>
-              <w:rPr>
-                <w:b/>
-                <w:i w:val="0"/>
-                <w:color w:val="EA580C"/>
-                <w:sz w:val="16"/>
-              </w:rPr>
-              <w:t>Moyenne</w:t>
-            </w:r>
-          </w:p>
-        </w:tc>
-        <w:tc>
-          <w:tcPr>
-            <w:tcW w:type="dxa" w:w="1247"/>
-          </w:tcPr>
-          <w:p>
-            <w:r>
-              <w:rPr>
-                <w:b/>
-                <w:i w:val="0"/>
-                <w:sz w:val="16"/>
-              </w:rPr>
-              <w:t>S07</w:t>
-              <w:br/>
-            </w:r>
-            <w:r>
-              <w:rPr>
-                <w:b w:val="0"/>
-                <w:i w:val="0"/>
-                <w:color w:val="64748B"/>
-                <w:sz w:val="14"/>
-              </w:rPr>
-              <w:t>Consommation alimentaire</w:t>
-            </w:r>
-          </w:p>
-        </w:tc>
-        <w:tc>
-          <w:tcPr>
-            <w:tcW w:type="dxa" w:w="1531"/>
-          </w:tcPr>
-          <w:p>
-            <w:r>
-              <w:rPr>
-                <w:b/>
-                <w:i w:val="0"/>
-                <w:color w:val="16A34A"/>
-                <w:sz w:val="16"/>
-              </w:rPr>
-              <w:t>—</w:t>
-            </w:r>
-          </w:p>
-        </w:tc>
-        <w:tc>
-          <w:tcPr>
-            <w:tcW w:type="dxa" w:w="1191"/>
-          </w:tcPr>
-          <w:p>
-            <w:r>
-              <w:rPr>
-                <w:b w:val="0"/>
-                <w:i w:val="0"/>
-                <w:color w:val="64748B"/>
-                <w:sz w:val="16"/>
-              </w:rPr>
-              <w:t>GT-CQ</w:t>
-            </w:r>
-          </w:p>
-        </w:tc>
-        <w:tc>
-          <w:tcPr>
-            <w:tcW w:type="dxa" w:w="4706"/>
-          </w:tcPr>
-          <w:p>
-            <w:r>
-              <w:rPr>
-                <w:b w:val="0"/>
-                <w:i w:val="0"/>
-                <w:sz w:val="17"/>
-              </w:rPr>
-              <w:t>Attention ! La dépense du répas pris à l'extérieur de ABDOULAYE KA (15300 Fcfa) au cours de 7 derniers jours est relativement élevé.</w:t>
-            </w:r>
-          </w:p>
-        </w:tc>
-      </w:tr>
-      <w:tr>
-        <w:tc>
-          <w:tcPr>
-            <w:tcW w:type="dxa" w:w="964"/>
-          </w:tcPr>
-          <w:p>
-            <w:r>
-              <w:rPr>
-                <w:b/>
-                <w:i w:val="0"/>
-                <w:color w:val="EA580C"/>
-                <w:sz w:val="16"/>
-              </w:rPr>
-              <w:t>Moyenne</w:t>
-            </w:r>
-          </w:p>
-        </w:tc>
-        <w:tc>
-          <w:tcPr>
-            <w:tcW w:type="dxa" w:w="1247"/>
-          </w:tcPr>
-          <w:p>
-            <w:r>
-              <w:rPr>
-                <w:b/>
-                <w:i w:val="0"/>
-                <w:sz w:val="16"/>
-              </w:rPr>
-              <w:t>S07</w:t>
-              <w:br/>
-            </w:r>
-            <w:r>
-              <w:rPr>
-                <w:b w:val="0"/>
-                <w:i w:val="0"/>
-                <w:color w:val="64748B"/>
-                <w:sz w:val="14"/>
-              </w:rPr>
-              <w:t>Consommation alimentaire</w:t>
-            </w:r>
-          </w:p>
-        </w:tc>
-        <w:tc>
-          <w:tcPr>
-            <w:tcW w:type="dxa" w:w="1531"/>
-          </w:tcPr>
-          <w:p>
-            <w:r>
-              <w:rPr>
-                <w:b/>
-                <w:i w:val="0"/>
-                <w:color w:val="16A34A"/>
-                <w:sz w:val="16"/>
-              </w:rPr>
-              <w:t>—</w:t>
-            </w:r>
-          </w:p>
-        </w:tc>
-        <w:tc>
-          <w:tcPr>
-            <w:tcW w:type="dxa" w:w="1191"/>
-          </w:tcPr>
-          <w:p>
-            <w:r>
-              <w:rPr>
-                <w:b w:val="0"/>
-                <w:i w:val="0"/>
-                <w:color w:val="64748B"/>
-                <w:sz w:val="16"/>
-              </w:rPr>
-              <w:t>GT-CQ</w:t>
-            </w:r>
-          </w:p>
-        </w:tc>
-        <w:tc>
-          <w:tcPr>
-            <w:tcW w:type="dxa" w:w="4706"/>
-          </w:tcPr>
-          <w:p>
-            <w:r>
-              <w:rPr>
-                <w:b w:val="0"/>
-                <w:i w:val="0"/>
-                <w:sz w:val="17"/>
-              </w:rPr>
-              <w:t>Prière de corriger ou de confirmer avec le QG.</w:t>
-            </w:r>
-          </w:p>
-        </w:tc>
-      </w:tr>
-      <w:tr>
-        <w:tc>
-          <w:tcPr>
-            <w:tcW w:type="dxa" w:w="964"/>
-          </w:tcPr>
-          <w:p>
-            <w:r>
-              <w:rPr>
-                <w:b/>
-                <w:i w:val="0"/>
-                <w:color w:val="EA580C"/>
-                <w:sz w:val="16"/>
-              </w:rPr>
-              <w:t>Moyenne</w:t>
-            </w:r>
-          </w:p>
-        </w:tc>
-        <w:tc>
-          <w:tcPr>
-            <w:tcW w:type="dxa" w:w="1247"/>
-          </w:tcPr>
-          <w:p>
-            <w:r>
-              <w:rPr>
-                <w:b/>
-                <w:i w:val="0"/>
-                <w:sz w:val="16"/>
-              </w:rPr>
-              <w:t>S07</w:t>
-              <w:br/>
-            </w:r>
-            <w:r>
-              <w:rPr>
-                <w:b w:val="0"/>
-                <w:i w:val="0"/>
-                <w:color w:val="64748B"/>
-                <w:sz w:val="14"/>
-              </w:rPr>
-              <w:t>Consommation alimentaire</w:t>
-            </w:r>
-          </w:p>
-        </w:tc>
-        <w:tc>
-          <w:tcPr>
-            <w:tcW w:type="dxa" w:w="1531"/>
-          </w:tcPr>
-          <w:p>
-            <w:r>
-              <w:rPr>
-                <w:b/>
-                <w:i w:val="0"/>
-                <w:color w:val="16A34A"/>
-                <w:sz w:val="16"/>
-              </w:rPr>
-              <w:t>—</w:t>
-            </w:r>
-          </w:p>
-        </w:tc>
-        <w:tc>
-          <w:tcPr>
-            <w:tcW w:type="dxa" w:w="1191"/>
-          </w:tcPr>
-          <w:p>
-            <w:r>
-              <w:rPr>
-                <w:b w:val="0"/>
-                <w:i w:val="0"/>
-                <w:color w:val="64748B"/>
-                <w:sz w:val="16"/>
-              </w:rPr>
-              <w:t>GT-CQ</w:t>
-            </w:r>
-          </w:p>
-        </w:tc>
-        <w:tc>
-          <w:tcPr>
-            <w:tcW w:type="dxa" w:w="4706"/>
-          </w:tcPr>
-          <w:p>
-            <w:r>
-              <w:rPr>
-                <w:b w:val="0"/>
-                <w:i w:val="0"/>
-                <w:sz w:val="17"/>
-              </w:rPr>
-              <w:t>Attention ! La dépense du répas pris à l'extérieur de MODOU KA (11550 Fcfa) au cours de 7 derniers jours est relativement élevé.</w:t>
-            </w:r>
-          </w:p>
-        </w:tc>
-      </w:tr>
-      <w:tr>
-        <w:tc>
-          <w:tcPr>
-            <w:tcW w:type="dxa" w:w="964"/>
-          </w:tcPr>
-          <w:p>
-            <w:r>
-              <w:rPr>
-                <w:b/>
-                <w:i w:val="0"/>
-                <w:color w:val="EA580C"/>
-                <w:sz w:val="16"/>
-              </w:rPr>
-              <w:t>Moyenne</w:t>
-            </w:r>
-          </w:p>
-        </w:tc>
-        <w:tc>
-          <w:tcPr>
-            <w:tcW w:type="dxa" w:w="1247"/>
-          </w:tcPr>
-          <w:p>
-            <w:r>
-              <w:rPr>
-                <w:b/>
-                <w:i w:val="0"/>
-                <w:sz w:val="16"/>
-              </w:rPr>
-              <w:t>S07</w:t>
-              <w:br/>
-            </w:r>
-            <w:r>
-              <w:rPr>
-                <w:b w:val="0"/>
-                <w:i w:val="0"/>
-                <w:color w:val="64748B"/>
-                <w:sz w:val="14"/>
-              </w:rPr>
-              <w:t>Consommation alimentaire</w:t>
-            </w:r>
-          </w:p>
-        </w:tc>
-        <w:tc>
-          <w:tcPr>
-            <w:tcW w:type="dxa" w:w="1531"/>
-          </w:tcPr>
-          <w:p>
-            <w:r>
-              <w:rPr>
-                <w:b/>
-                <w:i w:val="0"/>
-                <w:color w:val="16A34A"/>
-                <w:sz w:val="16"/>
-              </w:rPr>
-              <w:t>—</w:t>
-            </w:r>
-          </w:p>
-        </w:tc>
-        <w:tc>
-          <w:tcPr>
-            <w:tcW w:type="dxa" w:w="1191"/>
-          </w:tcPr>
-          <w:p>
-            <w:r>
-              <w:rPr>
-                <w:b w:val="0"/>
-                <w:i w:val="0"/>
-                <w:color w:val="64748B"/>
-                <w:sz w:val="16"/>
-              </w:rPr>
-              <w:t>GT-CQ</w:t>
-            </w:r>
-          </w:p>
-        </w:tc>
-        <w:tc>
-          <w:tcPr>
-            <w:tcW w:type="dxa" w:w="4706"/>
-          </w:tcPr>
-          <w:p>
-            <w:r>
-              <w:rPr>
-                <w:b w:val="0"/>
-                <w:i w:val="0"/>
-                <w:sz w:val="17"/>
-              </w:rPr>
-              <w:t>Attention ! Le prix unitaire d'achat (25 Fcfa) de Poivre en Sachets (Petit) est relativement faible par rapport aux autres prix observés dans cette zone.</w:t>
-            </w:r>
-          </w:p>
-        </w:tc>
-      </w:tr>
-      <w:tr>
-        <w:tc>
-          <w:tcPr>
-            <w:tcW w:type="dxa" w:w="964"/>
-          </w:tcPr>
-          <w:p>
-            <w:r>
-              <w:rPr>
-                <w:b/>
-                <w:i w:val="0"/>
-                <w:color w:val="EA580C"/>
-                <w:sz w:val="16"/>
-              </w:rPr>
-              <w:t>Moyenne</w:t>
-            </w:r>
-          </w:p>
-        </w:tc>
-        <w:tc>
-          <w:tcPr>
-            <w:tcW w:type="dxa" w:w="1247"/>
-          </w:tcPr>
-          <w:p>
-            <w:r>
-              <w:rPr>
-                <w:b/>
-                <w:i w:val="0"/>
-                <w:sz w:val="16"/>
-              </w:rPr>
-              <w:t>S07</w:t>
-              <w:br/>
-            </w:r>
-            <w:r>
-              <w:rPr>
-                <w:b w:val="0"/>
-                <w:i w:val="0"/>
-                <w:color w:val="64748B"/>
-                <w:sz w:val="14"/>
-              </w:rPr>
-              <w:t>Consommation alimentaire</w:t>
-            </w:r>
-          </w:p>
-        </w:tc>
-        <w:tc>
-          <w:tcPr>
-            <w:tcW w:type="dxa" w:w="1531"/>
-          </w:tcPr>
-          <w:p>
-            <w:r>
-              <w:rPr>
-                <w:b/>
-                <w:i w:val="0"/>
-                <w:color w:val="16A34A"/>
-                <w:sz w:val="16"/>
-              </w:rPr>
-              <w:t>—</w:t>
-            </w:r>
-          </w:p>
-        </w:tc>
-        <w:tc>
-          <w:tcPr>
-            <w:tcW w:type="dxa" w:w="1191"/>
-          </w:tcPr>
-          <w:p>
-            <w:r>
-              <w:rPr>
-                <w:b w:val="0"/>
-                <w:i w:val="0"/>
-                <w:color w:val="64748B"/>
-                <w:sz w:val="16"/>
-              </w:rPr>
-              <w:t>GT-CQ</w:t>
-            </w:r>
-          </w:p>
-        </w:tc>
-        <w:tc>
-          <w:tcPr>
-            <w:tcW w:type="dxa" w:w="4706"/>
-          </w:tcPr>
-          <w:p>
-            <w:r>
-              <w:rPr>
-                <w:b w:val="0"/>
-                <w:i w:val="0"/>
-                <w:sz w:val="17"/>
-              </w:rPr>
-              <w:t>Prière de corriger ou de confirmer avec le QG.</w:t>
-            </w:r>
-          </w:p>
-        </w:tc>
-      </w:tr>
-      <w:tr>
-        <w:tc>
-          <w:tcPr>
-            <w:tcW w:type="dxa" w:w="964"/>
-          </w:tcPr>
-          <w:p>
-            <w:r>
-              <w:rPr>
-                <w:b/>
-                <w:i w:val="0"/>
-                <w:color w:val="EA580C"/>
-                <w:sz w:val="16"/>
-              </w:rPr>
-              <w:t>Moyenne</w:t>
-            </w:r>
-          </w:p>
-        </w:tc>
-        <w:tc>
-          <w:tcPr>
-            <w:tcW w:type="dxa" w:w="1247"/>
-          </w:tcPr>
-          <w:p>
-            <w:r>
-              <w:rPr>
-                <w:b/>
-                <w:i w:val="0"/>
-                <w:sz w:val="16"/>
-              </w:rPr>
-              <w:t>S07</w:t>
-              <w:br/>
-            </w:r>
-            <w:r>
-              <w:rPr>
-                <w:b w:val="0"/>
-                <w:i w:val="0"/>
-                <w:color w:val="64748B"/>
-                <w:sz w:val="14"/>
-              </w:rPr>
-              <w:t>Consommation alimentaire</w:t>
-            </w:r>
-          </w:p>
-        </w:tc>
-        <w:tc>
-          <w:tcPr>
-            <w:tcW w:type="dxa" w:w="1531"/>
-          </w:tcPr>
-          <w:p>
-            <w:r>
-              <w:rPr>
-                <w:b/>
-                <w:i w:val="0"/>
-                <w:color w:val="16A34A"/>
-                <w:sz w:val="16"/>
-              </w:rPr>
-              <w:t>—</w:t>
-            </w:r>
-          </w:p>
-        </w:tc>
-        <w:tc>
-          <w:tcPr>
-            <w:tcW w:type="dxa" w:w="1191"/>
-          </w:tcPr>
-          <w:p>
-            <w:r>
-              <w:rPr>
-                <w:b w:val="0"/>
-                <w:i w:val="0"/>
-                <w:color w:val="64748B"/>
-                <w:sz w:val="16"/>
-              </w:rPr>
-              <w:t>GT-CQ</w:t>
-            </w:r>
-          </w:p>
-        </w:tc>
-        <w:tc>
-          <w:tcPr>
-            <w:tcW w:type="dxa" w:w="4706"/>
-          </w:tcPr>
-          <w:p>
-            <w:r>
-              <w:rPr>
-                <w:b w:val="0"/>
-                <w:i w:val="0"/>
-                <w:sz w:val="17"/>
-              </w:rPr>
-              <w:t>Attention ! Le prix unitaire d'achat (300 Fcfa) de Poisson frais yaboye ou obo (sardinelle) en Kg (taille unique) est relativement faible par rapport aux autres prix observés dans cette zone.</w:t>
-            </w:r>
-          </w:p>
-        </w:tc>
-      </w:tr>
-      <w:tr>
-        <w:tc>
-          <w:tcPr>
-            <w:tcW w:type="dxa" w:w="964"/>
-          </w:tcPr>
-          <w:p>
-            <w:r>
-              <w:rPr>
-                <w:b/>
-                <w:i w:val="0"/>
-                <w:color w:val="EA580C"/>
-                <w:sz w:val="16"/>
-              </w:rPr>
-              <w:t>Moyenne</w:t>
-            </w:r>
-          </w:p>
-        </w:tc>
-        <w:tc>
-          <w:tcPr>
-            <w:tcW w:type="dxa" w:w="1247"/>
-          </w:tcPr>
-          <w:p>
-            <w:r>
-              <w:rPr>
-                <w:b/>
-                <w:i w:val="0"/>
-                <w:sz w:val="16"/>
-              </w:rPr>
-              <w:t>S07</w:t>
-              <w:br/>
-            </w:r>
-            <w:r>
-              <w:rPr>
-                <w:b w:val="0"/>
-                <w:i w:val="0"/>
-                <w:color w:val="64748B"/>
-                <w:sz w:val="14"/>
-              </w:rPr>
-              <w:t>Consommation alimentaire</w:t>
-            </w:r>
-          </w:p>
-        </w:tc>
-        <w:tc>
-          <w:tcPr>
-            <w:tcW w:type="dxa" w:w="1531"/>
-          </w:tcPr>
-          <w:p>
-            <w:r>
-              <w:rPr>
-                <w:b/>
-                <w:i w:val="0"/>
-                <w:color w:val="16A34A"/>
-                <w:sz w:val="16"/>
-              </w:rPr>
-              <w:t>s02q16, s03q05, s03q08, s03q15, s06q18, s07bq01, s07bq04, s07bq03b1</w:t>
-            </w:r>
-          </w:p>
-        </w:tc>
-        <w:tc>
-          <w:tcPr>
-            <w:tcW w:type="dxa" w:w="1191"/>
-          </w:tcPr>
-          <w:p>
-            <w:r>
-              <w:rPr>
-                <w:b w:val="0"/>
-                <w:i w:val="0"/>
-                <w:color w:val="64748B"/>
-                <w:sz w:val="16"/>
-              </w:rPr>
-              <w:t>GT-CQ</w:t>
-            </w:r>
-          </w:p>
-        </w:tc>
-        <w:tc>
-          <w:tcPr>
-            <w:tcW w:type="dxa" w:w="4706"/>
-          </w:tcPr>
-          <w:p>
-            <w:r>
-              <w:rPr>
-                <w:b w:val="0"/>
-                <w:i w:val="0"/>
-                <w:sz w:val="17"/>
-              </w:rPr>
-              <w:t>La consommation de 1.5 Kg en taille unique de Arachides pilées provient de la propre production du ménage mais le ménage n'est pas agriculteur, prière de reprendre la section agriculture ou verifier cette quantité s'elle ne provient pas d'autre source.</w:t>
-            </w:r>
-          </w:p>
-        </w:tc>
-      </w:tr>
-      <w:tr>
-        <w:tc>
-          <w:tcPr>
-            <w:tcW w:type="dxa" w:w="964"/>
-          </w:tcPr>
-          <w:p>
-            <w:r>
-              <w:rPr>
-                <w:b/>
-                <w:i w:val="0"/>
-                <w:color w:val="EA580C"/>
-                <w:sz w:val="16"/>
-              </w:rPr>
-              <w:t>Moyenne</w:t>
-            </w:r>
-          </w:p>
-        </w:tc>
-        <w:tc>
-          <w:tcPr>
-            <w:tcW w:type="dxa" w:w="1247"/>
-          </w:tcPr>
-          <w:p>
-            <w:r>
-              <w:rPr>
-                <w:b/>
-                <w:i w:val="0"/>
-                <w:sz w:val="16"/>
-              </w:rPr>
-              <w:t>S07</w:t>
-              <w:br/>
-            </w:r>
-            <w:r>
-              <w:rPr>
-                <w:b w:val="0"/>
-                <w:i w:val="0"/>
-                <w:color w:val="64748B"/>
-                <w:sz w:val="14"/>
-              </w:rPr>
-              <w:t>Consommation alimentaire</w:t>
-            </w:r>
-          </w:p>
-        </w:tc>
-        <w:tc>
-          <w:tcPr>
-            <w:tcW w:type="dxa" w:w="1531"/>
-          </w:tcPr>
-          <w:p>
-            <w:r>
-              <w:rPr>
-                <w:b/>
-                <w:i w:val="0"/>
-                <w:color w:val="16A34A"/>
-                <w:sz w:val="16"/>
-              </w:rPr>
-              <w:t>s02q16, s03q05, s03q08, s03q15, s06q18, s07bq01, s07bq04, s07bq03b1</w:t>
-            </w:r>
-          </w:p>
-        </w:tc>
-        <w:tc>
-          <w:tcPr>
-            <w:tcW w:type="dxa" w:w="1191"/>
-          </w:tcPr>
-          <w:p>
-            <w:r>
-              <w:rPr>
-                <w:b w:val="0"/>
-                <w:i w:val="0"/>
-                <w:color w:val="64748B"/>
-                <w:sz w:val="16"/>
-              </w:rPr>
-              <w:t>GT-CQ</w:t>
-            </w:r>
-          </w:p>
-        </w:tc>
-        <w:tc>
-          <w:tcPr>
-            <w:tcW w:type="dxa" w:w="4706"/>
-          </w:tcPr>
-          <w:p>
-            <w:r>
-              <w:rPr>
-                <w:b w:val="0"/>
-                <w:i w:val="0"/>
-                <w:sz w:val="17"/>
-              </w:rPr>
-              <w:t>La consommation de 1.5 Kg en taille unique de Pâte d'arachide provient de la propre production du ménage mais le ménage n'est pas agriculteur, prière de reprendre la section agriculture ou verifier cette quantité s'elle ne provient pas d'autre source.</w:t>
-            </w:r>
-          </w:p>
-        </w:tc>
-      </w:tr>
-      <w:tr>
-        <w:tc>
-          <w:tcPr>
-            <w:tcW w:type="dxa" w:w="964"/>
-          </w:tcPr>
-          <w:p>
-            <w:r>
-              <w:rPr>
-                <w:b/>
-                <w:i w:val="0"/>
-                <w:color w:val="EA580C"/>
-                <w:sz w:val="16"/>
-              </w:rPr>
-              <w:t>Moyenne</w:t>
-            </w:r>
-          </w:p>
-        </w:tc>
-        <w:tc>
-          <w:tcPr>
-            <w:tcW w:type="dxa" w:w="1247"/>
-          </w:tcPr>
-          <w:p>
-            <w:r>
-              <w:rPr>
-                <w:b/>
-                <w:i w:val="0"/>
-                <w:sz w:val="16"/>
-              </w:rPr>
-              <w:t>S07</w:t>
-              <w:br/>
-            </w:r>
-            <w:r>
-              <w:rPr>
-                <w:b w:val="0"/>
-                <w:i w:val="0"/>
-                <w:color w:val="64748B"/>
-                <w:sz w:val="14"/>
-              </w:rPr>
-              <w:t>Consommation alimentaire</w:t>
-            </w:r>
-          </w:p>
-        </w:tc>
-        <w:tc>
-          <w:tcPr>
-            <w:tcW w:type="dxa" w:w="1531"/>
-          </w:tcPr>
-          <w:p>
-            <w:r>
-              <w:rPr>
-                <w:b/>
-                <w:i w:val="0"/>
-                <w:color w:val="16A34A"/>
-                <w:sz w:val="16"/>
-              </w:rPr>
-              <w:t>s02q16, s03q05, s03q08, s03q15, s06q18, s07bq01, s07bq04, s07bq03b1</w:t>
-            </w:r>
-          </w:p>
-        </w:tc>
-        <w:tc>
-          <w:tcPr>
-            <w:tcW w:type="dxa" w:w="1191"/>
-          </w:tcPr>
-          <w:p>
-            <w:r>
-              <w:rPr>
-                <w:b w:val="0"/>
-                <w:i w:val="0"/>
-                <w:color w:val="64748B"/>
-                <w:sz w:val="16"/>
-              </w:rPr>
-              <w:t>GT-CQ</w:t>
-            </w:r>
-          </w:p>
-        </w:tc>
-        <w:tc>
-          <w:tcPr>
-            <w:tcW w:type="dxa" w:w="4706"/>
-          </w:tcPr>
-          <w:p>
-            <w:r>
-              <w:rPr>
-                <w:b w:val="0"/>
-                <w:i w:val="0"/>
-                <w:sz w:val="17"/>
-              </w:rPr>
-              <w:t>La consommation de 14 Kg en taille unique de Mil provient de la propre production du ménage mais le ménage n'est pas agriculteur, prière de reprendre la section agriculture ou verifier cette quantité s'elle ne provient pas d'autre source.</w:t>
-            </w:r>
-          </w:p>
-        </w:tc>
-      </w:tr>
-      <w:tr>
-        <w:tc>
-          <w:tcPr>
-            <w:tcW w:type="dxa" w:w="964"/>
-          </w:tcPr>
-          <w:p>
-            <w:r>
-              <w:rPr>
-                <w:b/>
-                <w:i w:val="0"/>
-                <w:color w:val="EA580C"/>
-                <w:sz w:val="16"/>
-              </w:rPr>
-              <w:t>Moyenne</w:t>
-            </w:r>
-          </w:p>
-        </w:tc>
-        <w:tc>
-          <w:tcPr>
-            <w:tcW w:type="dxa" w:w="1247"/>
-          </w:tcPr>
-          <w:p>
-            <w:r>
-              <w:rPr>
-                <w:b/>
-                <w:i w:val="0"/>
-                <w:sz w:val="16"/>
-              </w:rPr>
-              <w:t>S07</w:t>
-              <w:br/>
-            </w:r>
-            <w:r>
-              <w:rPr>
-                <w:b w:val="0"/>
-                <w:i w:val="0"/>
-                <w:color w:val="64748B"/>
-                <w:sz w:val="14"/>
-              </w:rPr>
-              <w:t>Consommation alimentaire</w:t>
-            </w:r>
-          </w:p>
-        </w:tc>
-        <w:tc>
-          <w:tcPr>
-            <w:tcW w:type="dxa" w:w="1531"/>
-          </w:tcPr>
-          <w:p>
-            <w:r>
-              <w:rPr>
-                <w:b/>
-                <w:i w:val="0"/>
-                <w:color w:val="16A34A"/>
-                <w:sz w:val="16"/>
-              </w:rPr>
-              <w:t>s07bq07a, s07bq07b, s07bq07c, s07bq08</w:t>
-            </w:r>
-          </w:p>
-        </w:tc>
-        <w:tc>
-          <w:tcPr>
-            <w:tcW w:type="dxa" w:w="1191"/>
-          </w:tcPr>
-          <w:p>
-            <w:r>
-              <w:rPr>
-                <w:b w:val="0"/>
-                <w:i w:val="0"/>
-                <w:color w:val="64748B"/>
-                <w:sz w:val="16"/>
-              </w:rPr>
-              <w:t>GT-CQ</w:t>
-            </w:r>
-          </w:p>
-        </w:tc>
-        <w:tc>
-          <w:tcPr>
-            <w:tcW w:type="dxa" w:w="4706"/>
-          </w:tcPr>
-          <w:p>
-            <w:r>
-              <w:rPr>
-                <w:b w:val="0"/>
-                <w:i w:val="0"/>
-                <w:sz w:val="17"/>
-              </w:rPr>
-              <w:t>Le prix d'achat unitaire (1000 Fcfa) de Sel en Sac (5 Kg) de taille taille unique est très faible, prière de regarder les reponses prises dans les questions s07bq07a s07bq07b s07bq07c s07bq08 pour mieux corriger.</w:t>
-            </w:r>
-          </w:p>
-        </w:tc>
-      </w:tr>
-      <w:tr>
-        <w:tc>
-          <w:tcPr>
-            <w:tcW w:type="dxa" w:w="964"/>
-          </w:tcPr>
-          <w:p>
-            <w:r>
-              <w:rPr>
-                <w:b/>
-                <w:i w:val="0"/>
-                <w:color w:val="EA580C"/>
-                <w:sz w:val="16"/>
-              </w:rPr>
-              <w:t>Moyenne</w:t>
-            </w:r>
-          </w:p>
-        </w:tc>
-        <w:tc>
-          <w:tcPr>
-            <w:tcW w:type="dxa" w:w="1247"/>
-          </w:tcPr>
-          <w:p>
-            <w:r>
-              <w:rPr>
-                <w:b/>
-                <w:i w:val="0"/>
-                <w:sz w:val="16"/>
-              </w:rPr>
-              <w:t>S09</w:t>
-              <w:br/>
-            </w:r>
-            <w:r>
-              <w:rPr>
-                <w:b w:val="0"/>
-                <w:i w:val="0"/>
-                <w:color w:val="64748B"/>
-                <w:sz w:val="14"/>
-              </w:rPr>
-              <w:t>Dépenses non alimentaires</w:t>
-            </w:r>
-          </w:p>
-        </w:tc>
-        <w:tc>
-          <w:tcPr>
-            <w:tcW w:type="dxa" w:w="1531"/>
-          </w:tcPr>
-          <w:p>
-            <w:r>
-              <w:rPr>
-                <w:b/>
-                <w:i w:val="0"/>
-                <w:color w:val="16A34A"/>
-                <w:sz w:val="16"/>
-              </w:rPr>
-              <w:t>—</w:t>
-            </w:r>
-          </w:p>
-        </w:tc>
-        <w:tc>
-          <w:tcPr>
-            <w:tcW w:type="dxa" w:w="1191"/>
-          </w:tcPr>
-          <w:p>
-            <w:r>
-              <w:rPr>
-                <w:b w:val="0"/>
-                <w:i w:val="0"/>
-                <w:color w:val="64748B"/>
-                <w:sz w:val="16"/>
-              </w:rPr>
-              <w:t>GT-CQ</w:t>
-            </w:r>
-          </w:p>
-        </w:tc>
-        <w:tc>
-          <w:tcPr>
-            <w:tcW w:type="dxa" w:w="4706"/>
-          </w:tcPr>
-          <w:p>
-            <w:r>
-              <w:rPr>
-                <w:b w:val="0"/>
-                <w:i w:val="0"/>
-                <w:sz w:val="17"/>
-              </w:rPr>
-              <w:t>Attention ! La dépense totale du ménage de ROKHYA DIOP (338000 Fcfa) de la fête de Baptêmes est relativement élevé.</w:t>
-            </w:r>
-          </w:p>
-        </w:tc>
-      </w:tr>
-      <w:tr>
-        <w:tc>
-          <w:tcPr>
-            <w:tcW w:type="dxa" w:w="964"/>
-          </w:tcPr>
-          <w:p>
-            <w:r>
-              <w:rPr>
-                <w:b/>
-                <w:i w:val="0"/>
-                <w:color w:val="EA580C"/>
-                <w:sz w:val="16"/>
-              </w:rPr>
-              <w:t>Moyenne</w:t>
-            </w:r>
-          </w:p>
-        </w:tc>
-        <w:tc>
-          <w:tcPr>
-            <w:tcW w:type="dxa" w:w="1247"/>
-          </w:tcPr>
-          <w:p>
-            <w:r>
-              <w:rPr>
-                <w:b/>
-                <w:i w:val="0"/>
-                <w:sz w:val="16"/>
-              </w:rPr>
-              <w:t>S09</w:t>
-              <w:br/>
-            </w:r>
-            <w:r>
-              <w:rPr>
-                <w:b w:val="0"/>
-                <w:i w:val="0"/>
-                <w:color w:val="64748B"/>
-                <w:sz w:val="14"/>
-              </w:rPr>
-              <w:t>Dépenses non alimentaires</w:t>
-            </w:r>
-          </w:p>
-        </w:tc>
-        <w:tc>
-          <w:tcPr>
-            <w:tcW w:type="dxa" w:w="1531"/>
-          </w:tcPr>
-          <w:p>
-            <w:r>
-              <w:rPr>
-                <w:b/>
-                <w:i w:val="0"/>
-                <w:color w:val="16A34A"/>
-                <w:sz w:val="16"/>
-              </w:rPr>
-              <w:t>—</w:t>
-            </w:r>
-          </w:p>
-        </w:tc>
-        <w:tc>
-          <w:tcPr>
-            <w:tcW w:type="dxa" w:w="1191"/>
-          </w:tcPr>
-          <w:p>
-            <w:r>
-              <w:rPr>
-                <w:b w:val="0"/>
-                <w:i w:val="0"/>
-                <w:color w:val="64748B"/>
-                <w:sz w:val="16"/>
-              </w:rPr>
-              <w:t>GT-CQ</w:t>
-            </w:r>
-          </w:p>
-        </w:tc>
-        <w:tc>
-          <w:tcPr>
-            <w:tcW w:type="dxa" w:w="4706"/>
-          </w:tcPr>
-          <w:p>
-            <w:r>
-              <w:rPr>
-                <w:b w:val="0"/>
-                <w:i w:val="0"/>
-                <w:sz w:val="17"/>
-              </w:rPr>
-              <w:t>Prière de corriger ou de confirmer avec le QG.</w:t>
-            </w:r>
-          </w:p>
-        </w:tc>
-      </w:tr>
-      <w:tr>
-        <w:tc>
-          <w:tcPr>
-            <w:tcW w:type="dxa" w:w="964"/>
-          </w:tcPr>
-          <w:p>
-            <w:r>
-              <w:rPr>
-                <w:b/>
-                <w:i w:val="0"/>
-                <w:color w:val="EA580C"/>
-                <w:sz w:val="16"/>
-              </w:rPr>
-              <w:t>Moyenne</w:t>
-            </w:r>
-          </w:p>
-        </w:tc>
-        <w:tc>
-          <w:tcPr>
-            <w:tcW w:type="dxa" w:w="1247"/>
-          </w:tcPr>
-          <w:p>
-            <w:r>
-              <w:rPr>
-                <w:b/>
-                <w:i w:val="0"/>
-                <w:sz w:val="16"/>
-              </w:rPr>
-              <w:t>S09</w:t>
-              <w:br/>
-            </w:r>
-            <w:r>
-              <w:rPr>
-                <w:b w:val="0"/>
-                <w:i w:val="0"/>
-                <w:color w:val="64748B"/>
-                <w:sz w:val="14"/>
-              </w:rPr>
-              <w:t>Dépenses non alimentaires</w:t>
-            </w:r>
-          </w:p>
-        </w:tc>
-        <w:tc>
-          <w:tcPr>
-            <w:tcW w:type="dxa" w:w="1531"/>
-          </w:tcPr>
-          <w:p>
-            <w:r>
-              <w:rPr>
-                <w:b/>
-                <w:i w:val="0"/>
-                <w:color w:val="16A34A"/>
-                <w:sz w:val="16"/>
-              </w:rPr>
-              <w:t>—</w:t>
-            </w:r>
-          </w:p>
-        </w:tc>
-        <w:tc>
-          <w:tcPr>
-            <w:tcW w:type="dxa" w:w="1191"/>
-          </w:tcPr>
-          <w:p>
-            <w:r>
-              <w:rPr>
-                <w:b w:val="0"/>
-                <w:i w:val="0"/>
-                <w:color w:val="64748B"/>
-                <w:sz w:val="16"/>
-              </w:rPr>
-              <w:t>GT-CQ</w:t>
-            </w:r>
-          </w:p>
-        </w:tc>
-        <w:tc>
-          <w:tcPr>
-            <w:tcW w:type="dxa" w:w="4706"/>
-          </w:tcPr>
-          <w:p>
-            <w:r>
-              <w:rPr>
-                <w:b w:val="0"/>
-                <w:i w:val="0"/>
-                <w:sz w:val="17"/>
-              </w:rPr>
-              <w:t>Attention ! La dépense du ménage de ROKHYA DIOP (30000 Fcfa) au cours de 12 derniers mois de Achat d'un vélo pour usage personnel est relativement élevé.</w:t>
-            </w:r>
-          </w:p>
-        </w:tc>
-      </w:tr>
-      <w:tr>
-        <w:tc>
-          <w:tcPr>
-            <w:tcW w:type="dxa" w:w="964"/>
-          </w:tcPr>
-          <w:p>
-            <w:r>
-              <w:rPr>
-                <w:b/>
-                <w:i w:val="0"/>
-                <w:color w:val="EA580C"/>
-                <w:sz w:val="16"/>
-              </w:rPr>
-              <w:t>Moyenne</w:t>
-            </w:r>
-          </w:p>
-        </w:tc>
-        <w:tc>
-          <w:tcPr>
-            <w:tcW w:type="dxa" w:w="1247"/>
-          </w:tcPr>
-          <w:p>
-            <w:r>
-              <w:rPr>
-                <w:b/>
-                <w:i w:val="0"/>
-                <w:sz w:val="16"/>
-              </w:rPr>
-              <w:t>S09</w:t>
-              <w:br/>
-            </w:r>
-            <w:r>
-              <w:rPr>
-                <w:b w:val="0"/>
-                <w:i w:val="0"/>
-                <w:color w:val="64748B"/>
-                <w:sz w:val="14"/>
-              </w:rPr>
-              <w:t>Dépenses non alimentaires</w:t>
-            </w:r>
-          </w:p>
-        </w:tc>
-        <w:tc>
-          <w:tcPr>
-            <w:tcW w:type="dxa" w:w="1531"/>
-          </w:tcPr>
-          <w:p>
-            <w:r>
-              <w:rPr>
-                <w:b/>
-                <w:i w:val="0"/>
-                <w:color w:val="16A34A"/>
-                <w:sz w:val="16"/>
-              </w:rPr>
-              <w:t>—</w:t>
-            </w:r>
-          </w:p>
-        </w:tc>
-        <w:tc>
-          <w:tcPr>
-            <w:tcW w:type="dxa" w:w="1191"/>
-          </w:tcPr>
-          <w:p>
-            <w:r>
-              <w:rPr>
-                <w:b w:val="0"/>
-                <w:i w:val="0"/>
-                <w:color w:val="64748B"/>
-                <w:sz w:val="16"/>
-              </w:rPr>
-              <w:t>GT-CQ</w:t>
-            </w:r>
-          </w:p>
-        </w:tc>
-        <w:tc>
-          <w:tcPr>
-            <w:tcW w:type="dxa" w:w="4706"/>
-          </w:tcPr>
-          <w:p>
-            <w:r>
-              <w:rPr>
-                <w:b w:val="0"/>
-                <w:i w:val="0"/>
-                <w:sz w:val="17"/>
-              </w:rPr>
-              <w:t>Prière de corriger ou de confirmer avec le QG.</w:t>
-            </w:r>
-          </w:p>
-        </w:tc>
-      </w:tr>
-      <w:tr>
-        <w:tc>
-          <w:tcPr>
-            <w:tcW w:type="dxa" w:w="964"/>
-          </w:tcPr>
-          <w:p>
-            <w:r>
-              <w:rPr>
-                <w:b/>
-                <w:i w:val="0"/>
-                <w:color w:val="EA580C"/>
-                <w:sz w:val="16"/>
-              </w:rPr>
-              <w:t>Moyenne</w:t>
-            </w:r>
-          </w:p>
-        </w:tc>
-        <w:tc>
-          <w:tcPr>
-            <w:tcW w:type="dxa" w:w="1247"/>
-          </w:tcPr>
-          <w:p>
-            <w:r>
-              <w:rPr>
-                <w:b/>
-                <w:i w:val="0"/>
-                <w:sz w:val="16"/>
-              </w:rPr>
-              <w:t>S09</w:t>
-              <w:br/>
-            </w:r>
-            <w:r>
-              <w:rPr>
-                <w:b w:val="0"/>
-                <w:i w:val="0"/>
-                <w:color w:val="64748B"/>
-                <w:sz w:val="14"/>
-              </w:rPr>
-              <w:t>Dépenses non alimentaires</w:t>
-            </w:r>
-          </w:p>
-        </w:tc>
-        <w:tc>
-          <w:tcPr>
-            <w:tcW w:type="dxa" w:w="1531"/>
-          </w:tcPr>
-          <w:p>
-            <w:r>
-              <w:rPr>
-                <w:b/>
-                <w:i w:val="0"/>
-                <w:color w:val="16A34A"/>
-                <w:sz w:val="16"/>
-              </w:rPr>
-              <w:t>—</w:t>
-            </w:r>
-          </w:p>
-        </w:tc>
-        <w:tc>
-          <w:tcPr>
-            <w:tcW w:type="dxa" w:w="1191"/>
-          </w:tcPr>
-          <w:p>
-            <w:r>
-              <w:rPr>
-                <w:b w:val="0"/>
-                <w:i w:val="0"/>
-                <w:color w:val="64748B"/>
-                <w:sz w:val="16"/>
-              </w:rPr>
-              <w:t>GT-CQ</w:t>
-            </w:r>
-          </w:p>
-        </w:tc>
-        <w:tc>
-          <w:tcPr>
-            <w:tcW w:type="dxa" w:w="4706"/>
-          </w:tcPr>
-          <w:p>
-            <w:r>
-              <w:rPr>
-                <w:b w:val="0"/>
-                <w:i w:val="0"/>
-                <w:sz w:val="17"/>
-              </w:rPr>
-              <w:t>Attention ! La dépense du ménage de ROKHYA DIOP (60000 Fcfa) au cours de 12 derniers mois de Achat d'un téléphone portable est relativement élevé.</w:t>
-            </w:r>
-          </w:p>
-        </w:tc>
-      </w:tr>
-      <w:tr>
-        <w:tc>
-          <w:tcPr>
-            <w:tcW w:type="dxa" w:w="964"/>
-          </w:tcPr>
-          <w:p>
-            <w:r>
-              <w:rPr>
-                <w:b/>
-                <w:i w:val="0"/>
-                <w:color w:val="EA580C"/>
-                <w:sz w:val="16"/>
-              </w:rPr>
-              <w:t>Moyenne</w:t>
-            </w:r>
-          </w:p>
-        </w:tc>
-        <w:tc>
-          <w:tcPr>
-            <w:tcW w:type="dxa" w:w="1247"/>
-          </w:tcPr>
-          <w:p>
-            <w:r>
-              <w:rPr>
-                <w:b/>
-                <w:i w:val="0"/>
-                <w:sz w:val="16"/>
-              </w:rPr>
-              <w:t>S10</w:t>
-              <w:br/>
-            </w:r>
-            <w:r>
-              <w:rPr>
-                <w:b w:val="0"/>
-                <w:i w:val="0"/>
-                <w:color w:val="64748B"/>
-                <w:sz w:val="14"/>
-              </w:rPr>
-              <w:t>Logement</w:t>
-            </w:r>
-          </w:p>
-        </w:tc>
-        <w:tc>
-          <w:tcPr>
-            <w:tcW w:type="dxa" w:w="1531"/>
-          </w:tcPr>
-          <w:p>
-            <w:r>
-              <w:rPr>
-                <w:b/>
-                <w:i w:val="0"/>
-                <w:color w:val="16A34A"/>
-                <w:sz w:val="16"/>
-              </w:rPr>
-              <w:t>s10q40</w:t>
-            </w:r>
-          </w:p>
-        </w:tc>
-        <w:tc>
-          <w:tcPr>
-            <w:tcW w:type="dxa" w:w="1191"/>
-          </w:tcPr>
-          <w:p>
-            <w:r>
-              <w:rPr>
-                <w:b w:val="0"/>
-                <w:i w:val="0"/>
-                <w:color w:val="64748B"/>
-                <w:sz w:val="16"/>
-              </w:rPr>
-              <w:t>GT-CQ</w:t>
-            </w:r>
-          </w:p>
-        </w:tc>
-        <w:tc>
-          <w:tcPr>
-            <w:tcW w:type="dxa" w:w="4706"/>
-          </w:tcPr>
-          <w:p>
-            <w:r>
-              <w:rPr>
-                <w:b w:val="0"/>
-                <w:i w:val="0"/>
-                <w:sz w:val="17"/>
-              </w:rPr>
-              <w:t>Peu plausible! la valeur actuelle déclarée en s10q40 pour vente de omo semble trop petite ou trop élevée.</w:t>
-            </w:r>
-          </w:p>
-        </w:tc>
-      </w:tr>
-      <w:tr>
-        <w:tc>
-          <w:tcPr>
-            <w:tcW w:type="dxa" w:w="964"/>
-          </w:tcPr>
-          <w:p>
-            <w:r>
-              <w:rPr>
-                <w:b/>
-                <w:i w:val="0"/>
-                <w:color w:val="EA580C"/>
-                <w:sz w:val="16"/>
-              </w:rPr>
-              <w:t>Moyenne</w:t>
-            </w:r>
-          </w:p>
-        </w:tc>
-        <w:tc>
-          <w:tcPr>
-            <w:tcW w:type="dxa" w:w="1247"/>
-          </w:tcPr>
-          <w:p>
-            <w:r>
-              <w:rPr>
-                <w:b/>
-                <w:i w:val="0"/>
-                <w:sz w:val="16"/>
-              </w:rPr>
-              <w:t>S10</w:t>
-              <w:br/>
-            </w:r>
-            <w:r>
-              <w:rPr>
-                <w:b w:val="0"/>
-                <w:i w:val="0"/>
-                <w:color w:val="64748B"/>
-                <w:sz w:val="14"/>
-              </w:rPr>
-              <w:t>Logement</w:t>
-            </w:r>
-          </w:p>
-        </w:tc>
-        <w:tc>
-          <w:tcPr>
-            <w:tcW w:type="dxa" w:w="1531"/>
-          </w:tcPr>
-          <w:p>
-            <w:r>
-              <w:rPr>
-                <w:b/>
-                <w:i w:val="0"/>
-                <w:color w:val="16A34A"/>
-                <w:sz w:val="16"/>
-              </w:rPr>
-              <w:t>—</w:t>
-            </w:r>
-          </w:p>
-        </w:tc>
-        <w:tc>
-          <w:tcPr>
-            <w:tcW w:type="dxa" w:w="1191"/>
-          </w:tcPr>
-          <w:p>
-            <w:r>
-              <w:rPr>
-                <w:b w:val="0"/>
-                <w:i w:val="0"/>
-                <w:color w:val="64748B"/>
-                <w:sz w:val="16"/>
-              </w:rPr>
-              <w:t>GT-CQ</w:t>
-            </w:r>
-          </w:p>
-        </w:tc>
-        <w:tc>
-          <w:tcPr>
-            <w:tcW w:type="dxa" w:w="4706"/>
-          </w:tcPr>
-          <w:p>
-            <w:r>
-              <w:rPr>
-                <w:b w:val="0"/>
-                <w:i w:val="0"/>
-                <w:sz w:val="17"/>
-              </w:rPr>
-              <w:t>Veuillez, s'il vous plaît, confirmer cette information avec le QG ou la corriger.</w:t>
-            </w:r>
-          </w:p>
-        </w:tc>
-      </w:tr>
-      <w:tr>
-        <w:tc>
-          <w:tcPr>
-            <w:tcW w:type="dxa" w:w="964"/>
-          </w:tcPr>
-          <w:p>
-            <w:r>
-              <w:rPr>
-                <w:b/>
-                <w:i w:val="0"/>
-                <w:color w:val="EA580C"/>
-                <w:sz w:val="16"/>
-              </w:rPr>
-              <w:t>Moyenne</w:t>
-            </w:r>
-          </w:p>
-        </w:tc>
-        <w:tc>
-          <w:tcPr>
-            <w:tcW w:type="dxa" w:w="1247"/>
-          </w:tcPr>
-          <w:p>
-            <w:r>
-              <w:rPr>
-                <w:b/>
-                <w:i w:val="0"/>
-                <w:sz w:val="16"/>
-              </w:rPr>
-              <w:t>S10</w:t>
-              <w:br/>
-            </w:r>
-            <w:r>
-              <w:rPr>
-                <w:b w:val="0"/>
-                <w:i w:val="0"/>
-                <w:color w:val="64748B"/>
-                <w:sz w:val="14"/>
-              </w:rPr>
-              <w:t>Logement</w:t>
-            </w:r>
-          </w:p>
-        </w:tc>
-        <w:tc>
-          <w:tcPr>
-            <w:tcW w:type="dxa" w:w="1531"/>
-          </w:tcPr>
-          <w:p>
-            <w:r>
-              <w:rPr>
-                <w:b/>
-                <w:i w:val="0"/>
-                <w:color w:val="16A34A"/>
-                <w:sz w:val="16"/>
-              </w:rPr>
-              <w:t>s10q47, s10q46</w:t>
-            </w:r>
-          </w:p>
-        </w:tc>
-        <w:tc>
-          <w:tcPr>
-            <w:tcW w:type="dxa" w:w="1191"/>
-          </w:tcPr>
-          <w:p>
-            <w:r>
-              <w:rPr>
-                <w:b w:val="0"/>
-                <w:i w:val="0"/>
-                <w:color w:val="64748B"/>
-                <w:sz w:val="16"/>
-              </w:rPr>
-              <w:t>GT-CQ</w:t>
-            </w:r>
-          </w:p>
-        </w:tc>
-        <w:tc>
-          <w:tcPr>
-            <w:tcW w:type="dxa" w:w="4706"/>
-          </w:tcPr>
-          <w:p>
-            <w:r>
-              <w:rPr>
-                <w:b w:val="0"/>
-                <w:i w:val="0"/>
-                <w:sz w:val="17"/>
-              </w:rPr>
-              <w:t>Le montant dépensé de L'entreprise vente de omo pour l'achat de ces marchandises revendues en état, sans transformation ne peut être supérieur aux montants obtenus sur la revente de marchandises achetées et revendues en état au cours des 30 derniers jours ou durant le dernier mois où l'entreprise a fonctionné (s10q47 &gt; s10q46), prière de corriger.</w:t>
-            </w:r>
-          </w:p>
-        </w:tc>
-      </w:tr>
-      <w:tr>
-        <w:tc>
-          <w:tcPr>
-            <w:tcW w:type="dxa" w:w="964"/>
-          </w:tcPr>
-          <w:p>
-            <w:r>
-              <w:rPr>
-                <w:b/>
-                <w:i w:val="0"/>
-                <w:color w:val="EA580C"/>
-                <w:sz w:val="16"/>
-              </w:rPr>
-              <w:t>Moyenne</w:t>
-            </w:r>
-          </w:p>
-        </w:tc>
-        <w:tc>
-          <w:tcPr>
-            <w:tcW w:type="dxa" w:w="1247"/>
-          </w:tcPr>
-          <w:p>
-            <w:r>
-              <w:rPr>
-                <w:b/>
-                <w:i w:val="0"/>
-                <w:sz w:val="16"/>
-              </w:rPr>
-              <w:t>S10</w:t>
-              <w:br/>
-            </w:r>
-            <w:r>
-              <w:rPr>
-                <w:b w:val="0"/>
-                <w:i w:val="0"/>
-                <w:color w:val="64748B"/>
-                <w:sz w:val="14"/>
-              </w:rPr>
-              <w:t>Logement</w:t>
-            </w:r>
-          </w:p>
-        </w:tc>
-        <w:tc>
-          <w:tcPr>
-            <w:tcW w:type="dxa" w:w="1531"/>
-          </w:tcPr>
-          <w:p>
-            <w:r>
-              <w:rPr>
-                <w:b/>
-                <w:i w:val="0"/>
-                <w:color w:val="16A34A"/>
-                <w:sz w:val="16"/>
-              </w:rPr>
-              <w:t>s10q49, s10q48</w:t>
-            </w:r>
-          </w:p>
-        </w:tc>
-        <w:tc>
-          <w:tcPr>
-            <w:tcW w:type="dxa" w:w="1191"/>
-          </w:tcPr>
-          <w:p>
-            <w:r>
-              <w:rPr>
-                <w:b w:val="0"/>
-                <w:i w:val="0"/>
-                <w:color w:val="64748B"/>
-                <w:sz w:val="16"/>
-              </w:rPr>
-              <w:t>GT-CQ</w:t>
-            </w:r>
-          </w:p>
-        </w:tc>
-        <w:tc>
-          <w:tcPr>
-            <w:tcW w:type="dxa" w:w="4706"/>
-          </w:tcPr>
-          <w:p>
-            <w:r>
-              <w:rPr>
-                <w:b w:val="0"/>
-                <w:i w:val="0"/>
-                <w:sz w:val="17"/>
-              </w:rPr>
-              <w:t>Le montant dépensé de l'entreprise vente de omo en achat de matières premières pour les produits vendus au cours des 30 derniers jours ou durant le dernier mois où l'entreprise a fonctionné ne peut pas être supéreur aux montants obtenus sur la vente de produits transformés par l'entreprise au cours de cette même période où l'entreprise a fonctionné (s10q49 &gt; s10q48), prière de corriger.</w:t>
-            </w:r>
-          </w:p>
-        </w:tc>
-      </w:tr>
-      <w:tr>
-        <w:tc>
-          <w:tcPr>
-            <w:tcW w:type="dxa" w:w="964"/>
-          </w:tcPr>
-          <w:p>
-            <w:r>
-              <w:rPr>
-                <w:b/>
-                <w:i w:val="0"/>
-                <w:color w:val="EA580C"/>
-                <w:sz w:val="16"/>
-              </w:rPr>
-              <w:t>Moyenne</w:t>
-            </w:r>
-          </w:p>
-        </w:tc>
-        <w:tc>
-          <w:tcPr>
-            <w:tcW w:type="dxa" w:w="1247"/>
-          </w:tcPr>
-          <w:p>
-            <w:r>
-              <w:rPr>
-                <w:b/>
-                <w:i w:val="0"/>
-                <w:sz w:val="16"/>
-              </w:rPr>
-              <w:t>S10</w:t>
-              <w:br/>
-            </w:r>
-            <w:r>
-              <w:rPr>
-                <w:b w:val="0"/>
-                <w:i w:val="0"/>
-                <w:color w:val="64748B"/>
-                <w:sz w:val="14"/>
-              </w:rPr>
-              <w:t>Logement</w:t>
-            </w:r>
-          </w:p>
-        </w:tc>
-        <w:tc>
-          <w:tcPr>
-            <w:tcW w:type="dxa" w:w="1531"/>
-          </w:tcPr>
-          <w:p>
-            <w:r>
-              <w:rPr>
-                <w:b/>
-                <w:i w:val="0"/>
-                <w:color w:val="16A34A"/>
-                <w:sz w:val="16"/>
-              </w:rPr>
-              <w:t>s10q49, s10q48</w:t>
-            </w:r>
-          </w:p>
-        </w:tc>
-        <w:tc>
-          <w:tcPr>
-            <w:tcW w:type="dxa" w:w="1191"/>
-          </w:tcPr>
-          <w:p>
-            <w:r>
-              <w:rPr>
-                <w:b w:val="0"/>
-                <w:i w:val="0"/>
-                <w:color w:val="64748B"/>
-                <w:sz w:val="16"/>
-              </w:rPr>
-              <w:t>GT-CQ</w:t>
-            </w:r>
-          </w:p>
-        </w:tc>
-        <w:tc>
-          <w:tcPr>
-            <w:tcW w:type="dxa" w:w="4706"/>
-          </w:tcPr>
-          <w:p>
-            <w:r>
-              <w:rPr>
-                <w:b w:val="0"/>
-                <w:i w:val="0"/>
-                <w:sz w:val="17"/>
-              </w:rPr>
-              <w:t>L'entreprise vente de omo a depensé en achat de matières premières pour les produits vendus (s10q49 different de 0) mais dit n'avoir réçu aucune somme sur la vente de produits transformés (s10q48 est égal à 0), prière de fournir de l'effort pour estimer le montant obtenu sur la vente vente de produits transformés.</w:t>
-            </w:r>
-          </w:p>
-        </w:tc>
-      </w:tr>
-      <w:tr>
-        <w:tc>
-          <w:tcPr>
-            <w:tcW w:type="dxa" w:w="964"/>
-          </w:tcPr>
-          <w:p>
-            <w:r>
-              <w:rPr>
-                <w:b/>
-                <w:i w:val="0"/>
-                <w:color w:val="EA580C"/>
-                <w:sz w:val="16"/>
-              </w:rPr>
-              <w:t>Moyenne</w:t>
-            </w:r>
-          </w:p>
-        </w:tc>
-        <w:tc>
-          <w:tcPr>
-            <w:tcW w:type="dxa" w:w="1247"/>
-          </w:tcPr>
-          <w:p>
-            <w:r>
-              <w:rPr>
-                <w:b/>
-                <w:i w:val="0"/>
-                <w:sz w:val="16"/>
-              </w:rPr>
-              <w:t>S10</w:t>
-              <w:br/>
-            </w:r>
-            <w:r>
-              <w:rPr>
-                <w:b w:val="0"/>
-                <w:i w:val="0"/>
-                <w:color w:val="64748B"/>
-                <w:sz w:val="14"/>
-              </w:rPr>
-              <w:t>Logement</w:t>
-            </w:r>
-          </w:p>
-        </w:tc>
-        <w:tc>
-          <w:tcPr>
-            <w:tcW w:type="dxa" w:w="1531"/>
-          </w:tcPr>
-          <w:p>
-            <w:r>
-              <w:rPr>
-                <w:b/>
-                <w:i w:val="0"/>
-                <w:color w:val="16A34A"/>
-                <w:sz w:val="16"/>
-              </w:rPr>
-              <w:t>s10q46, s10q48, s10q50</w:t>
-            </w:r>
-          </w:p>
-        </w:tc>
-        <w:tc>
-          <w:tcPr>
-            <w:tcW w:type="dxa" w:w="1191"/>
-          </w:tcPr>
-          <w:p>
-            <w:r>
-              <w:rPr>
-                <w:b w:val="0"/>
-                <w:i w:val="0"/>
-                <w:color w:val="64748B"/>
-                <w:sz w:val="16"/>
-              </w:rPr>
-              <w:t>GT-CQ</w:t>
-            </w:r>
-          </w:p>
-        </w:tc>
-        <w:tc>
-          <w:tcPr>
-            <w:tcW w:type="dxa" w:w="4706"/>
-          </w:tcPr>
-          <w:p>
-            <w:r>
-              <w:rPr>
-                <w:b w:val="0"/>
-                <w:i w:val="0"/>
-                <w:sz w:val="17"/>
-              </w:rPr>
-              <w:t>L'entreprise vente de omo existe dit n'avoir pas fait la revente de marchandises achetées et revendues en état, aussi le montant obtenus sur la vente de produits transformés par l'entreprise  n'a reçu aucune somme sur les reventes (s10q46=0 &amp; s10q48=0 &amp; s10q50=0); alors s'agit-il de quelle entreprise ? L'entreprise vente de omo n'est pas une entreprise commerciale et pourtant vous avez renseigné soit renseigner la question 10.46 ou 10.47, si vous pensez qu'elle est une entreprise commerciale prière de reprendre le classement de la nomenclature en 10.17a ou s'elle n'est pas commerciale merci de mettre 0 en 10.46 et 10.47.</w:t>
-            </w:r>
-          </w:p>
-        </w:tc>
-      </w:tr>
-      <w:tr>
-        <w:tc>
-          <w:tcPr>
-            <w:tcW w:type="dxa" w:w="964"/>
-          </w:tcPr>
-          <w:p>
-            <w:r>
-              <w:rPr>
-                <w:b/>
-                <w:i w:val="0"/>
-                <w:color w:val="EA580C"/>
-                <w:sz w:val="16"/>
-              </w:rPr>
-              <w:t>Moyenne</w:t>
-            </w:r>
-          </w:p>
-        </w:tc>
-        <w:tc>
-          <w:tcPr>
-            <w:tcW w:type="dxa" w:w="1247"/>
-          </w:tcPr>
-          <w:p>
-            <w:r>
-              <w:rPr>
-                <w:b/>
-                <w:i w:val="0"/>
-                <w:sz w:val="16"/>
-              </w:rPr>
-              <w:t>S10</w:t>
-              <w:br/>
-            </w:r>
-            <w:r>
-              <w:rPr>
-                <w:b w:val="0"/>
-                <w:i w:val="0"/>
-                <w:color w:val="64748B"/>
-                <w:sz w:val="14"/>
-              </w:rPr>
-              <w:t>Logement</w:t>
-            </w:r>
-          </w:p>
-        </w:tc>
-        <w:tc>
-          <w:tcPr>
-            <w:tcW w:type="dxa" w:w="1531"/>
-          </w:tcPr>
-          <w:p>
-            <w:r>
-              <w:rPr>
-                <w:b/>
-                <w:i w:val="0"/>
-                <w:color w:val="16A34A"/>
-                <w:sz w:val="16"/>
-              </w:rPr>
-              <w:t>—</w:t>
-            </w:r>
-          </w:p>
-        </w:tc>
-        <w:tc>
-          <w:tcPr>
-            <w:tcW w:type="dxa" w:w="1191"/>
-          </w:tcPr>
-          <w:p>
-            <w:r>
-              <w:rPr>
-                <w:b w:val="0"/>
-                <w:i w:val="0"/>
-                <w:color w:val="64748B"/>
-                <w:sz w:val="16"/>
-              </w:rPr>
-              <w:t>GT-CQ</w:t>
-            </w:r>
-          </w:p>
-        </w:tc>
-        <w:tc>
-          <w:tcPr>
-            <w:tcW w:type="dxa" w:w="4706"/>
-          </w:tcPr>
-          <w:p>
-            <w:r>
-              <w:rPr>
-                <w:b w:val="0"/>
-                <w:i w:val="0"/>
-                <w:sz w:val="17"/>
-              </w:rPr>
-              <w:t>Mettre soit le montant en 10.48 et 10.49 s'elle fait de la fabrication ou mettre en 10.50 s'elle rend service.</w:t>
-            </w:r>
-          </w:p>
-        </w:tc>
-      </w:tr>
-      <w:tr>
-        <w:tc>
-          <w:tcPr>
-            <w:tcW w:type="dxa" w:w="964"/>
-          </w:tcPr>
-          <w:p>
-            <w:r>
-              <w:rPr>
-                <w:b/>
-                <w:i w:val="0"/>
-                <w:color w:val="EA580C"/>
-                <w:sz w:val="16"/>
-              </w:rPr>
-              <w:t>Moyenne</w:t>
-            </w:r>
-          </w:p>
-        </w:tc>
-        <w:tc>
-          <w:tcPr>
-            <w:tcW w:type="dxa" w:w="1247"/>
-          </w:tcPr>
-          <w:p>
-            <w:r>
-              <w:rPr>
-                <w:b/>
-                <w:i w:val="0"/>
-                <w:sz w:val="16"/>
-              </w:rPr>
-              <w:t>S10</w:t>
-              <w:br/>
-            </w:r>
-            <w:r>
-              <w:rPr>
-                <w:b w:val="0"/>
-                <w:i w:val="0"/>
-                <w:color w:val="64748B"/>
-                <w:sz w:val="14"/>
-              </w:rPr>
-              <w:t>Logement</w:t>
-            </w:r>
-          </w:p>
-        </w:tc>
-        <w:tc>
-          <w:tcPr>
-            <w:tcW w:type="dxa" w:w="1531"/>
-          </w:tcPr>
-          <w:p>
-            <w:r>
-              <w:rPr>
-                <w:b/>
-                <w:i w:val="0"/>
-                <w:color w:val="16A34A"/>
-                <w:sz w:val="16"/>
-              </w:rPr>
-              <w:t>—</w:t>
-            </w:r>
-          </w:p>
-        </w:tc>
-        <w:tc>
-          <w:tcPr>
-            <w:tcW w:type="dxa" w:w="1191"/>
-          </w:tcPr>
-          <w:p>
-            <w:r>
-              <w:rPr>
-                <w:b w:val="0"/>
-                <w:i w:val="0"/>
-                <w:color w:val="64748B"/>
-                <w:sz w:val="16"/>
-              </w:rPr>
-              <w:t>GT-CQ</w:t>
-            </w:r>
-          </w:p>
-        </w:tc>
-        <w:tc>
-          <w:tcPr>
-            <w:tcW w:type="dxa" w:w="4706"/>
-          </w:tcPr>
-          <w:p>
-            <w:r>
-              <w:rPr>
-                <w:b w:val="0"/>
-                <w:i w:val="0"/>
-                <w:sz w:val="17"/>
-              </w:rPr>
-              <w:t>L'entreprise vente de omo n'est pas une entreprise de fabrication et pourtant vous avez renseigné soit renseigner la question 10.48 ou 10.49, si vous pensez qu'elle est une entreprise de fabrication prière de reprendre le classement de la nomenclature en 10.17a ou s'elle ne fait de fabrication merci de mettre 0 en 10.48 et 10.49.</w:t>
-            </w:r>
-          </w:p>
-        </w:tc>
-      </w:tr>
-      <w:tr>
-        <w:tc>
-          <w:tcPr>
-            <w:tcW w:type="dxa" w:w="964"/>
-          </w:tcPr>
-          <w:p>
-            <w:r>
-              <w:rPr>
-                <w:b/>
-                <w:i w:val="0"/>
-                <w:color w:val="EA580C"/>
-                <w:sz w:val="16"/>
-              </w:rPr>
-              <w:t>Moyenne</w:t>
-            </w:r>
-          </w:p>
-        </w:tc>
-        <w:tc>
-          <w:tcPr>
-            <w:tcW w:type="dxa" w:w="1247"/>
-          </w:tcPr>
-          <w:p>
-            <w:r>
-              <w:rPr>
-                <w:b/>
-                <w:i w:val="0"/>
-                <w:sz w:val="16"/>
-              </w:rPr>
-              <w:t>S10</w:t>
-              <w:br/>
-            </w:r>
-            <w:r>
-              <w:rPr>
-                <w:b w:val="0"/>
-                <w:i w:val="0"/>
-                <w:color w:val="64748B"/>
-                <w:sz w:val="14"/>
-              </w:rPr>
-              <w:t>Logement</w:t>
-            </w:r>
-          </w:p>
-        </w:tc>
-        <w:tc>
-          <w:tcPr>
-            <w:tcW w:type="dxa" w:w="1531"/>
-          </w:tcPr>
-          <w:p>
-            <w:r>
-              <w:rPr>
-                <w:b/>
-                <w:i w:val="0"/>
-                <w:color w:val="16A34A"/>
-                <w:sz w:val="16"/>
-              </w:rPr>
-              <w:t>—</w:t>
-            </w:r>
-          </w:p>
-        </w:tc>
-        <w:tc>
-          <w:tcPr>
-            <w:tcW w:type="dxa" w:w="1191"/>
-          </w:tcPr>
-          <w:p>
-            <w:r>
-              <w:rPr>
-                <w:b w:val="0"/>
-                <w:i w:val="0"/>
-                <w:color w:val="64748B"/>
-                <w:sz w:val="16"/>
-              </w:rPr>
-              <w:t>GT-CQ</w:t>
-            </w:r>
-          </w:p>
-        </w:tc>
-        <w:tc>
-          <w:tcPr>
-            <w:tcW w:type="dxa" w:w="4706"/>
-          </w:tcPr>
-          <w:p>
-            <w:r>
-              <w:rPr>
-                <w:b w:val="0"/>
-                <w:i w:val="0"/>
-                <w:sz w:val="17"/>
-              </w:rPr>
-              <w:t>Mettre soit le montant en 10.46 et 10.47 s'elle fait de commerce ou mettre en 10.50 s'elle rend service.</w:t>
-            </w:r>
-          </w:p>
-        </w:tc>
-      </w:tr>
-      <w:tr>
-        <w:tc>
-          <w:tcPr>
-            <w:tcW w:type="dxa" w:w="964"/>
-          </w:tcPr>
-          <w:p>
-            <w:r>
-              <w:rPr>
-                <w:b/>
-                <w:i w:val="0"/>
-                <w:color w:val="EA580C"/>
-                <w:sz w:val="16"/>
-              </w:rPr>
-              <w:t>Moyenne</w:t>
-            </w:r>
-          </w:p>
-        </w:tc>
-        <w:tc>
-          <w:tcPr>
-            <w:tcW w:type="dxa" w:w="1247"/>
-          </w:tcPr>
-          <w:p>
-            <w:r>
-              <w:rPr>
-                <w:b/>
-                <w:i w:val="0"/>
-                <w:sz w:val="16"/>
-              </w:rPr>
-              <w:t>S12</w:t>
-              <w:br/>
-            </w:r>
-            <w:r>
-              <w:rPr>
-                <w:b w:val="0"/>
-                <w:i w:val="0"/>
-                <w:color w:val="64748B"/>
-                <w:sz w:val="14"/>
-              </w:rPr>
-              <w:t>Avoirs / biens durables</w:t>
-            </w:r>
-          </w:p>
-        </w:tc>
-        <w:tc>
-          <w:tcPr>
-            <w:tcW w:type="dxa" w:w="1531"/>
-          </w:tcPr>
-          <w:p>
-            <w:r>
-              <w:rPr>
-                <w:b/>
-                <w:i w:val="0"/>
-                <w:color w:val="16A34A"/>
-                <w:sz w:val="16"/>
-              </w:rPr>
-              <w:t>s01q02, s02q01__1, s02q02__1, s02q03__1, s02q15, s03q17, s04q28, s04q35d</w:t>
-            </w:r>
-          </w:p>
-        </w:tc>
-        <w:tc>
-          <w:tcPr>
-            <w:tcW w:type="dxa" w:w="1191"/>
-          </w:tcPr>
-          <w:p>
-            <w:r>
-              <w:rPr>
-                <w:b w:val="0"/>
-                <w:i w:val="0"/>
-                <w:color w:val="64748B"/>
-                <w:sz w:val="16"/>
-              </w:rPr>
-              <w:t>GT-CQ</w:t>
-            </w:r>
-          </w:p>
-        </w:tc>
-        <w:tc>
-          <w:tcPr>
-            <w:tcW w:type="dxa" w:w="4706"/>
-          </w:tcPr>
-          <w:p>
-            <w:r>
-              <w:rPr>
-                <w:b w:val="0"/>
-                <w:i w:val="0"/>
-                <w:sz w:val="17"/>
-              </w:rPr>
               <w:t>Le prix de revente de l'article  Tapis ne doit pas être égal 0 même si le ménage l'a reçu en cadeau prière de leurs aider à faire une estimations.</w:t>
-            </w:r>
-          </w:p>
-        </w:tc>
-      </w:tr>
-      <w:tr>
-        <w:tc>
-          <w:tcPr>
-            <w:tcW w:type="dxa" w:w="964"/>
-          </w:tcPr>
-          <w:p>
-            <w:r>
-              <w:rPr>
-                <w:b/>
-                <w:i w:val="0"/>
-                <w:color w:val="EA580C"/>
-                <w:sz w:val="16"/>
-              </w:rPr>
-              <w:t>Moyenne</w:t>
-            </w:r>
-          </w:p>
-        </w:tc>
-        <w:tc>
-          <w:tcPr>
-            <w:tcW w:type="dxa" w:w="1247"/>
-          </w:tcPr>
-          <w:p>
-            <w:r>
-              <w:rPr>
-                <w:b/>
-                <w:i w:val="0"/>
-                <w:sz w:val="16"/>
-              </w:rPr>
-              <w:t>S13</w:t>
-              <w:br/>
-            </w:r>
-            <w:r>
-              <w:rPr>
-                <w:b w:val="0"/>
-                <w:i w:val="0"/>
-                <w:color w:val="64748B"/>
-                <w:sz w:val="14"/>
-              </w:rPr>
-              <w:t>Transferts</w:t>
-            </w:r>
-          </w:p>
-        </w:tc>
-        <w:tc>
-          <w:tcPr>
-            <w:tcW w:type="dxa" w:w="1531"/>
-          </w:tcPr>
-          <w:p>
-            <w:r>
-              <w:rPr>
-                <w:b/>
-                <w:i w:val="0"/>
-                <w:color w:val="16A34A"/>
-                <w:sz w:val="16"/>
-              </w:rPr>
-              <w:t>s00q07a, s00q08, s00q10, s00q13_0, s00q15_0, s00q17_0, s00q23a, s00q23b</w:t>
-            </w:r>
-          </w:p>
-        </w:tc>
-        <w:tc>
-          <w:tcPr>
-            <w:tcW w:type="dxa" w:w="1191"/>
-          </w:tcPr>
-          <w:p>
-            <w:r>
-              <w:rPr>
-                <w:b w:val="0"/>
-                <w:i w:val="0"/>
-                <w:color w:val="64748B"/>
-                <w:sz w:val="16"/>
-              </w:rPr>
-              <w:t>GT-CQ</w:t>
-            </w:r>
-          </w:p>
-        </w:tc>
-        <w:tc>
-          <w:tcPr>
-            <w:tcW w:type="dxa" w:w="4706"/>
-          </w:tcPr>
-          <w:p>
-            <w:r>
-              <w:rPr>
-                <w:b w:val="0"/>
-                <w:i w:val="0"/>
-                <w:sz w:val="17"/>
-              </w:rPr>
-              <w:t>L'enquêteur prière de fournir d'effort pour avoir le niveau d'étude et l'âge de celui qui a envoyé/donné de l'argent dans la section 13a (Transfert reçu).</w:t>
             </w:r>
           </w:p>
         </w:tc>
